--- a/docs/Huong_dan_su_dung_Product_Scanner.docx
+++ b/docs/Huong_dan_su_dung_Product_Scanner.docx
@@ -2,9 +2,1467 @@
 <file path=word/document.xml><?xml version="1.0" encoding="utf-8"?>
 <w:document xmlns:wpc="http://schemas.microsoft.com/office/word/2010/wordprocessingCanvas" xmlns:cx="http://schemas.microsoft.com/office/drawing/2014/chartex" xmlns:cx1="http://schemas.microsoft.com/office/drawing/2015/9/8/chartex" xmlns:cx2="http://schemas.microsoft.com/office/drawing/2015/10/21/chartex" xmlns:cx3="http://schemas.microsoft.com/office/drawing/2016/5/9/chartex" xmlns:cx4="http://schemas.microsoft.com/office/drawing/2016/5/10/chartex" xmlns:cx5="http://schemas.microsoft.com/office/drawing/2016/5/11/chartex" xmlns:cx6="http://schemas.microsoft.com/office/drawing/2016/5/12/chartex" xmlns:cx7="http://schemas.microsoft.com/office/drawing/2016/5/13/chartex" xmlns:cx8="http://schemas.microsoft.com/office/drawing/2016/5/14/chartex" xmlns:mc="http://schemas.openxmlformats.org/markup-compatibility/2006" xmlns:aink="http://schemas.microsoft.com/office/drawing/2016/ink" xmlns:am3d="http://schemas.microsoft.com/office/drawing/2017/model3d" xmlns:o="urn:schemas-microsoft-com:office:office" xmlns:oel="http://schemas.microsoft.com/office/2019/extlst" xmlns:r="http://schemas.openxmlformats.org/officeDocument/2006/relationships" xmlns:m="http://schemas.openxmlformats.org/officeDocument/2006/math" xmlns:v="urn:schemas-microsoft-com:vml" xmlns:wp14="http://schemas.microsoft.com/office/word/2010/wordprocessingDrawing" xmlns:wp="http://schemas.openxmlformats.org/drawingml/2006/wordprocessingDrawing" xmlns:w10="urn:schemas-microsoft-com:office:word" xmlns:w="http://schemas.openxmlformats.org/wordprocessingml/2006/main" xmlns:w14="http://schemas.microsoft.com/office/word/2010/wordml" xmlns:w15="http://schemas.microsoft.com/office/word/2012/wordml" xmlns:w16cex="http://schemas.microsoft.com/office/word/2018/wordml/cex" xmlns:w16cid="http://schemas.microsoft.com/office/word/2016/wordml/cid" xmlns:w16="http://schemas.microsoft.com/office/word/2018/wordml" xmlns:w16du="http://schemas.microsoft.com/office/word/2023/wordml/word16du" xmlns:w16sdtdh="http://schemas.microsoft.com/office/word/2020/wordml/sdtdatahash" xmlns:w16sdtfl="http://schemas.microsoft.com/office/word/2024/wordml/sdtformatlock" xmlns:w16se="http://schemas.microsoft.com/office/word/2015/wordml/symex" xmlns:wpg="http://schemas.microsoft.com/office/word/2010/wordprocessingGroup" xmlns:wpi="http://schemas.microsoft.com/office/word/2010/wordprocessingInk" xmlns:wne="http://schemas.microsoft.com/office/word/2006/wordml" xmlns:wps="http://schemas.microsoft.com/office/word/2010/wordprocessingShape" mc:Ignorable="w14 w15 w16se w16cid w16 w16cex w16sdtdh w16sdtfl w16du wp14">
   <w:body>
+    <w:sdt>
+      <w:sdtPr>
+        <w:id w:val="971944126"/>
+        <w:docPartObj>
+          <w:docPartGallery w:val="Table of Contents"/>
+          <w:docPartUnique/>
+        </w:docPartObj>
+      </w:sdtPr>
+      <w:sdtEndPr>
+        <w:rPr>
+          <w:rFonts w:ascii="Arial" w:eastAsiaTheme="minorEastAsia" w:hAnsi="Arial" w:cstheme="minorBidi"/>
+          <w:noProof/>
+          <w:color w:val="auto"/>
+          <w:sz w:val="21"/>
+          <w:szCs w:val="22"/>
+        </w:rPr>
+      </w:sdtEndPr>
+      <w:sdtContent>
+        <w:p>
+          <w:pPr>
+            <w:pStyle w:val="uMucluc"/>
+            <w:jc w:val="center"/>
+          </w:pPr>
+          <w:r>
+            <w:t>Mục lục</w:t>
+          </w:r>
+        </w:p>
+        <w:p>
+          <w:pPr>
+            <w:pStyle w:val="Mucluc1"/>
+            <w:tabs>
+              <w:tab w:val="right" w:leader="dot" w:pos="10070"/>
+            </w:tabs>
+            <w:rPr>
+              <w:rFonts w:asciiTheme="minorHAnsi" w:hAnsiTheme="minorHAnsi"/>
+              <w:noProof/>
+              <w:kern w:val="2"/>
+              <w:sz w:val="24"/>
+              <w:szCs w:val="24"/>
+              <w14:ligatures w14:val="standardContextual"/>
+            </w:rPr>
+          </w:pPr>
+          <w:r>
+            <w:fldChar w:fldCharType="begin"/>
+          </w:r>
+          <w:r>
+            <w:instrText xml:space="preserve"> TOC \o "1-3" \h \z \u </w:instrText>
+          </w:r>
+          <w:r>
+            <w:fldChar w:fldCharType="separate"/>
+          </w:r>
+          <w:hyperlink w:anchor="_Toc232247167" w:history="1">
+            <w:r>
+              <w:rPr>
+                <w:rStyle w:val="Siuktni"/>
+                <w:noProof/>
+              </w:rPr>
+              <w:t>1. Mục đích sử dụng</w:t>
+            </w:r>
+            <w:r>
+              <w:rPr>
+                <w:noProof/>
+                <w:webHidden/>
+              </w:rPr>
+              <w:tab/>
+            </w:r>
+            <w:r>
+              <w:rPr>
+                <w:noProof/>
+                <w:webHidden/>
+              </w:rPr>
+              <w:fldChar w:fldCharType="begin"/>
+            </w:r>
+            <w:r>
+              <w:rPr>
+                <w:noProof/>
+                <w:webHidden/>
+              </w:rPr>
+              <w:instrText xml:space="preserve"> PAGEREF _Toc232247167 \h </w:instrText>
+            </w:r>
+            <w:r>
+              <w:rPr>
+                <w:noProof/>
+                <w:webHidden/>
+              </w:rPr>
+            </w:r>
+            <w:r>
+              <w:rPr>
+                <w:noProof/>
+                <w:webHidden/>
+              </w:rPr>
+              <w:fldChar w:fldCharType="separate"/>
+            </w:r>
+            <w:r>
+              <w:rPr>
+                <w:noProof/>
+                <w:webHidden/>
+              </w:rPr>
+              <w:t>2</w:t>
+            </w:r>
+            <w:r>
+              <w:rPr>
+                <w:noProof/>
+                <w:webHidden/>
+              </w:rPr>
+              <w:fldChar w:fldCharType="end"/>
+            </w:r>
+          </w:hyperlink>
+        </w:p>
+        <w:p>
+          <w:pPr>
+            <w:pStyle w:val="Mucluc1"/>
+            <w:tabs>
+              <w:tab w:val="right" w:leader="dot" w:pos="10070"/>
+            </w:tabs>
+            <w:rPr>
+              <w:rFonts w:asciiTheme="minorHAnsi" w:hAnsiTheme="minorHAnsi"/>
+              <w:noProof/>
+              <w:kern w:val="2"/>
+              <w:sz w:val="24"/>
+              <w:szCs w:val="24"/>
+              <w14:ligatures w14:val="standardContextual"/>
+            </w:rPr>
+          </w:pPr>
+          <w:hyperlink w:anchor="_Toc232247168" w:history="1">
+            <w:r>
+              <w:rPr>
+                <w:rStyle w:val="Siuktni"/>
+                <w:noProof/>
+              </w:rPr>
+              <w:t>2. Chuẩn bị trước khi thao tác</w:t>
+            </w:r>
+            <w:r>
+              <w:rPr>
+                <w:noProof/>
+                <w:webHidden/>
+              </w:rPr>
+              <w:tab/>
+            </w:r>
+            <w:r>
+              <w:rPr>
+                <w:noProof/>
+                <w:webHidden/>
+              </w:rPr>
+              <w:fldChar w:fldCharType="begin"/>
+            </w:r>
+            <w:r>
+              <w:rPr>
+                <w:noProof/>
+                <w:webHidden/>
+              </w:rPr>
+              <w:instrText xml:space="preserve"> PAGEREF _Toc232247168 \h </w:instrText>
+            </w:r>
+            <w:r>
+              <w:rPr>
+                <w:noProof/>
+                <w:webHidden/>
+              </w:rPr>
+            </w:r>
+            <w:r>
+              <w:rPr>
+                <w:noProof/>
+                <w:webHidden/>
+              </w:rPr>
+              <w:fldChar w:fldCharType="separate"/>
+            </w:r>
+            <w:r>
+              <w:rPr>
+                <w:noProof/>
+                <w:webHidden/>
+              </w:rPr>
+              <w:t>2</w:t>
+            </w:r>
+            <w:r>
+              <w:rPr>
+                <w:noProof/>
+                <w:webHidden/>
+              </w:rPr>
+              <w:fldChar w:fldCharType="end"/>
+            </w:r>
+          </w:hyperlink>
+        </w:p>
+        <w:p>
+          <w:pPr>
+            <w:pStyle w:val="Mucluc1"/>
+            <w:tabs>
+              <w:tab w:val="right" w:leader="dot" w:pos="10070"/>
+            </w:tabs>
+            <w:rPr>
+              <w:rFonts w:asciiTheme="minorHAnsi" w:hAnsiTheme="minorHAnsi"/>
+              <w:noProof/>
+              <w:kern w:val="2"/>
+              <w:sz w:val="24"/>
+              <w:szCs w:val="24"/>
+              <w14:ligatures w14:val="standardContextual"/>
+            </w:rPr>
+          </w:pPr>
+          <w:hyperlink w:anchor="_Toc232247169" w:history="1">
+            <w:r>
+              <w:rPr>
+                <w:rStyle w:val="Siuktni"/>
+                <w:noProof/>
+              </w:rPr>
+              <w:t>3. Các bước thao tác</w:t>
+            </w:r>
+            <w:r>
+              <w:rPr>
+                <w:noProof/>
+                <w:webHidden/>
+              </w:rPr>
+              <w:tab/>
+            </w:r>
+            <w:r>
+              <w:rPr>
+                <w:noProof/>
+                <w:webHidden/>
+              </w:rPr>
+              <w:fldChar w:fldCharType="begin"/>
+            </w:r>
+            <w:r>
+              <w:rPr>
+                <w:noProof/>
+                <w:webHidden/>
+              </w:rPr>
+              <w:instrText xml:space="preserve"> PAGEREF _Toc232247169 \h </w:instrText>
+            </w:r>
+            <w:r>
+              <w:rPr>
+                <w:noProof/>
+                <w:webHidden/>
+              </w:rPr>
+            </w:r>
+            <w:r>
+              <w:rPr>
+                <w:noProof/>
+                <w:webHidden/>
+              </w:rPr>
+              <w:fldChar w:fldCharType="separate"/>
+            </w:r>
+            <w:r>
+              <w:rPr>
+                <w:noProof/>
+                <w:webHidden/>
+              </w:rPr>
+              <w:t>3</w:t>
+            </w:r>
+            <w:r>
+              <w:rPr>
+                <w:noProof/>
+                <w:webHidden/>
+              </w:rPr>
+              <w:fldChar w:fldCharType="end"/>
+            </w:r>
+          </w:hyperlink>
+        </w:p>
+        <w:p>
+          <w:pPr>
+            <w:pStyle w:val="Mucluc2"/>
+            <w:rPr>
+              <w:rFonts w:asciiTheme="minorHAnsi" w:hAnsiTheme="minorHAnsi"/>
+              <w:kern w:val="2"/>
+              <w:sz w:val="24"/>
+              <w:szCs w:val="24"/>
+              <w14:ligatures w14:val="standardContextual"/>
+            </w:rPr>
+          </w:pPr>
+          <w:hyperlink w:anchor="_Toc232247170" w:history="1">
+            <w:r>
+              <w:rPr>
+                <w:rStyle w:val="Siuktni"/>
+              </w:rPr>
+              <w:t>Bước 1. Mở màn hình quét sản phẩm</w:t>
+            </w:r>
+            <w:r>
+              <w:rPr>
+                <w:webHidden/>
+              </w:rPr>
+              <w:tab/>
+            </w:r>
+            <w:r>
+              <w:rPr>
+                <w:webHidden/>
+              </w:rPr>
+              <w:fldChar w:fldCharType="begin"/>
+            </w:r>
+            <w:r>
+              <w:rPr>
+                <w:webHidden/>
+              </w:rPr>
+              <w:instrText xml:space="preserve"> PAGEREF _Toc232247170 \h </w:instrText>
+            </w:r>
+            <w:r>
+              <w:rPr>
+                <w:webHidden/>
+              </w:rPr>
+            </w:r>
+            <w:r>
+              <w:rPr>
+                <w:webHidden/>
+              </w:rPr>
+              <w:fldChar w:fldCharType="separate"/>
+            </w:r>
+            <w:r>
+              <w:rPr>
+                <w:webHidden/>
+              </w:rPr>
+              <w:t>3</w:t>
+            </w:r>
+            <w:r>
+              <w:rPr>
+                <w:webHidden/>
+              </w:rPr>
+              <w:fldChar w:fldCharType="end"/>
+            </w:r>
+          </w:hyperlink>
+        </w:p>
+        <w:p>
+          <w:pPr>
+            <w:pStyle w:val="Mucluc2"/>
+            <w:rPr>
+              <w:rFonts w:asciiTheme="minorHAnsi" w:hAnsiTheme="minorHAnsi"/>
+              <w:kern w:val="2"/>
+              <w:sz w:val="24"/>
+              <w:szCs w:val="24"/>
+              <w14:ligatures w14:val="standardContextual"/>
+            </w:rPr>
+          </w:pPr>
+          <w:hyperlink w:anchor="_Toc232247171" w:history="1">
+            <w:r>
+              <w:rPr>
+                <w:rStyle w:val="Siuktni"/>
+              </w:rPr>
+              <w:t>Bước 2. Kiểm tra kho đang sử dụng</w:t>
+            </w:r>
+            <w:r>
+              <w:rPr>
+                <w:webHidden/>
+              </w:rPr>
+              <w:tab/>
+            </w:r>
+            <w:r>
+              <w:rPr>
+                <w:webHidden/>
+              </w:rPr>
+              <w:fldChar w:fldCharType="begin"/>
+            </w:r>
+            <w:r>
+              <w:rPr>
+                <w:webHidden/>
+              </w:rPr>
+              <w:instrText xml:space="preserve"> PAGEREF _Toc232247171 \h </w:instrText>
+            </w:r>
+            <w:r>
+              <w:rPr>
+                <w:webHidden/>
+              </w:rPr>
+            </w:r>
+            <w:r>
+              <w:rPr>
+                <w:webHidden/>
+              </w:rPr>
+              <w:fldChar w:fldCharType="separate"/>
+            </w:r>
+            <w:r>
+              <w:rPr>
+                <w:webHidden/>
+              </w:rPr>
+              <w:t>3</w:t>
+            </w:r>
+            <w:r>
+              <w:rPr>
+                <w:webHidden/>
+              </w:rPr>
+              <w:fldChar w:fldCharType="end"/>
+            </w:r>
+          </w:hyperlink>
+        </w:p>
+        <w:p>
+          <w:pPr>
+            <w:pStyle w:val="Mucluc2"/>
+            <w:rPr>
+              <w:rFonts w:asciiTheme="minorHAnsi" w:hAnsiTheme="minorHAnsi"/>
+              <w:kern w:val="2"/>
+              <w:sz w:val="24"/>
+              <w:szCs w:val="24"/>
+              <w14:ligatures w14:val="standardContextual"/>
+            </w:rPr>
+          </w:pPr>
+          <w:hyperlink w:anchor="_Toc232247172" w:history="1">
+            <w:r>
+              <w:rPr>
+                <w:rStyle w:val="Siuktni"/>
+              </w:rPr>
+              <w:t>Bước 3. Chọn vị trí lưu trữ</w:t>
+            </w:r>
+            <w:r>
+              <w:rPr>
+                <w:webHidden/>
+              </w:rPr>
+              <w:tab/>
+            </w:r>
+            <w:r>
+              <w:rPr>
+                <w:webHidden/>
+              </w:rPr>
+              <w:fldChar w:fldCharType="begin"/>
+            </w:r>
+            <w:r>
+              <w:rPr>
+                <w:webHidden/>
+              </w:rPr>
+              <w:instrText xml:space="preserve"> PAGEREF _Toc232247172 \h </w:instrText>
+            </w:r>
+            <w:r>
+              <w:rPr>
+                <w:webHidden/>
+              </w:rPr>
+            </w:r>
+            <w:r>
+              <w:rPr>
+                <w:webHidden/>
+              </w:rPr>
+              <w:fldChar w:fldCharType="separate"/>
+            </w:r>
+            <w:r>
+              <w:rPr>
+                <w:webHidden/>
+              </w:rPr>
+              <w:t>4</w:t>
+            </w:r>
+            <w:r>
+              <w:rPr>
+                <w:webHidden/>
+              </w:rPr>
+              <w:fldChar w:fldCharType="end"/>
+            </w:r>
+          </w:hyperlink>
+        </w:p>
+        <w:p>
+          <w:pPr>
+            <w:pStyle w:val="Mucluc2"/>
+            <w:rPr>
+              <w:rFonts w:asciiTheme="minorHAnsi" w:hAnsiTheme="minorHAnsi"/>
+              <w:kern w:val="2"/>
+              <w:sz w:val="24"/>
+              <w:szCs w:val="24"/>
+              <w14:ligatures w14:val="standardContextual"/>
+            </w:rPr>
+          </w:pPr>
+          <w:hyperlink w:anchor="_Toc232247173" w:history="1">
+            <w:r>
+              <w:rPr>
+                <w:rStyle w:val="Siuktni"/>
+                <w:b/>
+                <w:bCs/>
+              </w:rPr>
+              <w:t>Cách 1: Tìm thủ công</w:t>
+            </w:r>
+            <w:r>
+              <w:rPr>
+                <w:webHidden/>
+              </w:rPr>
+              <w:tab/>
+            </w:r>
+            <w:r>
+              <w:rPr>
+                <w:webHidden/>
+              </w:rPr>
+              <w:fldChar w:fldCharType="begin"/>
+            </w:r>
+            <w:r>
+              <w:rPr>
+                <w:webHidden/>
+              </w:rPr>
+              <w:instrText xml:space="preserve"> PAGEREF _Toc232247173 \h </w:instrText>
+            </w:r>
+            <w:r>
+              <w:rPr>
+                <w:webHidden/>
+              </w:rPr>
+            </w:r>
+            <w:r>
+              <w:rPr>
+                <w:webHidden/>
+              </w:rPr>
+              <w:fldChar w:fldCharType="separate"/>
+            </w:r>
+            <w:r>
+              <w:rPr>
+                <w:webHidden/>
+              </w:rPr>
+              <w:t>4</w:t>
+            </w:r>
+            <w:r>
+              <w:rPr>
+                <w:webHidden/>
+              </w:rPr>
+              <w:fldChar w:fldCharType="end"/>
+            </w:r>
+          </w:hyperlink>
+        </w:p>
+        <w:p>
+          <w:pPr>
+            <w:pStyle w:val="Mucluc2"/>
+            <w:rPr>
+              <w:rFonts w:asciiTheme="minorHAnsi" w:hAnsiTheme="minorHAnsi"/>
+              <w:kern w:val="2"/>
+              <w:sz w:val="24"/>
+              <w:szCs w:val="24"/>
+              <w14:ligatures w14:val="standardContextual"/>
+            </w:rPr>
+          </w:pPr>
+          <w:hyperlink w:anchor="_Toc232247174" w:history="1">
+            <w:r>
+              <w:rPr>
+                <w:rStyle w:val="Siuktni"/>
+              </w:rPr>
+              <w:t>Bước 4. Tìm sản phẩm trong danh sách</w:t>
+            </w:r>
+            <w:r>
+              <w:rPr>
+                <w:webHidden/>
+              </w:rPr>
+              <w:tab/>
+            </w:r>
+            <w:r>
+              <w:rPr>
+                <w:webHidden/>
+              </w:rPr>
+              <w:fldChar w:fldCharType="begin"/>
+            </w:r>
+            <w:r>
+              <w:rPr>
+                <w:webHidden/>
+              </w:rPr>
+              <w:instrText xml:space="preserve"> PAGEREF _Toc232247174 \h </w:instrText>
+            </w:r>
+            <w:r>
+              <w:rPr>
+                <w:webHidden/>
+              </w:rPr>
+            </w:r>
+            <w:r>
+              <w:rPr>
+                <w:webHidden/>
+              </w:rPr>
+              <w:fldChar w:fldCharType="separate"/>
+            </w:r>
+            <w:r>
+              <w:rPr>
+                <w:webHidden/>
+              </w:rPr>
+              <w:t>4</w:t>
+            </w:r>
+            <w:r>
+              <w:rPr>
+                <w:webHidden/>
+              </w:rPr>
+              <w:fldChar w:fldCharType="end"/>
+            </w:r>
+          </w:hyperlink>
+        </w:p>
+        <w:p>
+          <w:pPr>
+            <w:pStyle w:val="Mucluc2"/>
+            <w:rPr>
+              <w:rFonts w:asciiTheme="minorHAnsi" w:hAnsiTheme="minorHAnsi"/>
+              <w:kern w:val="2"/>
+              <w:sz w:val="24"/>
+              <w:szCs w:val="24"/>
+              <w14:ligatures w14:val="standardContextual"/>
+            </w:rPr>
+          </w:pPr>
+          <w:hyperlink w:anchor="_Toc232247175" w:history="1">
+            <w:r>
+              <w:rPr>
+                <w:rStyle w:val="Siuktni"/>
+              </w:rPr>
+              <w:t>Bước 5. Đọc thông tin trên thẻ sản phẩm</w:t>
+            </w:r>
+            <w:r>
+              <w:rPr>
+                <w:webHidden/>
+              </w:rPr>
+              <w:tab/>
+            </w:r>
+            <w:r>
+              <w:rPr>
+                <w:webHidden/>
+              </w:rPr>
+              <w:fldChar w:fldCharType="begin"/>
+            </w:r>
+            <w:r>
+              <w:rPr>
+                <w:webHidden/>
+              </w:rPr>
+              <w:instrText xml:space="preserve"> PAGEREF _Toc232247175 \h </w:instrText>
+            </w:r>
+            <w:r>
+              <w:rPr>
+                <w:webHidden/>
+              </w:rPr>
+            </w:r>
+            <w:r>
+              <w:rPr>
+                <w:webHidden/>
+              </w:rPr>
+              <w:fldChar w:fldCharType="separate"/>
+            </w:r>
+            <w:r>
+              <w:rPr>
+                <w:webHidden/>
+              </w:rPr>
+              <w:t>5</w:t>
+            </w:r>
+            <w:r>
+              <w:rPr>
+                <w:webHidden/>
+              </w:rPr>
+              <w:fldChar w:fldCharType="end"/>
+            </w:r>
+          </w:hyperlink>
+        </w:p>
+        <w:p>
+          <w:pPr>
+            <w:pStyle w:val="Mucluc2"/>
+            <w:rPr>
+              <w:rFonts w:asciiTheme="minorHAnsi" w:hAnsiTheme="minorHAnsi"/>
+              <w:kern w:val="2"/>
+              <w:sz w:val="24"/>
+              <w:szCs w:val="24"/>
+              <w14:ligatures w14:val="standardContextual"/>
+            </w:rPr>
+          </w:pPr>
+          <w:hyperlink w:anchor="_Toc232247176" w:history="1">
+            <w:r>
+              <w:rPr>
+                <w:rStyle w:val="Siuktni"/>
+              </w:rPr>
+              <w:t>Bước 6. Thêm sản phẩm bằng nút dấu cộng</w:t>
+            </w:r>
+            <w:r>
+              <w:rPr>
+                <w:webHidden/>
+              </w:rPr>
+              <w:tab/>
+            </w:r>
+            <w:r>
+              <w:rPr>
+                <w:webHidden/>
+              </w:rPr>
+              <w:fldChar w:fldCharType="begin"/>
+            </w:r>
+            <w:r>
+              <w:rPr>
+                <w:webHidden/>
+              </w:rPr>
+              <w:instrText xml:space="preserve"> PAGEREF _Toc232247176 \h </w:instrText>
+            </w:r>
+            <w:r>
+              <w:rPr>
+                <w:webHidden/>
+              </w:rPr>
+            </w:r>
+            <w:r>
+              <w:rPr>
+                <w:webHidden/>
+              </w:rPr>
+              <w:fldChar w:fldCharType="separate"/>
+            </w:r>
+            <w:r>
+              <w:rPr>
+                <w:webHidden/>
+              </w:rPr>
+              <w:t>5</w:t>
+            </w:r>
+            <w:r>
+              <w:rPr>
+                <w:webHidden/>
+              </w:rPr>
+              <w:fldChar w:fldCharType="end"/>
+            </w:r>
+          </w:hyperlink>
+        </w:p>
+        <w:p>
+          <w:pPr>
+            <w:pStyle w:val="Mucluc2"/>
+            <w:rPr>
+              <w:rFonts w:asciiTheme="minorHAnsi" w:hAnsiTheme="minorHAnsi"/>
+              <w:kern w:val="2"/>
+              <w:sz w:val="24"/>
+              <w:szCs w:val="24"/>
+              <w14:ligatures w14:val="standardContextual"/>
+            </w:rPr>
+          </w:pPr>
+          <w:hyperlink w:anchor="_Toc232247177" w:history="1">
+            <w:r>
+              <w:rPr>
+                <w:rStyle w:val="Siuktni"/>
+                <w:b/>
+                <w:bCs/>
+              </w:rPr>
+              <w:t>Cách 2: Quét mã sản phẩm</w:t>
+            </w:r>
+            <w:r>
+              <w:rPr>
+                <w:webHidden/>
+              </w:rPr>
+              <w:tab/>
+            </w:r>
+            <w:r>
+              <w:rPr>
+                <w:webHidden/>
+              </w:rPr>
+              <w:fldChar w:fldCharType="begin"/>
+            </w:r>
+            <w:r>
+              <w:rPr>
+                <w:webHidden/>
+              </w:rPr>
+              <w:instrText xml:space="preserve"> PAGEREF _Toc232247177 \h </w:instrText>
+            </w:r>
+            <w:r>
+              <w:rPr>
+                <w:webHidden/>
+              </w:rPr>
+            </w:r>
+            <w:r>
+              <w:rPr>
+                <w:webHidden/>
+              </w:rPr>
+              <w:fldChar w:fldCharType="separate"/>
+            </w:r>
+            <w:r>
+              <w:rPr>
+                <w:webHidden/>
+              </w:rPr>
+              <w:t>5</w:t>
+            </w:r>
+            <w:r>
+              <w:rPr>
+                <w:webHidden/>
+              </w:rPr>
+              <w:fldChar w:fldCharType="end"/>
+            </w:r>
+          </w:hyperlink>
+        </w:p>
+        <w:p>
+          <w:pPr>
+            <w:pStyle w:val="Mucluc2"/>
+            <w:rPr>
+              <w:rFonts w:asciiTheme="minorHAnsi" w:hAnsiTheme="minorHAnsi"/>
+              <w:kern w:val="2"/>
+              <w:sz w:val="24"/>
+              <w:szCs w:val="24"/>
+              <w14:ligatures w14:val="standardContextual"/>
+            </w:rPr>
+          </w:pPr>
+          <w:hyperlink w:anchor="_Toc232247178" w:history="1">
+            <w:r>
+              <w:rPr>
+                <w:rStyle w:val="Siuktni"/>
+              </w:rPr>
+              <w:t>Bước 4. Mở chế độ quét mã (tìm sản phẩm bằng quét mã)</w:t>
+            </w:r>
+            <w:r>
+              <w:rPr>
+                <w:webHidden/>
+              </w:rPr>
+              <w:tab/>
+            </w:r>
+            <w:r>
+              <w:rPr>
+                <w:webHidden/>
+              </w:rPr>
+              <w:fldChar w:fldCharType="begin"/>
+            </w:r>
+            <w:r>
+              <w:rPr>
+                <w:webHidden/>
+              </w:rPr>
+              <w:instrText xml:space="preserve"> PAGEREF _Toc232247178 \h </w:instrText>
+            </w:r>
+            <w:r>
+              <w:rPr>
+                <w:webHidden/>
+              </w:rPr>
+            </w:r>
+            <w:r>
+              <w:rPr>
+                <w:webHidden/>
+              </w:rPr>
+              <w:fldChar w:fldCharType="separate"/>
+            </w:r>
+            <w:r>
+              <w:rPr>
+                <w:webHidden/>
+              </w:rPr>
+              <w:t>5</w:t>
+            </w:r>
+            <w:r>
+              <w:rPr>
+                <w:webHidden/>
+              </w:rPr>
+              <w:fldChar w:fldCharType="end"/>
+            </w:r>
+          </w:hyperlink>
+        </w:p>
+        <w:p>
+          <w:pPr>
+            <w:pStyle w:val="Mucluc2"/>
+            <w:rPr>
+              <w:rFonts w:asciiTheme="minorHAnsi" w:hAnsiTheme="minorHAnsi"/>
+              <w:kern w:val="2"/>
+              <w:sz w:val="24"/>
+              <w:szCs w:val="24"/>
+              <w14:ligatures w14:val="standardContextual"/>
+            </w:rPr>
+          </w:pPr>
+          <w:hyperlink w:anchor="_Toc232247179" w:history="1">
+            <w:r>
+              <w:rPr>
+                <w:rStyle w:val="Siuktni"/>
+              </w:rPr>
+              <w:t>Bước 5. Quét mã vạch sản phẩm</w:t>
+            </w:r>
+            <w:r>
+              <w:rPr>
+                <w:webHidden/>
+              </w:rPr>
+              <w:tab/>
+            </w:r>
+            <w:r>
+              <w:rPr>
+                <w:webHidden/>
+              </w:rPr>
+              <w:fldChar w:fldCharType="begin"/>
+            </w:r>
+            <w:r>
+              <w:rPr>
+                <w:webHidden/>
+              </w:rPr>
+              <w:instrText xml:space="preserve"> PAGEREF _Toc232247179 \h </w:instrText>
+            </w:r>
+            <w:r>
+              <w:rPr>
+                <w:webHidden/>
+              </w:rPr>
+            </w:r>
+            <w:r>
+              <w:rPr>
+                <w:webHidden/>
+              </w:rPr>
+              <w:fldChar w:fldCharType="separate"/>
+            </w:r>
+            <w:r>
+              <w:rPr>
+                <w:webHidden/>
+              </w:rPr>
+              <w:t>5</w:t>
+            </w:r>
+            <w:r>
+              <w:rPr>
+                <w:webHidden/>
+              </w:rPr>
+              <w:fldChar w:fldCharType="end"/>
+            </w:r>
+          </w:hyperlink>
+        </w:p>
+        <w:p>
+          <w:pPr>
+            <w:pStyle w:val="Mucluc2"/>
+            <w:rPr>
+              <w:rFonts w:asciiTheme="minorHAnsi" w:hAnsiTheme="minorHAnsi"/>
+              <w:kern w:val="2"/>
+              <w:sz w:val="24"/>
+              <w:szCs w:val="24"/>
+              <w14:ligatures w14:val="standardContextual"/>
+            </w:rPr>
+          </w:pPr>
+          <w:hyperlink w:anchor="_Toc232247180" w:history="1">
+            <w:r>
+              <w:rPr>
+                <w:rStyle w:val="Siuktni"/>
+              </w:rPr>
+              <w:t>Bước 6. Bật hoặc tắt đèn khi quét mã</w:t>
+            </w:r>
+            <w:r>
+              <w:rPr>
+                <w:webHidden/>
+              </w:rPr>
+              <w:tab/>
+            </w:r>
+            <w:r>
+              <w:rPr>
+                <w:webHidden/>
+              </w:rPr>
+              <w:fldChar w:fldCharType="begin"/>
+            </w:r>
+            <w:r>
+              <w:rPr>
+                <w:webHidden/>
+              </w:rPr>
+              <w:instrText xml:space="preserve"> PAGEREF _Toc232247180 \h </w:instrText>
+            </w:r>
+            <w:r>
+              <w:rPr>
+                <w:webHidden/>
+              </w:rPr>
+            </w:r>
+            <w:r>
+              <w:rPr>
+                <w:webHidden/>
+              </w:rPr>
+              <w:fldChar w:fldCharType="separate"/>
+            </w:r>
+            <w:r>
+              <w:rPr>
+                <w:webHidden/>
+              </w:rPr>
+              <w:t>6</w:t>
+            </w:r>
+            <w:r>
+              <w:rPr>
+                <w:webHidden/>
+              </w:rPr>
+              <w:fldChar w:fldCharType="end"/>
+            </w:r>
+          </w:hyperlink>
+        </w:p>
+        <w:p>
+          <w:pPr>
+            <w:pStyle w:val="Mucluc2"/>
+            <w:rPr>
+              <w:rFonts w:asciiTheme="minorHAnsi" w:hAnsiTheme="minorHAnsi"/>
+              <w:kern w:val="2"/>
+              <w:sz w:val="24"/>
+              <w:szCs w:val="24"/>
+              <w14:ligatures w14:val="standardContextual"/>
+            </w:rPr>
+          </w:pPr>
+          <w:hyperlink w:anchor="_Toc232247181" w:history="1">
+            <w:r>
+              <w:rPr>
+                <w:rStyle w:val="Siuktni"/>
+              </w:rPr>
+              <w:t>Bước 7. Thoát khỏi chế độ quét mã</w:t>
+            </w:r>
+            <w:r>
+              <w:rPr>
+                <w:webHidden/>
+              </w:rPr>
+              <w:tab/>
+            </w:r>
+            <w:r>
+              <w:rPr>
+                <w:webHidden/>
+              </w:rPr>
+              <w:fldChar w:fldCharType="begin"/>
+            </w:r>
+            <w:r>
+              <w:rPr>
+                <w:webHidden/>
+              </w:rPr>
+              <w:instrText xml:space="preserve"> PAGEREF _Toc232247181 \h </w:instrText>
+            </w:r>
+            <w:r>
+              <w:rPr>
+                <w:webHidden/>
+              </w:rPr>
+            </w:r>
+            <w:r>
+              <w:rPr>
+                <w:webHidden/>
+              </w:rPr>
+              <w:fldChar w:fldCharType="separate"/>
+            </w:r>
+            <w:r>
+              <w:rPr>
+                <w:webHidden/>
+              </w:rPr>
+              <w:t>6</w:t>
+            </w:r>
+            <w:r>
+              <w:rPr>
+                <w:webHidden/>
+              </w:rPr>
+              <w:fldChar w:fldCharType="end"/>
+            </w:r>
+          </w:hyperlink>
+        </w:p>
+        <w:p>
+          <w:pPr>
+            <w:pStyle w:val="Mucluc2"/>
+            <w:rPr>
+              <w:rFonts w:asciiTheme="minorHAnsi" w:hAnsiTheme="minorHAnsi"/>
+              <w:kern w:val="2"/>
+              <w:sz w:val="24"/>
+              <w:szCs w:val="24"/>
+              <w14:ligatures w14:val="standardContextual"/>
+            </w:rPr>
+          </w:pPr>
+          <w:hyperlink w:anchor="_Toc232247182" w:history="1">
+            <w:r>
+              <w:rPr>
+                <w:rStyle w:val="Siuktni"/>
+              </w:rPr>
+              <w:t>Theo dõi hàng chờ</w:t>
+            </w:r>
+            <w:r>
+              <w:rPr>
+                <w:webHidden/>
+              </w:rPr>
+              <w:tab/>
+            </w:r>
+            <w:r>
+              <w:rPr>
+                <w:webHidden/>
+              </w:rPr>
+              <w:fldChar w:fldCharType="begin"/>
+            </w:r>
+            <w:r>
+              <w:rPr>
+                <w:webHidden/>
+              </w:rPr>
+              <w:instrText xml:space="preserve"> PAGEREF _Toc232247182 \h </w:instrText>
+            </w:r>
+            <w:r>
+              <w:rPr>
+                <w:webHidden/>
+              </w:rPr>
+            </w:r>
+            <w:r>
+              <w:rPr>
+                <w:webHidden/>
+              </w:rPr>
+              <w:fldChar w:fldCharType="separate"/>
+            </w:r>
+            <w:r>
+              <w:rPr>
+                <w:webHidden/>
+              </w:rPr>
+              <w:t>6</w:t>
+            </w:r>
+            <w:r>
+              <w:rPr>
+                <w:webHidden/>
+              </w:rPr>
+              <w:fldChar w:fldCharType="end"/>
+            </w:r>
+          </w:hyperlink>
+        </w:p>
+        <w:p>
+          <w:pPr>
+            <w:pStyle w:val="Mucluc2"/>
+            <w:rPr>
+              <w:rFonts w:asciiTheme="minorHAnsi" w:hAnsiTheme="minorHAnsi"/>
+              <w:kern w:val="2"/>
+              <w:sz w:val="24"/>
+              <w:szCs w:val="24"/>
+              <w14:ligatures w14:val="standardContextual"/>
+            </w:rPr>
+          </w:pPr>
+          <w:hyperlink w:anchor="_Toc232247183" w:history="1">
+            <w:r>
+              <w:rPr>
+                <w:rStyle w:val="Siuktni"/>
+              </w:rPr>
+              <w:t>Tải lại hàng chờ</w:t>
+            </w:r>
+            <w:r>
+              <w:rPr>
+                <w:webHidden/>
+              </w:rPr>
+              <w:tab/>
+            </w:r>
+            <w:r>
+              <w:rPr>
+                <w:webHidden/>
+              </w:rPr>
+              <w:fldChar w:fldCharType="begin"/>
+            </w:r>
+            <w:r>
+              <w:rPr>
+                <w:webHidden/>
+              </w:rPr>
+              <w:instrText xml:space="preserve"> PAGEREF _Toc232247183 \h </w:instrText>
+            </w:r>
+            <w:r>
+              <w:rPr>
+                <w:webHidden/>
+              </w:rPr>
+            </w:r>
+            <w:r>
+              <w:rPr>
+                <w:webHidden/>
+              </w:rPr>
+              <w:fldChar w:fldCharType="separate"/>
+            </w:r>
+            <w:r>
+              <w:rPr>
+                <w:webHidden/>
+              </w:rPr>
+              <w:t>6</w:t>
+            </w:r>
+            <w:r>
+              <w:rPr>
+                <w:webHidden/>
+              </w:rPr>
+              <w:fldChar w:fldCharType="end"/>
+            </w:r>
+          </w:hyperlink>
+        </w:p>
+        <w:p>
+          <w:pPr>
+            <w:pStyle w:val="Mucluc2"/>
+            <w:rPr>
+              <w:rFonts w:asciiTheme="minorHAnsi" w:hAnsiTheme="minorHAnsi"/>
+              <w:kern w:val="2"/>
+              <w:sz w:val="24"/>
+              <w:szCs w:val="24"/>
+              <w14:ligatures w14:val="standardContextual"/>
+            </w:rPr>
+          </w:pPr>
+          <w:hyperlink w:anchor="_Toc232247184" w:history="1">
+            <w:r>
+              <w:rPr>
+                <w:rStyle w:val="Siuktni"/>
+              </w:rPr>
+              <w:t>Hiểu cách hàng chờ dùng chung</w:t>
+            </w:r>
+            <w:r>
+              <w:rPr>
+                <w:webHidden/>
+              </w:rPr>
+              <w:tab/>
+            </w:r>
+            <w:r>
+              <w:rPr>
+                <w:webHidden/>
+              </w:rPr>
+              <w:fldChar w:fldCharType="begin"/>
+            </w:r>
+            <w:r>
+              <w:rPr>
+                <w:webHidden/>
+              </w:rPr>
+              <w:instrText xml:space="preserve"> PAGEREF _Toc232247184 \h </w:instrText>
+            </w:r>
+            <w:r>
+              <w:rPr>
+                <w:webHidden/>
+              </w:rPr>
+            </w:r>
+            <w:r>
+              <w:rPr>
+                <w:webHidden/>
+              </w:rPr>
+              <w:fldChar w:fldCharType="separate"/>
+            </w:r>
+            <w:r>
+              <w:rPr>
+                <w:webHidden/>
+              </w:rPr>
+              <w:t>6</w:t>
+            </w:r>
+            <w:r>
+              <w:rPr>
+                <w:webHidden/>
+              </w:rPr>
+              <w:fldChar w:fldCharType="end"/>
+            </w:r>
+          </w:hyperlink>
+        </w:p>
+        <w:p>
+          <w:pPr>
+            <w:pStyle w:val="Mucluc2"/>
+            <w:rPr>
+              <w:rFonts w:asciiTheme="minorHAnsi" w:hAnsiTheme="minorHAnsi"/>
+              <w:kern w:val="2"/>
+              <w:sz w:val="24"/>
+              <w:szCs w:val="24"/>
+              <w14:ligatures w14:val="standardContextual"/>
+            </w:rPr>
+          </w:pPr>
+          <w:hyperlink w:anchor="_Toc232247185" w:history="1">
+            <w:r>
+              <w:rPr>
+                <w:rStyle w:val="Siuktni"/>
+              </w:rPr>
+              <w:t>Hiểu cách hệ thống tự động gửi hàng chờ</w:t>
+            </w:r>
+            <w:r>
+              <w:rPr>
+                <w:webHidden/>
+              </w:rPr>
+              <w:tab/>
+            </w:r>
+            <w:r>
+              <w:rPr>
+                <w:webHidden/>
+              </w:rPr>
+              <w:fldChar w:fldCharType="begin"/>
+            </w:r>
+            <w:r>
+              <w:rPr>
+                <w:webHidden/>
+              </w:rPr>
+              <w:instrText xml:space="preserve"> PAGEREF _Toc232247185 \h </w:instrText>
+            </w:r>
+            <w:r>
+              <w:rPr>
+                <w:webHidden/>
+              </w:rPr>
+            </w:r>
+            <w:r>
+              <w:rPr>
+                <w:webHidden/>
+              </w:rPr>
+              <w:fldChar w:fldCharType="separate"/>
+            </w:r>
+            <w:r>
+              <w:rPr>
+                <w:webHidden/>
+              </w:rPr>
+              <w:t>6</w:t>
+            </w:r>
+            <w:r>
+              <w:rPr>
+                <w:webHidden/>
+              </w:rPr>
+              <w:fldChar w:fldCharType="end"/>
+            </w:r>
+          </w:hyperlink>
+        </w:p>
+        <w:p>
+          <w:pPr>
+            <w:pStyle w:val="Mucluc2"/>
+            <w:rPr>
+              <w:rFonts w:asciiTheme="minorHAnsi" w:hAnsiTheme="minorHAnsi"/>
+              <w:kern w:val="2"/>
+              <w:sz w:val="24"/>
+              <w:szCs w:val="24"/>
+              <w14:ligatures w14:val="standardContextual"/>
+            </w:rPr>
+          </w:pPr>
+          <w:hyperlink w:anchor="_Toc232247186" w:history="1">
+            <w:r>
+              <w:rPr>
+                <w:rStyle w:val="Siuktni"/>
+              </w:rPr>
+              <w:t>Kết thúc thao tác</w:t>
+            </w:r>
+            <w:r>
+              <w:rPr>
+                <w:webHidden/>
+              </w:rPr>
+              <w:tab/>
+            </w:r>
+            <w:r>
+              <w:rPr>
+                <w:webHidden/>
+              </w:rPr>
+              <w:fldChar w:fldCharType="begin"/>
+            </w:r>
+            <w:r>
+              <w:rPr>
+                <w:webHidden/>
+              </w:rPr>
+              <w:instrText xml:space="preserve"> PAGEREF _Toc232247186 \h </w:instrText>
+            </w:r>
+            <w:r>
+              <w:rPr>
+                <w:webHidden/>
+              </w:rPr>
+            </w:r>
+            <w:r>
+              <w:rPr>
+                <w:webHidden/>
+              </w:rPr>
+              <w:fldChar w:fldCharType="separate"/>
+            </w:r>
+            <w:r>
+              <w:rPr>
+                <w:webHidden/>
+              </w:rPr>
+              <w:t>7</w:t>
+            </w:r>
+            <w:r>
+              <w:rPr>
+                <w:webHidden/>
+              </w:rPr>
+              <w:fldChar w:fldCharType="end"/>
+            </w:r>
+          </w:hyperlink>
+        </w:p>
+        <w:p>
+          <w:pPr>
+            <w:pStyle w:val="Mucluc1"/>
+            <w:tabs>
+              <w:tab w:val="right" w:leader="dot" w:pos="10070"/>
+            </w:tabs>
+            <w:rPr>
+              <w:rFonts w:asciiTheme="minorHAnsi" w:hAnsiTheme="minorHAnsi"/>
+              <w:noProof/>
+              <w:kern w:val="2"/>
+              <w:sz w:val="24"/>
+              <w:szCs w:val="24"/>
+              <w14:ligatures w14:val="standardContextual"/>
+            </w:rPr>
+          </w:pPr>
+          <w:hyperlink w:anchor="_Toc232247187" w:history="1">
+            <w:r>
+              <w:rPr>
+                <w:rStyle w:val="Siuktni"/>
+                <w:noProof/>
+              </w:rPr>
+              <w:t>4. Ý nghĩa các nút và khu vực trên màn hình</w:t>
+            </w:r>
+            <w:r>
+              <w:rPr>
+                <w:noProof/>
+                <w:webHidden/>
+              </w:rPr>
+              <w:tab/>
+            </w:r>
+            <w:r>
+              <w:rPr>
+                <w:noProof/>
+                <w:webHidden/>
+              </w:rPr>
+              <w:fldChar w:fldCharType="begin"/>
+            </w:r>
+            <w:r>
+              <w:rPr>
+                <w:noProof/>
+                <w:webHidden/>
+              </w:rPr>
+              <w:instrText xml:space="preserve"> PAGEREF _Toc232247187 \h </w:instrText>
+            </w:r>
+            <w:r>
+              <w:rPr>
+                <w:noProof/>
+                <w:webHidden/>
+              </w:rPr>
+            </w:r>
+            <w:r>
+              <w:rPr>
+                <w:noProof/>
+                <w:webHidden/>
+              </w:rPr>
+              <w:fldChar w:fldCharType="separate"/>
+            </w:r>
+            <w:r>
+              <w:rPr>
+                <w:noProof/>
+                <w:webHidden/>
+              </w:rPr>
+              <w:t>7</w:t>
+            </w:r>
+            <w:r>
+              <w:rPr>
+                <w:noProof/>
+                <w:webHidden/>
+              </w:rPr>
+              <w:fldChar w:fldCharType="end"/>
+            </w:r>
+          </w:hyperlink>
+        </w:p>
+        <w:p>
+          <w:pPr>
+            <w:pStyle w:val="Mucluc1"/>
+            <w:tabs>
+              <w:tab w:val="right" w:leader="dot" w:pos="10070"/>
+            </w:tabs>
+            <w:rPr>
+              <w:rFonts w:asciiTheme="minorHAnsi" w:hAnsiTheme="minorHAnsi"/>
+              <w:noProof/>
+              <w:kern w:val="2"/>
+              <w:sz w:val="24"/>
+              <w:szCs w:val="24"/>
+              <w14:ligatures w14:val="standardContextual"/>
+            </w:rPr>
+          </w:pPr>
+          <w:hyperlink w:anchor="_Toc232247188" w:history="1">
+            <w:r>
+              <w:rPr>
+                <w:rStyle w:val="Siuktni"/>
+                <w:noProof/>
+              </w:rPr>
+              <w:t>5. Các trường hợp thường gặp và cách xử lý</w:t>
+            </w:r>
+            <w:r>
+              <w:rPr>
+                <w:noProof/>
+                <w:webHidden/>
+              </w:rPr>
+              <w:tab/>
+            </w:r>
+            <w:r>
+              <w:rPr>
+                <w:noProof/>
+                <w:webHidden/>
+              </w:rPr>
+              <w:fldChar w:fldCharType="begin"/>
+            </w:r>
+            <w:r>
+              <w:rPr>
+                <w:noProof/>
+                <w:webHidden/>
+              </w:rPr>
+              <w:instrText xml:space="preserve"> PAGEREF _Toc232247188 \h </w:instrText>
+            </w:r>
+            <w:r>
+              <w:rPr>
+                <w:noProof/>
+                <w:webHidden/>
+              </w:rPr>
+            </w:r>
+            <w:r>
+              <w:rPr>
+                <w:noProof/>
+                <w:webHidden/>
+              </w:rPr>
+              <w:fldChar w:fldCharType="separate"/>
+            </w:r>
+            <w:r>
+              <w:rPr>
+                <w:noProof/>
+                <w:webHidden/>
+              </w:rPr>
+              <w:t>7</w:t>
+            </w:r>
+            <w:r>
+              <w:rPr>
+                <w:noProof/>
+                <w:webHidden/>
+              </w:rPr>
+              <w:fldChar w:fldCharType="end"/>
+            </w:r>
+          </w:hyperlink>
+        </w:p>
+        <w:p>
+          <w:r>
+            <w:rPr>
+              <w:b/>
+              <w:bCs/>
+              <w:noProof/>
+            </w:rPr>
+            <w:fldChar w:fldCharType="end"/>
+          </w:r>
+        </w:p>
+      </w:sdtContent>
+    </w:sdt>
     <w:p>
       <w:pPr>
-        <w:jc w:val="center"/>
+        <w:rPr>
+          <w:b/>
+          <w:color w:val="1F4E79"/>
+          <w:sz w:val="44"/>
+        </w:rPr>
       </w:pPr>
       <w:r>
         <w:rPr>
@@ -12,6 +1470,20 @@
           <w:color w:val="1F4E79"/>
           <w:sz w:val="44"/>
         </w:rPr>
+        <w:br w:type="page"/>
+      </w:r>
+    </w:p>
+    <w:p>
+      <w:pPr>
+        <w:jc w:val="center"/>
+      </w:pPr>
+      <w:r>
+        <w:rPr>
+          <w:b/>
+          <w:color w:val="1F4E79"/>
+          <w:sz w:val="44"/>
+        </w:rPr>
+        <w:lastRenderedPageBreak/>
         <w:t>HƯỚNG DẪN SỬ DỤNG</w:t>
       </w:r>
       <w:r>
@@ -32,7 +1504,19 @@
         <w:rPr>
           <w:sz w:val="24"/>
         </w:rPr>
-        <w:t>Áp dụng cho màn hình Quét sản phẩm</w:t>
+        <w:t xml:space="preserve">Áp dụng cho </w:t>
+      </w:r>
+      <w:r>
+        <w:rPr>
+          <w:sz w:val="24"/>
+        </w:rPr>
+        <w:t>chức năng</w:t>
+      </w:r>
+      <w:r>
+        <w:rPr>
+          <w:sz w:val="24"/>
+        </w:rPr>
+        <w:t xml:space="preserve"> Quét sản phẩm</w:t>
       </w:r>
     </w:p>
     <w:p>
@@ -40,16 +1524,24 @@
         <w:jc w:val="center"/>
       </w:pPr>
       <w:r>
-        <w:t>Tài liệu hướng dẫn thao tác cho nhân viên quét hàng theo kho và vị trí lưu trữ.</w:t>
+        <w:t>Tài liệu hướng dẫn thao tác cho nhân viên</w:t>
+      </w:r>
+      <w:r>
+        <w:t>, quản lý, cửa hàng trưởng</w:t>
+      </w:r>
+      <w:r>
+        <w:t xml:space="preserve"> quét hàng theo kho và vị trí lưu trữ.</w:t>
       </w:r>
     </w:p>
     <w:p>
       <w:pPr>
-        <w:pStyle w:val="u2"/>
-      </w:pPr>
+        <w:pStyle w:val="u1"/>
+      </w:pPr>
+      <w:bookmarkStart w:id="0" w:name="_Toc232247167"/>
       <w:r>
         <w:t>1. Mục đích sử dụng</w:t>
       </w:r>
+      <w:bookmarkEnd w:id="0"/>
     </w:p>
     <w:p>
       <w:pPr>
@@ -77,11 +1569,13 @@
     </w:p>
     <w:p>
       <w:pPr>
-        <w:pStyle w:val="u2"/>
-      </w:pPr>
+        <w:pStyle w:val="u1"/>
+      </w:pPr>
+      <w:bookmarkStart w:id="1" w:name="_Toc232247168"/>
       <w:r>
         <w:t>2. Chuẩn bị trước khi thao tác</w:t>
       </w:r>
+      <w:bookmarkEnd w:id="1"/>
     </w:p>
     <w:p>
       <w:pPr>
@@ -129,19 +1623,39 @@
     </w:p>
     <w:p>
       <w:pPr>
-        <w:pStyle w:val="u1"/>
+        <w:rPr>
+          <w:rFonts w:asciiTheme="majorHAnsi" w:eastAsiaTheme="majorEastAsia" w:hAnsiTheme="majorHAnsi" w:cstheme="majorBidi"/>
+          <w:b/>
+          <w:bCs/>
+          <w:color w:val="365F91" w:themeColor="accent1" w:themeShade="BF"/>
+          <w:sz w:val="36"/>
+          <w:szCs w:val="28"/>
+        </w:rPr>
       </w:pPr>
       <w:r>
-        <w:t>3. Các bước thao tác</w:t>
+        <w:br w:type="page"/>
       </w:r>
     </w:p>
     <w:p>
       <w:pPr>
+        <w:pStyle w:val="u1"/>
+      </w:pPr>
+      <w:bookmarkStart w:id="2" w:name="_Toc232247169"/>
+      <w:r>
+        <w:lastRenderedPageBreak/>
+        <w:t>3. Các bước thao tác</w:t>
+      </w:r>
+      <w:bookmarkEnd w:id="2"/>
+    </w:p>
+    <w:p>
+      <w:pPr>
         <w:pStyle w:val="u2"/>
       </w:pPr>
+      <w:bookmarkStart w:id="3" w:name="_Toc232247170"/>
       <w:r>
         <w:t>Bước 1. Mở màn hình quét sản phẩm</w:t>
       </w:r>
+      <w:bookmarkEnd w:id="3"/>
     </w:p>
     <w:p>
       <w:pPr>
@@ -167,96 +1681,1110 @@
         <w:t>Chờ màn hình tải xong danh sách kho, vị trí lưu trữ, sản phẩm và hàng chờ.</w:t>
       </w:r>
     </w:p>
-    <w:tbl>
-      <w:tblPr>
-        <w:tblStyle w:val="LiBang"/>
-        <w:tblW w:w="0" w:type="auto"/>
-        <w:jc w:val="center"/>
-        <w:tblLook w:val="04A0" w:firstRow="1" w:lastRow="0" w:firstColumn="1" w:lastColumn="0" w:noHBand="0" w:noVBand="1"/>
-      </w:tblPr>
-      <w:tblGrid>
-        <w:gridCol w:w="5040"/>
-        <w:gridCol w:w="5040"/>
-      </w:tblGrid>
-      <w:tr>
-        <w:trPr>
-          <w:jc w:val="center"/>
-        </w:trPr>
-        <w:tc>
-          <w:tcPr>
-            <w:tcW w:w="5040" w:type="dxa"/>
-            <w:shd w:val="clear" w:color="auto" w:fill="EAF2F8"/>
-          </w:tcPr>
-          <w:p>
-            <w:r>
-              <w:rPr>
-                <w:b/>
-                <w:sz w:val="20"/>
-              </w:rPr>
-              <w:t>Ảnh cần chụp</w:t>
-            </w:r>
-          </w:p>
-        </w:tc>
-        <w:tc>
-          <w:tcPr>
-            <w:tcW w:w="5040" w:type="dxa"/>
-          </w:tcPr>
-          <w:p>
-            <w:r>
-              <w:rPr>
-                <w:sz w:val="20"/>
-              </w:rPr>
-              <w:t>Chụp toàn bộ màn hình Quét sản phẩm sau khi tải xong.</w:t>
-            </w:r>
-          </w:p>
-        </w:tc>
-      </w:tr>
-      <w:tr>
-        <w:trPr>
-          <w:jc w:val="center"/>
-        </w:trPr>
-        <w:tc>
-          <w:tcPr>
-            <w:tcW w:w="5040" w:type="dxa"/>
-            <w:shd w:val="clear" w:color="auto" w:fill="EAF2F8"/>
-          </w:tcPr>
-          <w:p>
-            <w:r>
-              <w:rPr>
-                <w:b/>
-                <w:sz w:val="20"/>
-              </w:rPr>
-              <w:t>Cần khoanh tròn</w:t>
-            </w:r>
-          </w:p>
-        </w:tc>
-        <w:tc>
-          <w:tcPr>
-            <w:tcW w:w="5040" w:type="dxa"/>
-          </w:tcPr>
-          <w:p>
-            <w:r>
-              <w:rPr>
-                <w:sz w:val="20"/>
-              </w:rPr>
-              <w:t>Khoanh tròn tiêu đề màn hình, khu vực chọn kho/vị trí, danh sách sản phẩm bên trái và hàng chờ bên phải.</w:t>
-            </w:r>
-          </w:p>
-        </w:tc>
-      </w:tr>
-    </w:tbl>
-    <w:p/>
     <w:p>
       <w:pPr>
+        <w:pStyle w:val="Sudong"/>
+        <w:numPr>
+          <w:ilvl w:val="0"/>
+          <w:numId w:val="0"/>
+        </w:numPr>
+        <w:ind w:left="360" w:hanging="360"/>
+      </w:pPr>
+      <w:r>
+        <w:drawing>
+          <wp:inline distT="0" distB="0" distL="0" distR="0" wp14:anchorId="1226F4F7" wp14:editId="0D1A8509">
+            <wp:extent cx="1348857" cy="952583"/>
+            <wp:effectExtent l="0" t="0" r="3810" b="0"/>
+            <wp:docPr id="19284661" name="Hình ảnh 1"/>
+            <wp:cNvGraphicFramePr>
+              <a:graphicFrameLocks xmlns:a="http://schemas.openxmlformats.org/drawingml/2006/main" noChangeAspect="1"/>
+            </wp:cNvGraphicFramePr>
+            <a:graphic xmlns:a="http://schemas.openxmlformats.org/drawingml/2006/main">
+              <a:graphicData uri="http://schemas.openxmlformats.org/drawingml/2006/picture">
+                <pic:pic xmlns:pic="http://schemas.openxmlformats.org/drawingml/2006/picture">
+                  <pic:nvPicPr>
+                    <pic:cNvPr id="19284661" name=""/>
+                    <pic:cNvPicPr/>
+                  </pic:nvPicPr>
+                  <pic:blipFill>
+                    <a:blip r:embed="rId6"/>
+                    <a:stretch>
+                      <a:fillRect/>
+                    </a:stretch>
+                  </pic:blipFill>
+                  <pic:spPr>
+                    <a:xfrm>
+                      <a:off x="0" y="0"/>
+                      <a:ext cx="1348857" cy="952583"/>
+                    </a:xfrm>
+                    <a:prstGeom prst="rect">
+                      <a:avLst/>
+                    </a:prstGeom>
+                  </pic:spPr>
+                </pic:pic>
+              </a:graphicData>
+            </a:graphic>
+          </wp:inline>
+        </w:drawing>
+      </w:r>
+    </w:p>
+    <w:p>
+      <w:r>
+        <w:rPr>
+          <w:noProof/>
+        </w:rPr>
+        <mc:AlternateContent>
+          <mc:Choice Requires="wps">
+            <w:drawing>
+              <wp:anchor distT="45720" distB="45720" distL="114300" distR="114300" simplePos="0" relativeHeight="251737088" behindDoc="0" locked="0" layoutInCell="1" allowOverlap="1" wp14:anchorId="4F061458" wp14:editId="0C5F4B42">
+                <wp:simplePos x="0" y="0"/>
+                <wp:positionH relativeFrom="column">
+                  <wp:posOffset>2918460</wp:posOffset>
+                </wp:positionH>
+                <wp:positionV relativeFrom="paragraph">
+                  <wp:posOffset>2903019</wp:posOffset>
+                </wp:positionV>
+                <wp:extent cx="1496786" cy="441158"/>
+                <wp:effectExtent l="0" t="0" r="8255" b="0"/>
+                <wp:wrapNone/>
+                <wp:docPr id="1975345243" name="Text Box 2"/>
+                <wp:cNvGraphicFramePr>
+                  <a:graphicFrameLocks xmlns:a="http://schemas.openxmlformats.org/drawingml/2006/main"/>
+                </wp:cNvGraphicFramePr>
+                <a:graphic xmlns:a="http://schemas.openxmlformats.org/drawingml/2006/main">
+                  <a:graphicData uri="http://schemas.microsoft.com/office/word/2010/wordprocessingShape">
+                    <wps:wsp>
+                      <wps:cNvSpPr txBox="1">
+                        <a:spLocks noChangeArrowheads="1"/>
+                      </wps:cNvSpPr>
+                      <wps:spPr bwMode="auto">
+                        <a:xfrm>
+                          <a:off x="0" y="0"/>
+                          <a:ext cx="1496786" cy="441158"/>
+                        </a:xfrm>
+                        <a:prstGeom prst="rect">
+                          <a:avLst/>
+                        </a:prstGeom>
+                        <a:solidFill>
+                          <a:srgbClr val="FFFFFF"/>
+                        </a:solidFill>
+                        <a:ln w="9525">
+                          <a:noFill/>
+                          <a:miter lim="800000"/>
+                          <a:headEnd/>
+                          <a:tailEnd/>
+                        </a:ln>
+                      </wps:spPr>
+                      <wps:txbx>
+                        <w:txbxContent>
+                          <w:p>
+                            <w:pPr>
+                              <w:jc w:val="right"/>
+                            </w:pPr>
+                            <w:r>
+                              <w:t>Sản phẩm đã quét (hàng đợi)</w:t>
+                            </w:r>
+                          </w:p>
+                        </w:txbxContent>
+                      </wps:txbx>
+                      <wps:bodyPr rot="0" vert="horz" wrap="square" lIns="91440" tIns="45720" rIns="91440" bIns="45720" anchor="t" anchorCtr="0">
+                        <a:noAutofit/>
+                      </wps:bodyPr>
+                    </wps:wsp>
+                  </a:graphicData>
+                </a:graphic>
+                <wp14:sizeRelH relativeFrom="margin">
+                  <wp14:pctWidth>0</wp14:pctWidth>
+                </wp14:sizeRelH>
+                <wp14:sizeRelV relativeFrom="margin">
+                  <wp14:pctHeight>0</wp14:pctHeight>
+                </wp14:sizeRelV>
+              </wp:anchor>
+            </w:drawing>
+          </mc:Choice>
+          <mc:Fallback>
+            <w:pict>
+              <v:shapetype w14:anchorId="4F061458" id="_x0000_t202" coordsize="21600,21600" o:spt="202" path="m,l,21600r21600,l21600,xe">
+                <v:stroke joinstyle="miter"/>
+                <v:path gradientshapeok="t" o:connecttype="rect"/>
+              </v:shapetype>
+              <v:shape id="Text Box 2" o:spid="_x0000_s1026" type="#_x0000_t202" style="position:absolute;margin-left:229.8pt;margin-top:228.6pt;width:117.85pt;height:34.75pt;z-index:251737088;visibility:visible;mso-wrap-style:square;mso-width-percent:0;mso-height-percent:0;mso-wrap-distance-left:9pt;mso-wrap-distance-top:3.6pt;mso-wrap-distance-right:9pt;mso-wrap-distance-bottom:3.6pt;mso-position-horizontal:absolute;mso-position-horizontal-relative:text;mso-position-vertical:absolute;mso-position-vertical-relative:text;mso-width-percent:0;mso-height-percent:0;mso-width-relative:margin;mso-height-relative:margin;v-text-anchor:top" o:gfxdata="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" stroked="f">
+                <v:textbox>
+                  <w:txbxContent>
+                    <w:p>
+                      <w:pPr>
+                        <w:jc w:val="right"/>
+                      </w:pPr>
+                      <w:r>
+                        <w:t>Sản phẩm đã quét (hàng đợi)</w:t>
+                      </w:r>
+                    </w:p>
+                  </w:txbxContent>
+                </v:textbox>
+              </v:shape>
+            </w:pict>
+          </mc:Fallback>
+        </mc:AlternateContent>
+      </w:r>
+      <w:r>
+        <w:rPr>
+          <w:noProof/>
+        </w:rPr>
+        <mc:AlternateContent>
+          <mc:Choice Requires="wps">
+            <w:drawing>
+              <wp:anchor distT="0" distB="0" distL="114300" distR="114300" simplePos="0" relativeHeight="251731968" behindDoc="0" locked="0" layoutInCell="1" allowOverlap="1" wp14:anchorId="1445B380" wp14:editId="5B3C7756">
+                <wp:simplePos x="0" y="0"/>
+                <wp:positionH relativeFrom="column">
+                  <wp:posOffset>1848652</wp:posOffset>
+                </wp:positionH>
+                <wp:positionV relativeFrom="paragraph">
+                  <wp:posOffset>2623385</wp:posOffset>
+                </wp:positionV>
+                <wp:extent cx="389467" cy="0"/>
+                <wp:effectExtent l="38100" t="76200" r="29845" b="133350"/>
+                <wp:wrapNone/>
+                <wp:docPr id="1635682834" name="Đường kết nối Mũi tên Thẳng 2"/>
+                <wp:cNvGraphicFramePr/>
+                <a:graphic xmlns:a="http://schemas.openxmlformats.org/drawingml/2006/main">
+                  <a:graphicData uri="http://schemas.microsoft.com/office/word/2010/wordprocessingShape">
+                    <wps:wsp>
+                      <wps:cNvCnPr/>
+                      <wps:spPr>
+                        <a:xfrm>
+                          <a:off x="0" y="0"/>
+                          <a:ext cx="389467" cy="0"/>
+                        </a:xfrm>
+                        <a:prstGeom prst="straightConnector1">
+                          <a:avLst/>
+                        </a:prstGeom>
+                        <a:ln>
+                          <a:solidFill>
+                            <a:srgbClr val="C00000"/>
+                          </a:solidFill>
+                          <a:tailEnd type="triangle"/>
+                        </a:ln>
+                      </wps:spPr>
+                      <wps:style>
+                        <a:lnRef idx="2">
+                          <a:schemeClr val="accent1"/>
+                        </a:lnRef>
+                        <a:fillRef idx="0">
+                          <a:schemeClr val="accent1"/>
+                        </a:fillRef>
+                        <a:effectRef idx="1">
+                          <a:schemeClr val="accent1"/>
+                        </a:effectRef>
+                        <a:fontRef idx="minor">
+                          <a:schemeClr val="tx1"/>
+                        </a:fontRef>
+                      </wps:style>
+                      <wps:bodyPr/>
+                    </wps:wsp>
+                  </a:graphicData>
+                </a:graphic>
+              </wp:anchor>
+            </w:drawing>
+          </mc:Choice>
+          <mc:Fallback>
+            <w:pict>
+              <v:shapetype w14:anchorId="1EED14A9" id="_x0000_t32" coordsize="21600,21600" o:spt="32" o:oned="t" path="m,l21600,21600e" filled="f">
+                <v:path arrowok="t" fillok="f" o:connecttype="none"/>
+                <o:lock v:ext="edit" shapetype="t"/>
+              </v:shapetype>
+              <v:shape id="Đường kết nối Mũi tên Thẳng 2" o:spid="_x0000_s1026" type="#_x0000_t32" style="position:absolute;margin-left:145.55pt;margin-top:206.55pt;width:30.65pt;height:0;z-index:251731968;visibility:visible;mso-wrap-style:square;mso-wrap-distance-left:9pt;mso-wrap-distance-top:0;mso-wrap-distance-right:9pt;mso-wrap-distance-bottom:0;mso-position-horizontal:absolute;mso-position-horizontal-relative:text;mso-position-vertical:absolute;mso-position-vertical-relative:text" o:gfxdata="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" strokecolor="#c00000" strokeweight="2pt">
+                <v:stroke endarrow="block"/>
+                <v:shadow on="t" color="black" opacity="24903f" origin=",.5" offset="0,.55556mm"/>
+              </v:shape>
+            </w:pict>
+          </mc:Fallback>
+        </mc:AlternateContent>
+      </w:r>
+      <w:r>
+        <w:rPr>
+          <w:noProof/>
+        </w:rPr>
+        <mc:AlternateContent>
+          <mc:Choice Requires="wps">
+            <w:drawing>
+              <wp:anchor distT="0" distB="0" distL="114300" distR="114300" simplePos="0" relativeHeight="251724800" behindDoc="0" locked="0" layoutInCell="1" allowOverlap="1" wp14:anchorId="6495BDEB" wp14:editId="214FCC04">
+                <wp:simplePos x="0" y="0"/>
+                <wp:positionH relativeFrom="column">
+                  <wp:posOffset>4439653</wp:posOffset>
+                </wp:positionH>
+                <wp:positionV relativeFrom="paragraph">
+                  <wp:posOffset>3120457</wp:posOffset>
+                </wp:positionV>
+                <wp:extent cx="381000" cy="0"/>
+                <wp:effectExtent l="57150" t="76200" r="0" b="133350"/>
+                <wp:wrapNone/>
+                <wp:docPr id="1112074217" name="Đường kết nối Mũi tên Thẳng 3"/>
+                <wp:cNvGraphicFramePr/>
+                <a:graphic xmlns:a="http://schemas.openxmlformats.org/drawingml/2006/main">
+                  <a:graphicData uri="http://schemas.microsoft.com/office/word/2010/wordprocessingShape">
+                    <wps:wsp>
+                      <wps:cNvCnPr/>
+                      <wps:spPr>
+                        <a:xfrm flipH="1">
+                          <a:off x="0" y="0"/>
+                          <a:ext cx="381000" cy="0"/>
+                        </a:xfrm>
+                        <a:prstGeom prst="straightConnector1">
+                          <a:avLst/>
+                        </a:prstGeom>
+                        <a:ln>
+                          <a:solidFill>
+                            <a:srgbClr val="C00000"/>
+                          </a:solidFill>
+                          <a:tailEnd type="triangle"/>
+                        </a:ln>
+                      </wps:spPr>
+                      <wps:style>
+                        <a:lnRef idx="2">
+                          <a:schemeClr val="accent1"/>
+                        </a:lnRef>
+                        <a:fillRef idx="0">
+                          <a:schemeClr val="accent1"/>
+                        </a:fillRef>
+                        <a:effectRef idx="1">
+                          <a:schemeClr val="accent1"/>
+                        </a:effectRef>
+                        <a:fontRef idx="minor">
+                          <a:schemeClr val="tx1"/>
+                        </a:fontRef>
+                      </wps:style>
+                      <wps:bodyPr/>
+                    </wps:wsp>
+                  </a:graphicData>
+                </a:graphic>
+              </wp:anchor>
+            </w:drawing>
+          </mc:Choice>
+          <mc:Fallback>
+            <w:pict>
+              <v:shape w14:anchorId="5FB1D806" id="Đường kết nối Mũi tên Thẳng 3" o:spid="_x0000_s1026" type="#_x0000_t32" style="position:absolute;margin-left:349.6pt;margin-top:245.7pt;width:30pt;height:0;flip:x;z-index:251724800;visibility:visible;mso-wrap-style:square;mso-wrap-distance-left:9pt;mso-wrap-distance-top:0;mso-wrap-distance-right:9pt;mso-wrap-distance-bottom:0;mso-position-horizontal:absolute;mso-position-horizontal-relative:text;mso-position-vertical:absolute;mso-position-vertical-relative:text" o:gfxdata="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" strokecolor="#c00000" strokeweight="2pt">
+                <v:stroke endarrow="block"/>
+                <v:shadow on="t" color="black" opacity="24903f" origin=",.5" offset="0,.55556mm"/>
+              </v:shape>
+            </w:pict>
+          </mc:Fallback>
+        </mc:AlternateContent>
+      </w:r>
+      <w:r>
+        <w:rPr>
+          <w:noProof/>
+        </w:rPr>
+        <mc:AlternateContent>
+          <mc:Choice Requires="wps">
+            <w:drawing>
+              <wp:anchor distT="0" distB="0" distL="114300" distR="114300" simplePos="0" relativeHeight="251717632" behindDoc="0" locked="0" layoutInCell="1" allowOverlap="1" wp14:anchorId="6E925EFE" wp14:editId="418AD3BF">
+                <wp:simplePos x="0" y="0"/>
+                <wp:positionH relativeFrom="column">
+                  <wp:posOffset>4840817</wp:posOffset>
+                </wp:positionH>
+                <wp:positionV relativeFrom="paragraph">
+                  <wp:posOffset>2399453</wp:posOffset>
+                </wp:positionV>
+                <wp:extent cx="1714500" cy="1546014"/>
+                <wp:effectExtent l="57150" t="19050" r="76200" b="92710"/>
+                <wp:wrapNone/>
+                <wp:docPr id="674656115" name="Hình chữ nhật 1"/>
+                <wp:cNvGraphicFramePr/>
+                <a:graphic xmlns:a="http://schemas.openxmlformats.org/drawingml/2006/main">
+                  <a:graphicData uri="http://schemas.microsoft.com/office/word/2010/wordprocessingShape">
+                    <wps:wsp>
+                      <wps:cNvSpPr/>
+                      <wps:spPr>
+                        <a:xfrm>
+                          <a:off x="0" y="0"/>
+                          <a:ext cx="1714500" cy="1546014"/>
+                        </a:xfrm>
+                        <a:prstGeom prst="rect">
+                          <a:avLst/>
+                        </a:prstGeom>
+                        <a:noFill/>
+                        <a:ln w="12700">
+                          <a:solidFill>
+                            <a:srgbClr val="C00000"/>
+                          </a:solidFill>
+                        </a:ln>
+                      </wps:spPr>
+                      <wps:style>
+                        <a:lnRef idx="1">
+                          <a:schemeClr val="accent1"/>
+                        </a:lnRef>
+                        <a:fillRef idx="3">
+                          <a:schemeClr val="accent1"/>
+                        </a:fillRef>
+                        <a:effectRef idx="2">
+                          <a:schemeClr val="accent1"/>
+                        </a:effectRef>
+                        <a:fontRef idx="minor">
+                          <a:schemeClr val="lt1"/>
+                        </a:fontRef>
+                      </wps:style>
+                      <wps:bodyPr rot="0" spcFirstLastPara="0" vertOverflow="overflow" horzOverflow="overflow" vert="horz" wrap="square" lIns="91440" tIns="45720" rIns="91440" bIns="45720" numCol="1" spcCol="0" rtlCol="0" fromWordArt="0" anchor="ctr" anchorCtr="0" forceAA="0" compatLnSpc="1">
+                        <a:prstTxWarp prst="textNoShape">
+                          <a:avLst/>
+                        </a:prstTxWarp>
+                        <a:noAutofit/>
+                      </wps:bodyPr>
+                    </wps:wsp>
+                  </a:graphicData>
+                </a:graphic>
+                <wp14:sizeRelV relativeFrom="margin">
+                  <wp14:pctHeight>0</wp14:pctHeight>
+                </wp14:sizeRelV>
+              </wp:anchor>
+            </w:drawing>
+          </mc:Choice>
+          <mc:Fallback>
+            <w:pict>
+              <v:rect w14:anchorId="665643BB" id="Hình chữ nhật 1" o:spid="_x0000_s1026" style="position:absolute;margin-left:381.15pt;margin-top:188.95pt;width:135pt;height:121.75pt;z-index:251717632;visibility:visible;mso-wrap-style:square;mso-height-percent:0;mso-wrap-distance-left:9pt;mso-wrap-distance-top:0;mso-wrap-distance-right:9pt;mso-wrap-distance-bottom:0;mso-position-horizontal:absolute;mso-position-horizontal-relative:text;mso-position-vertical:absolute;mso-position-vertical-relative:text;mso-height-percent:0;mso-height-relative:margin;v-text-anchor:middle" o:gfxdata="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" filled="f" strokecolor="#c00000" strokeweight="1pt">
+                <v:shadow on="t" color="black" opacity="22937f" origin=",.5" offset="0,.63889mm"/>
+              </v:rect>
+            </w:pict>
+          </mc:Fallback>
+        </mc:AlternateContent>
+      </w:r>
+      <w:r>
+        <w:drawing>
+          <wp:anchor distT="0" distB="0" distL="114300" distR="114300" simplePos="0" relativeHeight="251708416" behindDoc="0" locked="0" layoutInCell="1" allowOverlap="1" wp14:anchorId="4100588D" wp14:editId="604192E2">
+            <wp:simplePos x="0" y="0"/>
+            <wp:positionH relativeFrom="column">
+              <wp:posOffset>4792132</wp:posOffset>
+            </wp:positionH>
+            <wp:positionV relativeFrom="paragraph">
+              <wp:posOffset>11853</wp:posOffset>
+            </wp:positionV>
+            <wp:extent cx="1862667" cy="4011645"/>
+            <wp:effectExtent l="0" t="0" r="4445" b="8255"/>
+            <wp:wrapNone/>
+            <wp:docPr id="1388937868" name="Hình ảnh 1"/>
+            <wp:cNvGraphicFramePr>
+              <a:graphicFrameLocks xmlns:a="http://schemas.openxmlformats.org/drawingml/2006/main" noChangeAspect="1"/>
+            </wp:cNvGraphicFramePr>
+            <a:graphic xmlns:a="http://schemas.openxmlformats.org/drawingml/2006/main">
+              <a:graphicData uri="http://schemas.openxmlformats.org/drawingml/2006/picture">
+                <pic:pic xmlns:pic="http://schemas.openxmlformats.org/drawingml/2006/picture">
+                  <pic:nvPicPr>
+                    <pic:cNvPr id="1388937868" name=""/>
+                    <pic:cNvPicPr/>
+                  </pic:nvPicPr>
+                  <pic:blipFill>
+                    <a:blip r:embed="rId7"/>
+                    <a:stretch>
+                      <a:fillRect/>
+                    </a:stretch>
+                  </pic:blipFill>
+                  <pic:spPr>
+                    <a:xfrm>
+                      <a:off x="0" y="0"/>
+                      <a:ext cx="1871099" cy="4029805"/>
+                    </a:xfrm>
+                    <a:prstGeom prst="rect">
+                      <a:avLst/>
+                    </a:prstGeom>
+                  </pic:spPr>
+                </pic:pic>
+              </a:graphicData>
+            </a:graphic>
+            <wp14:sizeRelH relativeFrom="margin">
+              <wp14:pctWidth>0</wp14:pctWidth>
+            </wp14:sizeRelH>
+            <wp14:sizeRelV relativeFrom="margin">
+              <wp14:pctHeight>0</wp14:pctHeight>
+            </wp14:sizeRelV>
+          </wp:anchor>
+        </w:drawing>
+      </w:r>
+      <w:r>
+        <w:rPr>
+          <w:noProof/>
+        </w:rPr>
+        <mc:AlternateContent>
+          <mc:Choice Requires="wps">
+            <w:drawing>
+              <wp:anchor distT="45720" distB="45720" distL="114300" distR="114300" simplePos="0" relativeHeight="251547648" behindDoc="0" locked="0" layoutInCell="1" allowOverlap="1" wp14:anchorId="4FEE0136" wp14:editId="6205A8D1">
+                <wp:simplePos x="0" y="0"/>
+                <wp:positionH relativeFrom="column">
+                  <wp:posOffset>2275114</wp:posOffset>
+                </wp:positionH>
+                <wp:positionV relativeFrom="paragraph">
+                  <wp:posOffset>2491377</wp:posOffset>
+                </wp:positionV>
+                <wp:extent cx="1496786" cy="266700"/>
+                <wp:effectExtent l="0" t="0" r="8255" b="0"/>
+                <wp:wrapNone/>
+                <wp:docPr id="217" name="Text Box 2"/>
+                <wp:cNvGraphicFramePr>
+                  <a:graphicFrameLocks xmlns:a="http://schemas.openxmlformats.org/drawingml/2006/main"/>
+                </wp:cNvGraphicFramePr>
+                <a:graphic xmlns:a="http://schemas.openxmlformats.org/drawingml/2006/main">
+                  <a:graphicData uri="http://schemas.microsoft.com/office/word/2010/wordprocessingShape">
+                    <wps:wsp>
+                      <wps:cNvSpPr txBox="1">
+                        <a:spLocks noChangeArrowheads="1"/>
+                      </wps:cNvSpPr>
+                      <wps:spPr bwMode="auto">
+                        <a:xfrm>
+                          <a:off x="0" y="0"/>
+                          <a:ext cx="1496786" cy="266700"/>
+                        </a:xfrm>
+                        <a:prstGeom prst="rect">
+                          <a:avLst/>
+                        </a:prstGeom>
+                        <a:solidFill>
+                          <a:srgbClr val="FFFFFF"/>
+                        </a:solidFill>
+                        <a:ln w="9525">
+                          <a:noFill/>
+                          <a:miter lim="800000"/>
+                          <a:headEnd/>
+                          <a:tailEnd/>
+                        </a:ln>
+                      </wps:spPr>
+                      <wps:txbx>
+                        <w:txbxContent>
+                          <w:p>
+                            <w:r>
+                              <w:t>Danh sách sản phẩm</w:t>
+                            </w:r>
+                          </w:p>
+                        </w:txbxContent>
+                      </wps:txbx>
+                      <wps:bodyPr rot="0" vert="horz" wrap="square" lIns="91440" tIns="45720" rIns="91440" bIns="45720" anchor="t" anchorCtr="0">
+                        <a:noAutofit/>
+                      </wps:bodyPr>
+                    </wps:wsp>
+                  </a:graphicData>
+                </a:graphic>
+                <wp14:sizeRelH relativeFrom="margin">
+                  <wp14:pctWidth>0</wp14:pctWidth>
+                </wp14:sizeRelH>
+                <wp14:sizeRelV relativeFrom="margin">
+                  <wp14:pctHeight>0</wp14:pctHeight>
+                </wp14:sizeRelV>
+              </wp:anchor>
+            </w:drawing>
+          </mc:Choice>
+          <mc:Fallback>
+            <w:pict>
+              <v:shape w14:anchorId="4FEE0136" id="_x0000_s1027" type="#_x0000_t202" style="position:absolute;margin-left:179.15pt;margin-top:196.15pt;width:117.85pt;height:21pt;z-index:251547648;visibility:visible;mso-wrap-style:square;mso-width-percent:0;mso-height-percent:0;mso-wrap-distance-left:9pt;mso-wrap-distance-top:3.6pt;mso-wrap-distance-right:9pt;mso-wrap-distance-bottom:3.6pt;mso-position-horizontal:absolute;mso-position-horizontal-relative:text;mso-position-vertical:absolute;mso-position-vertical-relative:text;mso-width-percent:0;mso-height-percent:0;mso-width-relative:margin;mso-height-relative:margin;v-text-anchor:top" o:gfxdata="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" stroked="f">
+                <v:textbox>
+                  <w:txbxContent>
+                    <w:p>
+                      <w:r>
+                        <w:t>Danh sách sản phẩm</w:t>
+                      </w:r>
+                    </w:p>
+                  </w:txbxContent>
+                </v:textbox>
+              </v:shape>
+            </w:pict>
+          </mc:Fallback>
+        </mc:AlternateContent>
+      </w:r>
+      <w:r>
+        <w:rPr>
+          <w:noProof/>
+        </w:rPr>
+        <mc:AlternateContent>
+          <mc:Choice Requires="wps">
+            <w:drawing>
+              <wp:anchor distT="45720" distB="45720" distL="114300" distR="114300" simplePos="0" relativeHeight="251602944" behindDoc="0" locked="0" layoutInCell="1" allowOverlap="1" wp14:anchorId="1AF91B1C" wp14:editId="3AD15A2B">
+                <wp:simplePos x="0" y="0"/>
+                <wp:positionH relativeFrom="column">
+                  <wp:posOffset>2280376</wp:posOffset>
+                </wp:positionH>
+                <wp:positionV relativeFrom="paragraph">
+                  <wp:posOffset>1037862</wp:posOffset>
+                </wp:positionV>
+                <wp:extent cx="1725386" cy="435429"/>
+                <wp:effectExtent l="0" t="0" r="8255" b="3175"/>
+                <wp:wrapNone/>
+                <wp:docPr id="2042605003" name="Text Box 2"/>
+                <wp:cNvGraphicFramePr>
+                  <a:graphicFrameLocks xmlns:a="http://schemas.openxmlformats.org/drawingml/2006/main"/>
+                </wp:cNvGraphicFramePr>
+                <a:graphic xmlns:a="http://schemas.openxmlformats.org/drawingml/2006/main">
+                  <a:graphicData uri="http://schemas.microsoft.com/office/word/2010/wordprocessingShape">
+                    <wps:wsp>
+                      <wps:cNvSpPr txBox="1">
+                        <a:spLocks noChangeArrowheads="1"/>
+                      </wps:cNvSpPr>
+                      <wps:spPr bwMode="auto">
+                        <a:xfrm>
+                          <a:off x="0" y="0"/>
+                          <a:ext cx="1725386" cy="435429"/>
+                        </a:xfrm>
+                        <a:prstGeom prst="rect">
+                          <a:avLst/>
+                        </a:prstGeom>
+                        <a:solidFill>
+                          <a:srgbClr val="FFFFFF"/>
+                        </a:solidFill>
+                        <a:ln w="9525">
+                          <a:noFill/>
+                          <a:miter lim="800000"/>
+                          <a:headEnd/>
+                          <a:tailEnd/>
+                        </a:ln>
+                      </wps:spPr>
+                      <wps:txbx>
+                        <w:txbxContent>
+                          <w:p>
+                            <w:r>
+                              <w:t>Tìm kiếm sản phẩm và nút quét mã SP</w:t>
+                            </w:r>
+                          </w:p>
+                        </w:txbxContent>
+                      </wps:txbx>
+                      <wps:bodyPr rot="0" vert="horz" wrap="square" lIns="91440" tIns="45720" rIns="91440" bIns="45720" anchor="t" anchorCtr="0">
+                        <a:noAutofit/>
+                      </wps:bodyPr>
+                    </wps:wsp>
+                  </a:graphicData>
+                </a:graphic>
+                <wp14:sizeRelH relativeFrom="margin">
+                  <wp14:pctWidth>0</wp14:pctWidth>
+                </wp14:sizeRelH>
+                <wp14:sizeRelV relativeFrom="margin">
+                  <wp14:pctHeight>0</wp14:pctHeight>
+                </wp14:sizeRelV>
+              </wp:anchor>
+            </w:drawing>
+          </mc:Choice>
+          <mc:Fallback>
+            <w:pict>
+              <v:shape w14:anchorId="1AF91B1C" id="_x0000_s1028" type="#_x0000_t202" style="position:absolute;margin-left:179.55pt;margin-top:81.7pt;width:135.85pt;height:34.3pt;z-index:251602944;visibility:visible;mso-wrap-style:square;mso-width-percent:0;mso-height-percent:0;mso-wrap-distance-left:9pt;mso-wrap-distance-top:3.6pt;mso-wrap-distance-right:9pt;mso-wrap-distance-bottom:3.6pt;mso-position-horizontal:absolute;mso-position-horizontal-relative:text;mso-position-vertical:absolute;mso-position-vertical-relative:text;mso-width-percent:0;mso-height-percent:0;mso-width-relative:margin;mso-height-relative:margin;v-text-anchor:top" o:gfxdata="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" stroked="f">
+                <v:textbox>
+                  <w:txbxContent>
+                    <w:p>
+                      <w:r>
+                        <w:t>Tìm kiếm sản phẩm và nút quét mã SP</w:t>
+                      </w:r>
+                    </w:p>
+                  </w:txbxContent>
+                </v:textbox>
+              </v:shape>
+            </w:pict>
+          </mc:Fallback>
+        </mc:AlternateContent>
+      </w:r>
+      <w:r>
+        <w:rPr>
+          <w:noProof/>
+        </w:rPr>
+        <mc:AlternateContent>
+          <mc:Choice Requires="wps">
+            <w:drawing>
+              <wp:anchor distT="45720" distB="45720" distL="114300" distR="114300" simplePos="0" relativeHeight="251694080" behindDoc="0" locked="0" layoutInCell="1" allowOverlap="1" wp14:anchorId="6838A301" wp14:editId="006F6E9E">
+                <wp:simplePos x="0" y="0"/>
+                <wp:positionH relativeFrom="column">
+                  <wp:posOffset>2280557</wp:posOffset>
+                </wp:positionH>
+                <wp:positionV relativeFrom="paragraph">
+                  <wp:posOffset>521063</wp:posOffset>
+                </wp:positionV>
+                <wp:extent cx="1790700" cy="444288"/>
+                <wp:effectExtent l="0" t="0" r="0" b="0"/>
+                <wp:wrapNone/>
+                <wp:docPr id="1466637689" name="Text Box 2"/>
+                <wp:cNvGraphicFramePr>
+                  <a:graphicFrameLocks xmlns:a="http://schemas.openxmlformats.org/drawingml/2006/main"/>
+                </wp:cNvGraphicFramePr>
+                <a:graphic xmlns:a="http://schemas.openxmlformats.org/drawingml/2006/main">
+                  <a:graphicData uri="http://schemas.microsoft.com/office/word/2010/wordprocessingShape">
+                    <wps:wsp>
+                      <wps:cNvSpPr txBox="1">
+                        <a:spLocks noChangeArrowheads="1"/>
+                      </wps:cNvSpPr>
+                      <wps:spPr bwMode="auto">
+                        <a:xfrm>
+                          <a:off x="0" y="0"/>
+                          <a:ext cx="1790700" cy="444288"/>
+                        </a:xfrm>
+                        <a:prstGeom prst="rect">
+                          <a:avLst/>
+                        </a:prstGeom>
+                        <a:solidFill>
+                          <a:srgbClr val="FFFFFF"/>
+                        </a:solidFill>
+                        <a:ln w="9525">
+                          <a:noFill/>
+                          <a:miter lim="800000"/>
+                          <a:headEnd/>
+                          <a:tailEnd/>
+                        </a:ln>
+                      </wps:spPr>
+                      <wps:txbx>
+                        <w:txbxContent>
+                          <w:p>
+                            <w:r>
+                              <w:t>Thông tin cửa hàng và ô chọn vị trí xuất sản phẩm</w:t>
+                            </w:r>
+                          </w:p>
+                        </w:txbxContent>
+                      </wps:txbx>
+                      <wps:bodyPr rot="0" vert="horz" wrap="square" lIns="91440" tIns="45720" rIns="91440" bIns="45720" anchor="t" anchorCtr="0">
+                        <a:noAutofit/>
+                      </wps:bodyPr>
+                    </wps:wsp>
+                  </a:graphicData>
+                </a:graphic>
+                <wp14:sizeRelH relativeFrom="margin">
+                  <wp14:pctWidth>0</wp14:pctWidth>
+                </wp14:sizeRelH>
+                <wp14:sizeRelV relativeFrom="margin">
+                  <wp14:pctHeight>0</wp14:pctHeight>
+                </wp14:sizeRelV>
+              </wp:anchor>
+            </w:drawing>
+          </mc:Choice>
+          <mc:Fallback>
+            <w:pict>
+              <v:shape w14:anchorId="6838A301" id="_x0000_s1029" type="#_x0000_t202" style="position:absolute;margin-left:179.55pt;margin-top:41.05pt;width:141pt;height:35pt;z-index:251694080;visibility:visible;mso-wrap-style:square;mso-width-percent:0;mso-height-percent:0;mso-wrap-distance-left:9pt;mso-wrap-distance-top:3.6pt;mso-wrap-distance-right:9pt;mso-wrap-distance-bottom:3.6pt;mso-position-horizontal:absolute;mso-position-horizontal-relative:text;mso-position-vertical:absolute;mso-position-vertical-relative:text;mso-width-percent:0;mso-height-percent:0;mso-width-relative:margin;mso-height-relative:margin;v-text-anchor:top" o:gfxdata="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" stroked="f">
+                <v:textbox>
+                  <w:txbxContent>
+                    <w:p>
+                      <w:r>
+                        <w:t>Thông tin cửa hàng và ô chọn vị trí xuất sản phẩm</w:t>
+                      </w:r>
+                    </w:p>
+                  </w:txbxContent>
+                </v:textbox>
+              </v:shape>
+            </w:pict>
+          </mc:Fallback>
+        </mc:AlternateContent>
+      </w:r>
+      <w:r>
+        <w:rPr>
+          <w:noProof/>
+        </w:rPr>
+        <mc:AlternateContent>
+          <mc:Choice Requires="wps">
+            <w:drawing>
+              <wp:anchor distT="0" distB="0" distL="114300" distR="114300" simplePos="0" relativeHeight="251664384" behindDoc="0" locked="0" layoutInCell="1" allowOverlap="1" wp14:anchorId="17628A17" wp14:editId="0647B6A5">
+                <wp:simplePos x="0" y="0"/>
+                <wp:positionH relativeFrom="column">
+                  <wp:posOffset>1845310</wp:posOffset>
+                </wp:positionH>
+                <wp:positionV relativeFrom="paragraph">
+                  <wp:posOffset>752475</wp:posOffset>
+                </wp:positionV>
+                <wp:extent cx="389467" cy="0"/>
+                <wp:effectExtent l="38100" t="76200" r="29845" b="133350"/>
+                <wp:wrapNone/>
+                <wp:docPr id="434004782" name="Đường kết nối Mũi tên Thẳng 2"/>
+                <wp:cNvGraphicFramePr/>
+                <a:graphic xmlns:a="http://schemas.openxmlformats.org/drawingml/2006/main">
+                  <a:graphicData uri="http://schemas.microsoft.com/office/word/2010/wordprocessingShape">
+                    <wps:wsp>
+                      <wps:cNvCnPr/>
+                      <wps:spPr>
+                        <a:xfrm>
+                          <a:off x="0" y="0"/>
+                          <a:ext cx="389467" cy="0"/>
+                        </a:xfrm>
+                        <a:prstGeom prst="straightConnector1">
+                          <a:avLst/>
+                        </a:prstGeom>
+                        <a:ln>
+                          <a:solidFill>
+                            <a:srgbClr val="C00000"/>
+                          </a:solidFill>
+                          <a:tailEnd type="triangle"/>
+                        </a:ln>
+                      </wps:spPr>
+                      <wps:style>
+                        <a:lnRef idx="2">
+                          <a:schemeClr val="accent1"/>
+                        </a:lnRef>
+                        <a:fillRef idx="0">
+                          <a:schemeClr val="accent1"/>
+                        </a:fillRef>
+                        <a:effectRef idx="1">
+                          <a:schemeClr val="accent1"/>
+                        </a:effectRef>
+                        <a:fontRef idx="minor">
+                          <a:schemeClr val="tx1"/>
+                        </a:fontRef>
+                      </wps:style>
+                      <wps:bodyPr/>
+                    </wps:wsp>
+                  </a:graphicData>
+                </a:graphic>
+              </wp:anchor>
+            </w:drawing>
+          </mc:Choice>
+          <mc:Fallback>
+            <w:pict>
+              <v:shape w14:anchorId="5415FFD1" id="Đường kết nối Mũi tên Thẳng 2" o:spid="_x0000_s1026" type="#_x0000_t32" style="position:absolute;margin-left:145.3pt;margin-top:59.25pt;width:30.65pt;height:0;z-index:251664384;visibility:visible;mso-wrap-style:square;mso-wrap-distance-left:9pt;mso-wrap-distance-top:0;mso-wrap-distance-right:9pt;mso-wrap-distance-bottom:0;mso-position-horizontal:absolute;mso-position-horizontal-relative:text;mso-position-vertical:absolute;mso-position-vertical-relative:text" o:gfxdata="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" strokecolor="#c00000" strokeweight="2pt">
+                <v:stroke endarrow="block"/>
+                <v:shadow on="t" color="black" opacity="24903f" origin=",.5" offset="0,.55556mm"/>
+              </v:shape>
+            </w:pict>
+          </mc:Fallback>
+        </mc:AlternateContent>
+      </w:r>
+      <w:r>
+        <w:rPr>
+          <w:noProof/>
+        </w:rPr>
+        <mc:AlternateContent>
+          <mc:Choice Requires="wps">
+            <w:drawing>
+              <wp:anchor distT="0" distB="0" distL="114300" distR="114300" simplePos="0" relativeHeight="251634688" behindDoc="0" locked="0" layoutInCell="1" allowOverlap="1" wp14:anchorId="615593C7" wp14:editId="79F20FFA">
+                <wp:simplePos x="0" y="0"/>
+                <wp:positionH relativeFrom="column">
+                  <wp:posOffset>23072</wp:posOffset>
+                </wp:positionH>
+                <wp:positionV relativeFrom="paragraph">
+                  <wp:posOffset>343535</wp:posOffset>
+                </wp:positionV>
+                <wp:extent cx="1714500" cy="726017"/>
+                <wp:effectExtent l="57150" t="19050" r="76200" b="93345"/>
+                <wp:wrapNone/>
+                <wp:docPr id="117709199" name="Hình chữ nhật 1"/>
+                <wp:cNvGraphicFramePr/>
+                <a:graphic xmlns:a="http://schemas.openxmlformats.org/drawingml/2006/main">
+                  <a:graphicData uri="http://schemas.microsoft.com/office/word/2010/wordprocessingShape">
+                    <wps:wsp>
+                      <wps:cNvSpPr/>
+                      <wps:spPr>
+                        <a:xfrm>
+                          <a:off x="0" y="0"/>
+                          <a:ext cx="1714500" cy="726017"/>
+                        </a:xfrm>
+                        <a:prstGeom prst="rect">
+                          <a:avLst/>
+                        </a:prstGeom>
+                        <a:noFill/>
+                        <a:ln w="12700">
+                          <a:solidFill>
+                            <a:srgbClr val="C00000"/>
+                          </a:solidFill>
+                        </a:ln>
+                      </wps:spPr>
+                      <wps:style>
+                        <a:lnRef idx="1">
+                          <a:schemeClr val="accent1"/>
+                        </a:lnRef>
+                        <a:fillRef idx="3">
+                          <a:schemeClr val="accent1"/>
+                        </a:fillRef>
+                        <a:effectRef idx="2">
+                          <a:schemeClr val="accent1"/>
+                        </a:effectRef>
+                        <a:fontRef idx="minor">
+                          <a:schemeClr val="lt1"/>
+                        </a:fontRef>
+                      </wps:style>
+                      <wps:bodyPr rot="0" spcFirstLastPara="0" vertOverflow="overflow" horzOverflow="overflow" vert="horz" wrap="square" lIns="91440" tIns="45720" rIns="91440" bIns="45720" numCol="1" spcCol="0" rtlCol="0" fromWordArt="0" anchor="ctr" anchorCtr="0" forceAA="0" compatLnSpc="1">
+                        <a:prstTxWarp prst="textNoShape">
+                          <a:avLst/>
+                        </a:prstTxWarp>
+                        <a:noAutofit/>
+                      </wps:bodyPr>
+                    </wps:wsp>
+                  </a:graphicData>
+                </a:graphic>
+                <wp14:sizeRelV relativeFrom="margin">
+                  <wp14:pctHeight>0</wp14:pctHeight>
+                </wp14:sizeRelV>
+              </wp:anchor>
+            </w:drawing>
+          </mc:Choice>
+          <mc:Fallback>
+            <w:pict>
+              <v:rect w14:anchorId="1185BA34" id="Hình chữ nhật 1" o:spid="_x0000_s1026" style="position:absolute;margin-left:1.8pt;margin-top:27.05pt;width:135pt;height:57.15pt;z-index:251634688;visibility:visible;mso-wrap-style:square;mso-height-percent:0;mso-wrap-distance-left:9pt;mso-wrap-distance-top:0;mso-wrap-distance-right:9pt;mso-wrap-distance-bottom:0;mso-position-horizontal:absolute;mso-position-horizontal-relative:text;mso-position-vertical:absolute;mso-position-vertical-relative:text;mso-height-percent:0;mso-height-relative:margin;v-text-anchor:middle" o:gfxdata="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" filled="f" strokecolor="#c00000" strokeweight="1pt">
+                <v:shadow on="t" color="black" opacity="22937f" origin=",.5" offset="0,.63889mm"/>
+              </v:rect>
+            </w:pict>
+          </mc:Fallback>
+        </mc:AlternateContent>
+      </w:r>
+      <w:r>
+        <w:rPr>
+          <w:noProof/>
+        </w:rPr>
+        <mc:AlternateContent>
+          <mc:Choice Requires="wps">
+            <w:drawing>
+              <wp:anchor distT="0" distB="0" distL="114300" distR="114300" simplePos="0" relativeHeight="251579392" behindDoc="0" locked="0" layoutInCell="1" allowOverlap="1" wp14:anchorId="63FEFEB1" wp14:editId="4E741164">
+                <wp:simplePos x="0" y="0"/>
+                <wp:positionH relativeFrom="column">
+                  <wp:posOffset>1832822</wp:posOffset>
+                </wp:positionH>
+                <wp:positionV relativeFrom="paragraph">
+                  <wp:posOffset>1247775</wp:posOffset>
+                </wp:positionV>
+                <wp:extent cx="389467" cy="0"/>
+                <wp:effectExtent l="38100" t="76200" r="29845" b="133350"/>
+                <wp:wrapNone/>
+                <wp:docPr id="1947393636" name="Đường kết nối Mũi tên Thẳng 2"/>
+                <wp:cNvGraphicFramePr/>
+                <a:graphic xmlns:a="http://schemas.openxmlformats.org/drawingml/2006/main">
+                  <a:graphicData uri="http://schemas.microsoft.com/office/word/2010/wordprocessingShape">
+                    <wps:wsp>
+                      <wps:cNvCnPr/>
+                      <wps:spPr>
+                        <a:xfrm>
+                          <a:off x="0" y="0"/>
+                          <a:ext cx="389467" cy="0"/>
+                        </a:xfrm>
+                        <a:prstGeom prst="straightConnector1">
+                          <a:avLst/>
+                        </a:prstGeom>
+                        <a:ln>
+                          <a:solidFill>
+                            <a:srgbClr val="C00000"/>
+                          </a:solidFill>
+                          <a:tailEnd type="triangle"/>
+                        </a:ln>
+                      </wps:spPr>
+                      <wps:style>
+                        <a:lnRef idx="2">
+                          <a:schemeClr val="accent1"/>
+                        </a:lnRef>
+                        <a:fillRef idx="0">
+                          <a:schemeClr val="accent1"/>
+                        </a:fillRef>
+                        <a:effectRef idx="1">
+                          <a:schemeClr val="accent1"/>
+                        </a:effectRef>
+                        <a:fontRef idx="minor">
+                          <a:schemeClr val="tx1"/>
+                        </a:fontRef>
+                      </wps:style>
+                      <wps:bodyPr/>
+                    </wps:wsp>
+                  </a:graphicData>
+                </a:graphic>
+              </wp:anchor>
+            </w:drawing>
+          </mc:Choice>
+          <mc:Fallback>
+            <w:pict>
+              <v:shape w14:anchorId="1582DA0F" id="Đường kết nối Mũi tên Thẳng 2" o:spid="_x0000_s1026" type="#_x0000_t32" style="position:absolute;margin-left:144.3pt;margin-top:98.25pt;width:30.65pt;height:0;z-index:251579392;visibility:visible;mso-wrap-style:square;mso-wrap-distance-left:9pt;mso-wrap-distance-top:0;mso-wrap-distance-right:9pt;mso-wrap-distance-bottom:0;mso-position-horizontal:absolute;mso-position-horizontal-relative:text;mso-position-vertical:absolute;mso-position-vertical-relative:text" o:gfxdata="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" strokecolor="#c00000" strokeweight="2pt">
+                <v:stroke endarrow="block"/>
+                <v:shadow on="t" color="black" opacity="24903f" origin=",.5" offset="0,.55556mm"/>
+              </v:shape>
+            </w:pict>
+          </mc:Fallback>
+        </mc:AlternateContent>
+      </w:r>
+      <w:r>
+        <w:rPr>
+          <w:noProof/>
+        </w:rPr>
+        <mc:AlternateContent>
+          <mc:Choice Requires="wps">
+            <w:drawing>
+              <wp:anchor distT="0" distB="0" distL="114300" distR="114300" simplePos="0" relativeHeight="251617280" behindDoc="0" locked="0" layoutInCell="1" allowOverlap="1" wp14:anchorId="755BDEB0" wp14:editId="2465F09C">
+                <wp:simplePos x="0" y="0"/>
+                <wp:positionH relativeFrom="column">
+                  <wp:posOffset>20108</wp:posOffset>
+                </wp:positionH>
+                <wp:positionV relativeFrom="paragraph">
+                  <wp:posOffset>1097280</wp:posOffset>
+                </wp:positionV>
+                <wp:extent cx="1714500" cy="264584"/>
+                <wp:effectExtent l="57150" t="19050" r="76200" b="97790"/>
+                <wp:wrapNone/>
+                <wp:docPr id="1391387521" name="Hình chữ nhật 1"/>
+                <wp:cNvGraphicFramePr/>
+                <a:graphic xmlns:a="http://schemas.openxmlformats.org/drawingml/2006/main">
+                  <a:graphicData uri="http://schemas.microsoft.com/office/word/2010/wordprocessingShape">
+                    <wps:wsp>
+                      <wps:cNvSpPr/>
+                      <wps:spPr>
+                        <a:xfrm>
+                          <a:off x="0" y="0"/>
+                          <a:ext cx="1714500" cy="264584"/>
+                        </a:xfrm>
+                        <a:prstGeom prst="rect">
+                          <a:avLst/>
+                        </a:prstGeom>
+                        <a:noFill/>
+                        <a:ln w="12700">
+                          <a:solidFill>
+                            <a:srgbClr val="C00000"/>
+                          </a:solidFill>
+                        </a:ln>
+                      </wps:spPr>
+                      <wps:style>
+                        <a:lnRef idx="1">
+                          <a:schemeClr val="accent1"/>
+                        </a:lnRef>
+                        <a:fillRef idx="3">
+                          <a:schemeClr val="accent1"/>
+                        </a:fillRef>
+                        <a:effectRef idx="2">
+                          <a:schemeClr val="accent1"/>
+                        </a:effectRef>
+                        <a:fontRef idx="minor">
+                          <a:schemeClr val="lt1"/>
+                        </a:fontRef>
+                      </wps:style>
+                      <wps:bodyPr rot="0" spcFirstLastPara="0" vertOverflow="overflow" horzOverflow="overflow" vert="horz" wrap="square" lIns="91440" tIns="45720" rIns="91440" bIns="45720" numCol="1" spcCol="0" rtlCol="0" fromWordArt="0" anchor="ctr" anchorCtr="0" forceAA="0" compatLnSpc="1">
+                        <a:prstTxWarp prst="textNoShape">
+                          <a:avLst/>
+                        </a:prstTxWarp>
+                        <a:noAutofit/>
+                      </wps:bodyPr>
+                    </wps:wsp>
+                  </a:graphicData>
+                </a:graphic>
+                <wp14:sizeRelV relativeFrom="margin">
+                  <wp14:pctHeight>0</wp14:pctHeight>
+                </wp14:sizeRelV>
+              </wp:anchor>
+            </w:drawing>
+          </mc:Choice>
+          <mc:Fallback>
+            <w:pict>
+              <v:rect w14:anchorId="75992746" id="Hình chữ nhật 1" o:spid="_x0000_s1026" style="position:absolute;margin-left:1.6pt;margin-top:86.4pt;width:135pt;height:20.85pt;z-index:251617280;visibility:visible;mso-wrap-style:square;mso-height-percent:0;mso-wrap-distance-left:9pt;mso-wrap-distance-top:0;mso-wrap-distance-right:9pt;mso-wrap-distance-bottom:0;mso-position-horizontal:absolute;mso-position-horizontal-relative:text;mso-position-vertical:absolute;mso-position-vertical-relative:text;mso-height-percent:0;mso-height-relative:margin;v-text-anchor:middle" o:gfxdata="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" filled="f" strokecolor="#c00000" strokeweight="1pt">
+                <v:shadow on="t" color="black" opacity="22937f" origin=",.5" offset="0,.63889mm"/>
+              </v:rect>
+            </w:pict>
+          </mc:Fallback>
+        </mc:AlternateContent>
+      </w:r>
+      <w:r>
+        <w:rPr>
+          <w:noProof/>
+        </w:rPr>
+        <mc:AlternateContent>
+          <mc:Choice Requires="wps">
+            <w:drawing>
+              <wp:anchor distT="0" distB="0" distL="114300" distR="114300" simplePos="0" relativeHeight="251525120" behindDoc="0" locked="0" layoutInCell="1" allowOverlap="1" wp14:anchorId="38E387D6" wp14:editId="4C8D769A">
+                <wp:simplePos x="0" y="0"/>
+                <wp:positionH relativeFrom="column">
+                  <wp:posOffset>23283</wp:posOffset>
+                </wp:positionH>
+                <wp:positionV relativeFrom="paragraph">
+                  <wp:posOffset>1391919</wp:posOffset>
+                </wp:positionV>
+                <wp:extent cx="1714500" cy="2526453"/>
+                <wp:effectExtent l="57150" t="19050" r="76200" b="102870"/>
+                <wp:wrapNone/>
+                <wp:docPr id="1408273182" name="Hình chữ nhật 1"/>
+                <wp:cNvGraphicFramePr/>
+                <a:graphic xmlns:a="http://schemas.openxmlformats.org/drawingml/2006/main">
+                  <a:graphicData uri="http://schemas.microsoft.com/office/word/2010/wordprocessingShape">
+                    <wps:wsp>
+                      <wps:cNvSpPr/>
+                      <wps:spPr>
+                        <a:xfrm>
+                          <a:off x="0" y="0"/>
+                          <a:ext cx="1714500" cy="2526453"/>
+                        </a:xfrm>
+                        <a:prstGeom prst="rect">
+                          <a:avLst/>
+                        </a:prstGeom>
+                        <a:noFill/>
+                        <a:ln w="12700">
+                          <a:solidFill>
+                            <a:srgbClr val="C00000"/>
+                          </a:solidFill>
+                        </a:ln>
+                      </wps:spPr>
+                      <wps:style>
+                        <a:lnRef idx="1">
+                          <a:schemeClr val="accent1"/>
+                        </a:lnRef>
+                        <a:fillRef idx="3">
+                          <a:schemeClr val="accent1"/>
+                        </a:fillRef>
+                        <a:effectRef idx="2">
+                          <a:schemeClr val="accent1"/>
+                        </a:effectRef>
+                        <a:fontRef idx="minor">
+                          <a:schemeClr val="lt1"/>
+                        </a:fontRef>
+                      </wps:style>
+                      <wps:bodyPr rot="0" spcFirstLastPara="0" vertOverflow="overflow" horzOverflow="overflow" vert="horz" wrap="square" lIns="91440" tIns="45720" rIns="91440" bIns="45720" numCol="1" spcCol="0" rtlCol="0" fromWordArt="0" anchor="ctr" anchorCtr="0" forceAA="0" compatLnSpc="1">
+                        <a:prstTxWarp prst="textNoShape">
+                          <a:avLst/>
+                        </a:prstTxWarp>
+                        <a:noAutofit/>
+                      </wps:bodyPr>
+                    </wps:wsp>
+                  </a:graphicData>
+                </a:graphic>
+                <wp14:sizeRelV relativeFrom="margin">
+                  <wp14:pctHeight>0</wp14:pctHeight>
+                </wp14:sizeRelV>
+              </wp:anchor>
+            </w:drawing>
+          </mc:Choice>
+          <mc:Fallback>
+            <w:pict>
+              <v:rect w14:anchorId="65BA9092" id="Hình chữ nhật 1" o:spid="_x0000_s1026" style="position:absolute;margin-left:1.85pt;margin-top:109.6pt;width:135pt;height:198.95pt;z-index:251525120;visibility:visible;mso-wrap-style:square;mso-height-percent:0;mso-wrap-distance-left:9pt;mso-wrap-distance-top:0;mso-wrap-distance-right:9pt;mso-wrap-distance-bottom:0;mso-position-horizontal:absolute;mso-position-horizontal-relative:text;mso-position-vertical:absolute;mso-position-vertical-relative:text;mso-height-percent:0;mso-height-relative:margin;v-text-anchor:middle" o:gfxdata="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" filled="f" strokecolor="#c00000" strokeweight="1pt">
+                <v:shadow on="t" color="black" opacity="22937f" origin=",.5" offset="0,.63889mm"/>
+              </v:rect>
+            </w:pict>
+          </mc:Fallback>
+        </mc:AlternateContent>
+      </w:r>
+      <w:r>
+        <w:drawing>
+          <wp:inline distT="0" distB="0" distL="0" distR="0" wp14:anchorId="4B5A882B" wp14:editId="694FFA9E">
+            <wp:extent cx="1790700" cy="3883908"/>
+            <wp:effectExtent l="0" t="0" r="0" b="2540"/>
+            <wp:docPr id="1608867116" name="Hình ảnh 1"/>
+            <wp:cNvGraphicFramePr>
+              <a:graphicFrameLocks xmlns:a="http://schemas.openxmlformats.org/drawingml/2006/main" noChangeAspect="1"/>
+            </wp:cNvGraphicFramePr>
+            <a:graphic xmlns:a="http://schemas.openxmlformats.org/drawingml/2006/main">
+              <a:graphicData uri="http://schemas.openxmlformats.org/drawingml/2006/picture">
+                <pic:pic xmlns:pic="http://schemas.openxmlformats.org/drawingml/2006/picture">
+                  <pic:nvPicPr>
+                    <pic:cNvPr id="1608867116" name=""/>
+                    <pic:cNvPicPr/>
+                  </pic:nvPicPr>
+                  <pic:blipFill>
+                    <a:blip r:embed="rId8"/>
+                    <a:stretch>
+                      <a:fillRect/>
+                    </a:stretch>
+                  </pic:blipFill>
+                  <pic:spPr>
+                    <a:xfrm>
+                      <a:off x="0" y="0"/>
+                      <a:ext cx="1793861" cy="3890763"/>
+                    </a:xfrm>
+                    <a:prstGeom prst="rect">
+                      <a:avLst/>
+                    </a:prstGeom>
+                  </pic:spPr>
+                </pic:pic>
+              </a:graphicData>
+            </a:graphic>
+          </wp:inline>
+        </w:drawing>
+      </w:r>
+    </w:p>
+    <w:p>
+      <w:pPr>
         <w:pStyle w:val="u2"/>
       </w:pPr>
+      <w:bookmarkStart w:id="4" w:name="_Toc232247171"/>
       <w:r>
         <w:t>Bước 2. Kiểm tra kho đang sử dụng</w:t>
       </w:r>
+      <w:bookmarkEnd w:id="4"/>
     </w:p>
     <w:p>
       <w:pPr>
         <w:pStyle w:val="Sudong"/>
+        <w:numPr>
+          <w:ilvl w:val="0"/>
+          <w:numId w:val="10"/>
+        </w:numPr>
       </w:pPr>
       <w:r>
         <w:t>Nhìn vào ô Kho liên kết hoặc ô chọn Kho.</w:t>
@@ -265,6 +2793,10 @@
     <w:p>
       <w:pPr>
         <w:pStyle w:val="Sudong"/>
+        <w:numPr>
+          <w:ilvl w:val="0"/>
+          <w:numId w:val="10"/>
+        </w:numPr>
       </w:pPr>
       <w:r>
         <w:t>Nếu tài khoản được chọn kho, bấm vào ô kho và chọn kho cần thao tác.</w:t>
@@ -273,6 +2805,10 @@
     <w:p>
       <w:pPr>
         <w:pStyle w:val="Sudong"/>
+        <w:numPr>
+          <w:ilvl w:val="0"/>
+          <w:numId w:val="10"/>
+        </w:numPr>
       </w:pPr>
       <w:r>
         <w:t>Nếu tài khoản gắn với một cửa hàng cố định, hệ thống sẽ tự hiển thị kho đã liên kết; người dùng không cần chọn lại.</w:t>
@@ -280,106 +2816,61 @@
     </w:p>
     <w:p>
       <w:r>
-        <w:rPr>
-          <w:b/>
-        </w:rPr>
-        <w:t xml:space="preserve">Lưu ý: </w:t>
-      </w:r>
-      <w:r>
-        <w:t>Chọn sai kho sẽ làm danh sách vị trí và sản phẩm không đúng với nơi đang thao tác.</w:t>
+        <w:drawing>
+          <wp:inline distT="0" distB="0" distL="0" distR="0" wp14:anchorId="75F20C76" wp14:editId="32226444">
+            <wp:extent cx="2880360" cy="1254929"/>
+            <wp:effectExtent l="0" t="0" r="0" b="2540"/>
+            <wp:docPr id="1850544848" name="Hình ảnh 1"/>
+            <wp:cNvGraphicFramePr>
+              <a:graphicFrameLocks xmlns:a="http://schemas.openxmlformats.org/drawingml/2006/main" noChangeAspect="1"/>
+            </wp:cNvGraphicFramePr>
+            <a:graphic xmlns:a="http://schemas.openxmlformats.org/drawingml/2006/main">
+              <a:graphicData uri="http://schemas.openxmlformats.org/drawingml/2006/picture">
+                <pic:pic xmlns:pic="http://schemas.openxmlformats.org/drawingml/2006/picture">
+                  <pic:nvPicPr>
+                    <pic:cNvPr id="1850544848" name=""/>
+                    <pic:cNvPicPr/>
+                  </pic:nvPicPr>
+                  <pic:blipFill>
+                    <a:blip r:embed="rId9"/>
+                    <a:stretch>
+                      <a:fillRect/>
+                    </a:stretch>
+                  </pic:blipFill>
+                  <pic:spPr>
+                    <a:xfrm>
+                      <a:off x="0" y="0"/>
+                      <a:ext cx="2883043" cy="1256098"/>
+                    </a:xfrm>
+                    <a:prstGeom prst="rect">
+                      <a:avLst/>
+                    </a:prstGeom>
+                  </pic:spPr>
+                </pic:pic>
+              </a:graphicData>
+            </a:graphic>
+          </wp:inline>
+        </w:drawing>
       </w:r>
     </w:p>
-    <w:tbl>
-      <w:tblPr>
-        <w:tblStyle w:val="LiBang"/>
-        <w:tblW w:w="0" w:type="auto"/>
-        <w:jc w:val="center"/>
-        <w:tblLook w:val="04A0" w:firstRow="1" w:lastRow="0" w:firstColumn="1" w:lastColumn="0" w:noHBand="0" w:noVBand="1"/>
-      </w:tblPr>
-      <w:tblGrid>
-        <w:gridCol w:w="5040"/>
-        <w:gridCol w:w="5040"/>
-      </w:tblGrid>
-      <w:tr>
-        <w:trPr>
-          <w:jc w:val="center"/>
-        </w:trPr>
-        <w:tc>
-          <w:tcPr>
-            <w:tcW w:w="5040" w:type="dxa"/>
-            <w:shd w:val="clear" w:color="auto" w:fill="EAF2F8"/>
-          </w:tcPr>
-          <w:p>
-            <w:r>
-              <w:rPr>
-                <w:b/>
-                <w:sz w:val="20"/>
-              </w:rPr>
-              <w:t>Ảnh cần chụp</w:t>
-            </w:r>
-          </w:p>
-        </w:tc>
-        <w:tc>
-          <w:tcPr>
-            <w:tcW w:w="5040" w:type="dxa"/>
-          </w:tcPr>
-          <w:p>
-            <w:r>
-              <w:rPr>
-                <w:sz w:val="20"/>
-              </w:rPr>
-              <w:t>Chụp khu vực phía trên bên trái, nơi hiển thị kho.</w:t>
-            </w:r>
-          </w:p>
-        </w:tc>
-      </w:tr>
-      <w:tr>
-        <w:trPr>
-          <w:jc w:val="center"/>
-        </w:trPr>
-        <w:tc>
-          <w:tcPr>
-            <w:tcW w:w="5040" w:type="dxa"/>
-            <w:shd w:val="clear" w:color="auto" w:fill="EAF2F8"/>
-          </w:tcPr>
-          <w:p>
-            <w:r>
-              <w:rPr>
-                <w:b/>
-                <w:sz w:val="20"/>
-              </w:rPr>
-              <w:t>Cần khoanh tròn</w:t>
-            </w:r>
-          </w:p>
-        </w:tc>
-        <w:tc>
-          <w:tcPr>
-            <w:tcW w:w="5040" w:type="dxa"/>
-          </w:tcPr>
-          <w:p>
-            <w:r>
-              <w:rPr>
-                <w:sz w:val="20"/>
-              </w:rPr>
-              <w:t>Khoanh tròn ô Kho liên kết hoặc ô chọn Kho. Nếu có danh sách xổ xuống, khoanh tròn tên kho đang chọn.</w:t>
-            </w:r>
-          </w:p>
-        </w:tc>
-      </w:tr>
-    </w:tbl>
-    <w:p/>
     <w:p>
       <w:pPr>
         <w:pStyle w:val="u2"/>
       </w:pPr>
+      <w:bookmarkStart w:id="5" w:name="_Toc232247172"/>
       <w:r>
         <w:lastRenderedPageBreak/>
         <w:t>Bước 3. Chọn vị trí lưu trữ</w:t>
       </w:r>
+      <w:bookmarkEnd w:id="5"/>
     </w:p>
     <w:p>
       <w:pPr>
         <w:pStyle w:val="Sudong"/>
+        <w:numPr>
+          <w:ilvl w:val="0"/>
+          <w:numId w:val="11"/>
+        </w:numPr>
       </w:pPr>
       <w:r>
         <w:t>Bấm vào ô Vị trí lưu trữ.</w:t>
@@ -388,6 +2879,10 @@
     <w:p>
       <w:pPr>
         <w:pStyle w:val="Sudong"/>
+        <w:numPr>
+          <w:ilvl w:val="0"/>
+          <w:numId w:val="11"/>
+        </w:numPr>
       </w:pPr>
       <w:r>
         <w:t>Chọn đúng vị trí hoặc kệ hàng cần lấy sản phẩm.</w:t>
@@ -396,6 +2891,10 @@
     <w:p>
       <w:pPr>
         <w:pStyle w:val="Sudong"/>
+        <w:numPr>
+          <w:ilvl w:val="0"/>
+          <w:numId w:val="11"/>
+        </w:numPr>
       </w:pPr>
       <w:r>
         <w:t>Sau khi đổi vị trí, danh sách sản phẩm và hàng chờ sẽ tự tải lại theo vị trí vừa chọn.</w:t>
@@ -412,96 +2911,89 @@
         <w:t>Hàng chờ trên màn hình chỉ hiển thị các sản phẩm thuộc vị trí đang chọn.</w:t>
       </w:r>
     </w:p>
-    <w:tbl>
-      <w:tblPr>
-        <w:tblStyle w:val="LiBang"/>
-        <w:tblW w:w="0" w:type="auto"/>
-        <w:jc w:val="center"/>
-        <w:tblLook w:val="04A0" w:firstRow="1" w:lastRow="0" w:firstColumn="1" w:lastColumn="0" w:noHBand="0" w:noVBand="1"/>
-      </w:tblPr>
-      <w:tblGrid>
-        <w:gridCol w:w="5040"/>
-        <w:gridCol w:w="5040"/>
-      </w:tblGrid>
-      <w:tr>
-        <w:trPr>
-          <w:jc w:val="center"/>
-        </w:trPr>
-        <w:tc>
-          <w:tcPr>
-            <w:tcW w:w="5040" w:type="dxa"/>
-            <w:shd w:val="clear" w:color="auto" w:fill="EAF2F8"/>
-          </w:tcPr>
-          <w:p>
-            <w:r>
-              <w:rPr>
-                <w:b/>
-                <w:sz w:val="20"/>
-              </w:rPr>
-              <w:t>Ảnh cần chụp</w:t>
-            </w:r>
-          </w:p>
-        </w:tc>
-        <w:tc>
-          <w:tcPr>
-            <w:tcW w:w="5040" w:type="dxa"/>
-          </w:tcPr>
-          <w:p>
-            <w:r>
-              <w:rPr>
-                <w:sz w:val="20"/>
-              </w:rPr>
-              <w:t>Chụp ô Vị trí lưu trữ khi danh sách đang mở.</w:t>
-            </w:r>
-          </w:p>
-        </w:tc>
-      </w:tr>
-      <w:tr>
-        <w:trPr>
-          <w:jc w:val="center"/>
-        </w:trPr>
-        <w:tc>
-          <w:tcPr>
-            <w:tcW w:w="5040" w:type="dxa"/>
-            <w:shd w:val="clear" w:color="auto" w:fill="EAF2F8"/>
-          </w:tcPr>
-          <w:p>
-            <w:r>
-              <w:rPr>
-                <w:b/>
-                <w:sz w:val="20"/>
-              </w:rPr>
-              <w:t>Cần khoanh tròn</w:t>
-            </w:r>
-          </w:p>
-        </w:tc>
-        <w:tc>
-          <w:tcPr>
-            <w:tcW w:w="5040" w:type="dxa"/>
-          </w:tcPr>
-          <w:p>
-            <w:r>
-              <w:rPr>
-                <w:sz w:val="20"/>
-              </w:rPr>
-              <w:t>Khoanh tròn ô Vị trí lưu trữ và dòng vị trí đang chọn.</w:t>
-            </w:r>
-          </w:p>
-        </w:tc>
-      </w:tr>
-    </w:tbl>
-    <w:p/>
     <w:p>
+      <w:r>
+        <w:drawing>
+          <wp:inline distT="0" distB="0" distL="0" distR="0" wp14:anchorId="2E79E9BB" wp14:editId="16087CC2">
+            <wp:extent cx="3932261" cy="3863675"/>
+            <wp:effectExtent l="0" t="0" r="0" b="3810"/>
+            <wp:docPr id="764817998" name="Hình ảnh 1"/>
+            <wp:cNvGraphicFramePr>
+              <a:graphicFrameLocks xmlns:a="http://schemas.openxmlformats.org/drawingml/2006/main" noChangeAspect="1"/>
+            </wp:cNvGraphicFramePr>
+            <a:graphic xmlns:a="http://schemas.openxmlformats.org/drawingml/2006/main">
+              <a:graphicData uri="http://schemas.openxmlformats.org/drawingml/2006/picture">
+                <pic:pic xmlns:pic="http://schemas.openxmlformats.org/drawingml/2006/picture">
+                  <pic:nvPicPr>
+                    <pic:cNvPr id="764817998" name=""/>
+                    <pic:cNvPicPr/>
+                  </pic:nvPicPr>
+                  <pic:blipFill>
+                    <a:blip r:embed="rId10"/>
+                    <a:stretch>
+                      <a:fillRect/>
+                    </a:stretch>
+                  </pic:blipFill>
+                  <pic:spPr>
+                    <a:xfrm>
+                      <a:off x="0" y="0"/>
+                      <a:ext cx="3932261" cy="3863675"/>
+                    </a:xfrm>
+                    <a:prstGeom prst="rect">
+                      <a:avLst/>
+                    </a:prstGeom>
+                  </pic:spPr>
+                </pic:pic>
+              </a:graphicData>
+            </a:graphic>
+          </wp:inline>
+        </w:drawing>
+      </w:r>
+    </w:p>
+    <w:p>
+      <w:pPr>
+        <w:rPr>
+          <w:b/>
+          <w:bCs/>
+        </w:rPr>
+      </w:pPr>
+      <w:r>
+        <w:rPr>
+          <w:b/>
+          <w:bCs/>
+        </w:rPr>
+        <w:t>Tại bước 4: Có 2 cách để tìm sản phẩm và đưa sản phẩm vào hàng đợi</w:t>
+      </w:r>
+    </w:p>
+    <w:p>
       <w:pPr>
         <w:pStyle w:val="u2"/>
-      </w:pPr>
+        <w:spacing w:before="0"/>
+      </w:pPr>
+      <w:bookmarkStart w:id="6" w:name="_Toc232247173"/>
+      <w:r>
+        <w:t>Cách 1: Tìm thủ công</w:t>
+      </w:r>
+      <w:bookmarkEnd w:id="6"/>
+    </w:p>
+    <w:p>
+      <w:pPr>
+        <w:pStyle w:val="u2"/>
+        <w:spacing w:before="0"/>
+      </w:pPr>
+      <w:bookmarkStart w:id="7" w:name="_Toc232247174"/>
       <w:r>
         <w:t>Bước 4. Tìm sản phẩm trong danh sách</w:t>
       </w:r>
+      <w:bookmarkEnd w:id="7"/>
     </w:p>
     <w:p>
       <w:pPr>
         <w:pStyle w:val="Sudong"/>
+        <w:numPr>
+          <w:ilvl w:val="0"/>
+          <w:numId w:val="12"/>
+        </w:numPr>
       </w:pPr>
       <w:r>
         <w:t>Nhập tên sản phẩm hoặc mã sản phẩm vào ô Tìm sản phẩm.</w:t>
@@ -510,6 +3002,10 @@
     <w:p>
       <w:pPr>
         <w:pStyle w:val="Sudong"/>
+        <w:numPr>
+          <w:ilvl w:val="0"/>
+          <w:numId w:val="12"/>
+        </w:numPr>
       </w:pPr>
       <w:r>
         <w:t>Xem các sản phẩm phù hợp hiển thị bên dưới.</w:t>
@@ -518,101 +3014,78 @@
     <w:p>
       <w:pPr>
         <w:pStyle w:val="Sudong"/>
+        <w:numPr>
+          <w:ilvl w:val="0"/>
+          <w:numId w:val="12"/>
+        </w:numPr>
       </w:pPr>
       <w:r>
         <w:t>Nếu muốn xóa nội dung đang tìm, bấm nút dấu X trong ô tìm kiếm.</w:t>
       </w:r>
     </w:p>
-    <w:tbl>
-      <w:tblPr>
-        <w:tblStyle w:val="LiBang"/>
-        <w:tblW w:w="0" w:type="auto"/>
-        <w:jc w:val="center"/>
-        <w:tblLook w:val="04A0" w:firstRow="1" w:lastRow="0" w:firstColumn="1" w:lastColumn="0" w:noHBand="0" w:noVBand="1"/>
-      </w:tblPr>
-      <w:tblGrid>
-        <w:gridCol w:w="5040"/>
-        <w:gridCol w:w="5040"/>
-      </w:tblGrid>
-      <w:tr>
-        <w:trPr>
-          <w:jc w:val="center"/>
-        </w:trPr>
-        <w:tc>
-          <w:tcPr>
-            <w:tcW w:w="5040" w:type="dxa"/>
-            <w:shd w:val="clear" w:color="auto" w:fill="EAF2F8"/>
-          </w:tcPr>
-          <w:p>
-            <w:r>
-              <w:rPr>
-                <w:b/>
-                <w:sz w:val="20"/>
-              </w:rPr>
-              <w:t>Ảnh cần chụp</w:t>
-            </w:r>
-          </w:p>
-        </w:tc>
-        <w:tc>
-          <w:tcPr>
-            <w:tcW w:w="5040" w:type="dxa"/>
-          </w:tcPr>
-          <w:p>
-            <w:r>
-              <w:rPr>
-                <w:sz w:val="20"/>
-              </w:rPr>
-              <w:t>Chụp ô Tìm sản phẩm và một vài sản phẩm đang hiện bên dưới.</w:t>
-            </w:r>
-          </w:p>
-        </w:tc>
-      </w:tr>
-      <w:tr>
-        <w:trPr>
-          <w:jc w:val="center"/>
-        </w:trPr>
-        <w:tc>
-          <w:tcPr>
-            <w:tcW w:w="5040" w:type="dxa"/>
-            <w:shd w:val="clear" w:color="auto" w:fill="EAF2F8"/>
-          </w:tcPr>
-          <w:p>
-            <w:r>
-              <w:rPr>
-                <w:b/>
-                <w:sz w:val="20"/>
-              </w:rPr>
-              <w:t>Cần khoanh tròn</w:t>
-            </w:r>
-          </w:p>
-        </w:tc>
-        <w:tc>
-          <w:tcPr>
-            <w:tcW w:w="5040" w:type="dxa"/>
-          </w:tcPr>
-          <w:p>
-            <w:r>
-              <w:rPr>
-                <w:sz w:val="20"/>
-              </w:rPr>
-              <w:t>Khoanh tròn ô Tìm sản phẩm, nút dấu X trong ô tìm kiếm và một thẻ sản phẩm mẫu.</w:t>
-            </w:r>
-          </w:p>
-        </w:tc>
-      </w:tr>
-    </w:tbl>
-    <w:p/>
     <w:p>
-      <w:pPr>
-        <w:pStyle w:val="u2"/>
-      </w:pPr>
       <w:r>
-        <w:t>Bước 5. Đọc thông tin trên thẻ sản phẩm</w:t>
+        <w:drawing>
+          <wp:inline distT="0" distB="0" distL="0" distR="0" wp14:anchorId="5FF03128" wp14:editId="337C6349">
+            <wp:extent cx="2648431" cy="2070100"/>
+            <wp:effectExtent l="0" t="0" r="0" b="6350"/>
+            <wp:docPr id="495095125" name="Hình ảnh 1"/>
+            <wp:cNvGraphicFramePr>
+              <a:graphicFrameLocks xmlns:a="http://schemas.openxmlformats.org/drawingml/2006/main" noChangeAspect="1"/>
+            </wp:cNvGraphicFramePr>
+            <a:graphic xmlns:a="http://schemas.openxmlformats.org/drawingml/2006/main">
+              <a:graphicData uri="http://schemas.openxmlformats.org/drawingml/2006/picture">
+                <pic:pic xmlns:pic="http://schemas.openxmlformats.org/drawingml/2006/picture">
+                  <pic:nvPicPr>
+                    <pic:cNvPr id="495095125" name=""/>
+                    <pic:cNvPicPr/>
+                  </pic:nvPicPr>
+                  <pic:blipFill>
+                    <a:blip r:embed="rId11"/>
+                    <a:stretch>
+                      <a:fillRect/>
+                    </a:stretch>
+                  </pic:blipFill>
+                  <pic:spPr>
+                    <a:xfrm>
+                      <a:off x="0" y="0"/>
+                      <a:ext cx="2655026" cy="2075255"/>
+                    </a:xfrm>
+                    <a:prstGeom prst="rect">
+                      <a:avLst/>
+                    </a:prstGeom>
+                  </pic:spPr>
+                </pic:pic>
+              </a:graphicData>
+            </a:graphic>
+          </wp:inline>
+        </w:drawing>
       </w:r>
     </w:p>
     <w:p>
       <w:pPr>
+        <w:pStyle w:val="u2"/>
+      </w:pPr>
+      <w:bookmarkStart w:id="8" w:name="_Toc232247175"/>
+      <w:r>
+        <w:lastRenderedPageBreak/>
+        <w:t xml:space="preserve">Bước </w:t>
+      </w:r>
+      <w:r>
+        <w:t>5</w:t>
+      </w:r>
+      <w:r>
+        <w:t>. Đọc thông tin trên thẻ sản phẩm</w:t>
+      </w:r>
+      <w:bookmarkEnd w:id="8"/>
+    </w:p>
+    <w:p>
+      <w:pPr>
         <w:pStyle w:val="Sudong"/>
+        <w:numPr>
+          <w:ilvl w:val="0"/>
+          <w:numId w:val="13"/>
+        </w:numPr>
       </w:pPr>
       <w:r>
         <w:t>Mỗi thẻ sản phẩm hiển thị hình ảnh sản phẩm nếu có, tên sản phẩm, mã sản phẩm hoặc mã vạch.</w:t>
@@ -621,6 +3094,10 @@
     <w:p>
       <w:pPr>
         <w:pStyle w:val="Sudong"/>
+        <w:numPr>
+          <w:ilvl w:val="0"/>
+          <w:numId w:val="13"/>
+        </w:numPr>
       </w:pPr>
       <w:r>
         <w:t>Nhãn số lượng còn có thể lấy cho biết hiện còn bao nhiêu sản phẩm tại vị trí đang chọn.</w:t>
@@ -629,101 +3106,1019 @@
     <w:p>
       <w:pPr>
         <w:pStyle w:val="Sudong"/>
+        <w:numPr>
+          <w:ilvl w:val="0"/>
+          <w:numId w:val="13"/>
+        </w:numPr>
       </w:pPr>
       <w:r>
         <w:t>Nút dấu cộng dùng để thêm nhanh 1 sản phẩm vào hàng chờ.</w:t>
       </w:r>
     </w:p>
-    <w:tbl>
-      <w:tblPr>
-        <w:tblStyle w:val="LiBang"/>
-        <w:tblW w:w="0" w:type="auto"/>
-        <w:jc w:val="center"/>
-        <w:tblLook w:val="04A0" w:firstRow="1" w:lastRow="0" w:firstColumn="1" w:lastColumn="0" w:noHBand="0" w:noVBand="1"/>
-      </w:tblPr>
-      <w:tblGrid>
-        <w:gridCol w:w="5040"/>
-        <w:gridCol w:w="5040"/>
-      </w:tblGrid>
-      <w:tr>
-        <w:trPr>
-          <w:jc w:val="center"/>
-        </w:trPr>
-        <w:tc>
-          <w:tcPr>
-            <w:tcW w:w="5040" w:type="dxa"/>
-            <w:shd w:val="clear" w:color="auto" w:fill="EAF2F8"/>
-          </w:tcPr>
-          <w:p>
-            <w:r>
-              <w:rPr>
-                <w:b/>
-                <w:sz w:val="20"/>
-              </w:rPr>
-              <w:t>Ảnh cần chụp</w:t>
-            </w:r>
-          </w:p>
-        </w:tc>
-        <w:tc>
-          <w:tcPr>
-            <w:tcW w:w="5040" w:type="dxa"/>
-          </w:tcPr>
-          <w:p>
-            <w:r>
-              <w:rPr>
-                <w:sz w:val="20"/>
-              </w:rPr>
-              <w:t>Chụp cận cảnh một thẻ sản phẩm trong danh sách.</w:t>
-            </w:r>
-          </w:p>
-        </w:tc>
-      </w:tr>
-      <w:tr>
-        <w:trPr>
-          <w:jc w:val="center"/>
-        </w:trPr>
-        <w:tc>
-          <w:tcPr>
-            <w:tcW w:w="5040" w:type="dxa"/>
-            <w:shd w:val="clear" w:color="auto" w:fill="EAF2F8"/>
-          </w:tcPr>
-          <w:p>
-            <w:r>
-              <w:rPr>
-                <w:b/>
-                <w:sz w:val="20"/>
-              </w:rPr>
-              <w:t>Cần khoanh tròn</w:t>
-            </w:r>
-          </w:p>
-        </w:tc>
-        <w:tc>
-          <w:tcPr>
-            <w:tcW w:w="5040" w:type="dxa"/>
-          </w:tcPr>
-          <w:p>
-            <w:r>
-              <w:rPr>
-                <w:sz w:val="20"/>
-              </w:rPr>
-              <w:t>Khoanh tròn tên sản phẩm, mã sản phẩm hoặc mã vạch, nhãn số lượng còn có thể lấy và nút dấu cộng.</w:t>
-            </w:r>
-          </w:p>
-        </w:tc>
-      </w:tr>
-    </w:tbl>
+    <w:p>
+      <w:r>
+        <w:rPr>
+          <w:noProof/>
+        </w:rPr>
+        <mc:AlternateContent>
+          <mc:Choice Requires="wps">
+            <w:drawing>
+              <wp:anchor distT="45720" distB="45720" distL="114300" distR="114300" simplePos="0" relativeHeight="251776000" behindDoc="0" locked="0" layoutInCell="1" allowOverlap="1" wp14:anchorId="30F7204A" wp14:editId="58BF8345">
+                <wp:simplePos x="0" y="0"/>
+                <wp:positionH relativeFrom="column">
+                  <wp:posOffset>1226820</wp:posOffset>
+                </wp:positionH>
+                <wp:positionV relativeFrom="paragraph">
+                  <wp:posOffset>914400</wp:posOffset>
+                </wp:positionV>
+                <wp:extent cx="2122170" cy="255270"/>
+                <wp:effectExtent l="0" t="0" r="0" b="0"/>
+                <wp:wrapNone/>
+                <wp:docPr id="354989566" name="Text Box 2"/>
+                <wp:cNvGraphicFramePr>
+                  <a:graphicFrameLocks xmlns:a="http://schemas.openxmlformats.org/drawingml/2006/main"/>
+                </wp:cNvGraphicFramePr>
+                <a:graphic xmlns:a="http://schemas.openxmlformats.org/drawingml/2006/main">
+                  <a:graphicData uri="http://schemas.microsoft.com/office/word/2010/wordprocessingShape">
+                    <wps:wsp>
+                      <wps:cNvSpPr txBox="1">
+                        <a:spLocks noChangeArrowheads="1"/>
+                      </wps:cNvSpPr>
+                      <wps:spPr bwMode="auto">
+                        <a:xfrm>
+                          <a:off x="0" y="0"/>
+                          <a:ext cx="2122170" cy="255270"/>
+                        </a:xfrm>
+                        <a:prstGeom prst="rect">
+                          <a:avLst/>
+                        </a:prstGeom>
+                        <a:noFill/>
+                        <a:ln w="9525">
+                          <a:noFill/>
+                          <a:miter lim="800000"/>
+                          <a:headEnd/>
+                          <a:tailEnd/>
+                        </a:ln>
+                      </wps:spPr>
+                      <wps:txbx>
+                        <w:txbxContent>
+                          <w:p>
+                            <w:r>
+                              <w:t>Số lượng tồn kho tại vị trí (quầy)</w:t>
+                            </w:r>
+                          </w:p>
+                        </w:txbxContent>
+                      </wps:txbx>
+                      <wps:bodyPr rot="0" vert="horz" wrap="square" lIns="91440" tIns="45720" rIns="91440" bIns="45720" anchor="t" anchorCtr="0">
+                        <a:noAutofit/>
+                      </wps:bodyPr>
+                    </wps:wsp>
+                  </a:graphicData>
+                </a:graphic>
+                <wp14:sizeRelH relativeFrom="margin">
+                  <wp14:pctWidth>0</wp14:pctWidth>
+                </wp14:sizeRelH>
+                <wp14:sizeRelV relativeFrom="margin">
+                  <wp14:pctHeight>0</wp14:pctHeight>
+                </wp14:sizeRelV>
+              </wp:anchor>
+            </w:drawing>
+          </mc:Choice>
+          <mc:Fallback>
+            <w:pict>
+              <v:shape w14:anchorId="30F7204A" id="_x0000_s1030" type="#_x0000_t202" style="position:absolute;margin-left:96.6pt;margin-top:1in;width:167.1pt;height:20.1pt;z-index:251776000;visibility:visible;mso-wrap-style:square;mso-width-percent:0;mso-height-percent:0;mso-wrap-distance-left:9pt;mso-wrap-distance-top:3.6pt;mso-wrap-distance-right:9pt;mso-wrap-distance-bottom:3.6pt;mso-position-horizontal:absolute;mso-position-horizontal-relative:text;mso-position-vertical:absolute;mso-position-vertical-relative:text;mso-width-percent:0;mso-height-percent:0;mso-width-relative:margin;mso-height-relative:margin;v-text-anchor:top" o:gfxdata="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" filled="f" stroked="f">
+                <v:textbox>
+                  <w:txbxContent>
+                    <w:p>
+                      <w:r>
+                        <w:t>Số lượng tồn kho tại vị trí (quầy)</w:t>
+                      </w:r>
+                    </w:p>
+                  </w:txbxContent>
+                </v:textbox>
+              </v:shape>
+            </w:pict>
+          </mc:Fallback>
+        </mc:AlternateContent>
+      </w:r>
+      <w:r>
+        <w:rPr>
+          <w:noProof/>
+        </w:rPr>
+        <mc:AlternateContent>
+          <mc:Choice Requires="wps">
+            <w:drawing>
+              <wp:anchor distT="0" distB="0" distL="114300" distR="114300" simplePos="0" relativeHeight="251787264" behindDoc="0" locked="0" layoutInCell="1" allowOverlap="1" wp14:anchorId="4F237C98" wp14:editId="6A9BCAC2">
+                <wp:simplePos x="0" y="0"/>
+                <wp:positionH relativeFrom="column">
+                  <wp:posOffset>963930</wp:posOffset>
+                </wp:positionH>
+                <wp:positionV relativeFrom="paragraph">
+                  <wp:posOffset>739140</wp:posOffset>
+                </wp:positionV>
+                <wp:extent cx="0" cy="182880"/>
+                <wp:effectExtent l="95250" t="19050" r="76200" b="83820"/>
+                <wp:wrapNone/>
+                <wp:docPr id="475330245" name="Đường kết nối Mũi tên Thẳng 7"/>
+                <wp:cNvGraphicFramePr/>
+                <a:graphic xmlns:a="http://schemas.openxmlformats.org/drawingml/2006/main">
+                  <a:graphicData uri="http://schemas.microsoft.com/office/word/2010/wordprocessingShape">
+                    <wps:wsp>
+                      <wps:cNvCnPr/>
+                      <wps:spPr>
+                        <a:xfrm>
+                          <a:off x="0" y="0"/>
+                          <a:ext cx="0" cy="182880"/>
+                        </a:xfrm>
+                        <a:prstGeom prst="straightConnector1">
+                          <a:avLst/>
+                        </a:prstGeom>
+                        <a:ln w="12700">
+                          <a:solidFill>
+                            <a:srgbClr val="C00000"/>
+                          </a:solidFill>
+                          <a:tailEnd type="triangle"/>
+                        </a:ln>
+                      </wps:spPr>
+                      <wps:style>
+                        <a:lnRef idx="2">
+                          <a:schemeClr val="accent1"/>
+                        </a:lnRef>
+                        <a:fillRef idx="0">
+                          <a:schemeClr val="accent1"/>
+                        </a:fillRef>
+                        <a:effectRef idx="1">
+                          <a:schemeClr val="accent1"/>
+                        </a:effectRef>
+                        <a:fontRef idx="minor">
+                          <a:schemeClr val="tx1"/>
+                        </a:fontRef>
+                      </wps:style>
+                      <wps:bodyPr/>
+                    </wps:wsp>
+                  </a:graphicData>
+                </a:graphic>
+              </wp:anchor>
+            </w:drawing>
+          </mc:Choice>
+          <mc:Fallback>
+            <w:pict>
+              <v:shape w14:anchorId="5081D628" id="Đường kết nối Mũi tên Thẳng 7" o:spid="_x0000_s1026" type="#_x0000_t32" style="position:absolute;margin-left:75.9pt;margin-top:58.2pt;width:0;height:14.4pt;z-index:251787264;visibility:visible;mso-wrap-style:square;mso-wrap-distance-left:9pt;mso-wrap-distance-top:0;mso-wrap-distance-right:9pt;mso-wrap-distance-bottom:0;mso-position-horizontal:absolute;mso-position-horizontal-relative:text;mso-position-vertical:absolute;mso-position-vertical-relative:text" o:gfxdata="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" strokecolor="#c00000" strokeweight="1pt">
+                <v:stroke endarrow="block"/>
+                <v:shadow on="t" color="black" opacity="24903f" origin=",.5" offset="0,.55556mm"/>
+              </v:shape>
+            </w:pict>
+          </mc:Fallback>
+        </mc:AlternateContent>
+      </w:r>
+      <w:r>
+        <w:rPr>
+          <w:noProof/>
+        </w:rPr>
+        <mc:AlternateContent>
+          <mc:Choice Requires="wps">
+            <w:drawing>
+              <wp:anchor distT="45720" distB="45720" distL="114300" distR="114300" simplePos="0" relativeHeight="251793408" behindDoc="0" locked="0" layoutInCell="1" allowOverlap="1" wp14:anchorId="34F5B233" wp14:editId="3093E58B">
+                <wp:simplePos x="0" y="0"/>
+                <wp:positionH relativeFrom="column">
+                  <wp:posOffset>308610</wp:posOffset>
+                </wp:positionH>
+                <wp:positionV relativeFrom="paragraph">
+                  <wp:posOffset>910590</wp:posOffset>
+                </wp:positionV>
+                <wp:extent cx="1021080" cy="255270"/>
+                <wp:effectExtent l="0" t="0" r="0" b="0"/>
+                <wp:wrapNone/>
+                <wp:docPr id="1863213867" name="Text Box 2"/>
+                <wp:cNvGraphicFramePr>
+                  <a:graphicFrameLocks xmlns:a="http://schemas.openxmlformats.org/drawingml/2006/main"/>
+                </wp:cNvGraphicFramePr>
+                <a:graphic xmlns:a="http://schemas.openxmlformats.org/drawingml/2006/main">
+                  <a:graphicData uri="http://schemas.microsoft.com/office/word/2010/wordprocessingShape">
+                    <wps:wsp>
+                      <wps:cNvSpPr txBox="1">
+                        <a:spLocks noChangeArrowheads="1"/>
+                      </wps:cNvSpPr>
+                      <wps:spPr bwMode="auto">
+                        <a:xfrm>
+                          <a:off x="0" y="0"/>
+                          <a:ext cx="1021080" cy="255270"/>
+                        </a:xfrm>
+                        <a:prstGeom prst="rect">
+                          <a:avLst/>
+                        </a:prstGeom>
+                        <a:noFill/>
+                        <a:ln w="9525">
+                          <a:noFill/>
+                          <a:miter lim="800000"/>
+                          <a:headEnd/>
+                          <a:tailEnd/>
+                        </a:ln>
+                      </wps:spPr>
+                      <wps:txbx>
+                        <w:txbxContent>
+                          <w:p>
+                            <w:r>
+                              <w:t>Mã sản phẩm</w:t>
+                            </w:r>
+                          </w:p>
+                        </w:txbxContent>
+                      </wps:txbx>
+                      <wps:bodyPr rot="0" vert="horz" wrap="square" lIns="91440" tIns="45720" rIns="91440" bIns="45720" anchor="t" anchorCtr="0">
+                        <a:noAutofit/>
+                      </wps:bodyPr>
+                    </wps:wsp>
+                  </a:graphicData>
+                </a:graphic>
+                <wp14:sizeRelH relativeFrom="margin">
+                  <wp14:pctWidth>0</wp14:pctWidth>
+                </wp14:sizeRelH>
+                <wp14:sizeRelV relativeFrom="margin">
+                  <wp14:pctHeight>0</wp14:pctHeight>
+                </wp14:sizeRelV>
+              </wp:anchor>
+            </w:drawing>
+          </mc:Choice>
+          <mc:Fallback>
+            <w:pict>
+              <v:shape w14:anchorId="34F5B233" id="_x0000_s1031" type="#_x0000_t202" style="position:absolute;margin-left:24.3pt;margin-top:71.7pt;width:80.4pt;height:20.1pt;z-index:251793408;visibility:visible;mso-wrap-style:square;mso-width-percent:0;mso-height-percent:0;mso-wrap-distance-left:9pt;mso-wrap-distance-top:3.6pt;mso-wrap-distance-right:9pt;mso-wrap-distance-bottom:3.6pt;mso-position-horizontal:absolute;mso-position-horizontal-relative:text;mso-position-vertical:absolute;mso-position-vertical-relative:text;mso-width-percent:0;mso-height-percent:0;mso-width-relative:margin;mso-height-relative:margin;v-text-anchor:top" o:gfxdata="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" filled="f" stroked="f">
+                <v:textbox>
+                  <w:txbxContent>
+                    <w:p>
+                      <w:r>
+                        <w:t>Mã sản phẩm</w:t>
+                      </w:r>
+                    </w:p>
+                  </w:txbxContent>
+                </v:textbox>
+              </v:shape>
+            </w:pict>
+          </mc:Fallback>
+        </mc:AlternateContent>
+      </w:r>
+      <w:r>
+        <w:rPr>
+          <w:noProof/>
+        </w:rPr>
+        <mc:AlternateContent>
+          <mc:Choice Requires="wps">
+            <w:drawing>
+              <wp:anchor distT="0" distB="0" distL="114300" distR="114300" simplePos="0" relativeHeight="251781120" behindDoc="0" locked="0" layoutInCell="1" allowOverlap="1" wp14:anchorId="7B0C9752" wp14:editId="6E75328B">
+                <wp:simplePos x="0" y="0"/>
+                <wp:positionH relativeFrom="column">
+                  <wp:posOffset>1508760</wp:posOffset>
+                </wp:positionH>
+                <wp:positionV relativeFrom="paragraph">
+                  <wp:posOffset>735330</wp:posOffset>
+                </wp:positionV>
+                <wp:extent cx="0" cy="182880"/>
+                <wp:effectExtent l="95250" t="19050" r="76200" b="83820"/>
+                <wp:wrapNone/>
+                <wp:docPr id="437009734" name="Đường kết nối Mũi tên Thẳng 7"/>
+                <wp:cNvGraphicFramePr/>
+                <a:graphic xmlns:a="http://schemas.openxmlformats.org/drawingml/2006/main">
+                  <a:graphicData uri="http://schemas.microsoft.com/office/word/2010/wordprocessingShape">
+                    <wps:wsp>
+                      <wps:cNvCnPr/>
+                      <wps:spPr>
+                        <a:xfrm>
+                          <a:off x="0" y="0"/>
+                          <a:ext cx="0" cy="182880"/>
+                        </a:xfrm>
+                        <a:prstGeom prst="straightConnector1">
+                          <a:avLst/>
+                        </a:prstGeom>
+                        <a:ln w="12700">
+                          <a:solidFill>
+                            <a:srgbClr val="C00000"/>
+                          </a:solidFill>
+                          <a:tailEnd type="triangle"/>
+                        </a:ln>
+                      </wps:spPr>
+                      <wps:style>
+                        <a:lnRef idx="2">
+                          <a:schemeClr val="accent1"/>
+                        </a:lnRef>
+                        <a:fillRef idx="0">
+                          <a:schemeClr val="accent1"/>
+                        </a:fillRef>
+                        <a:effectRef idx="1">
+                          <a:schemeClr val="accent1"/>
+                        </a:effectRef>
+                        <a:fontRef idx="minor">
+                          <a:schemeClr val="tx1"/>
+                        </a:fontRef>
+                      </wps:style>
+                      <wps:bodyPr/>
+                    </wps:wsp>
+                  </a:graphicData>
+                </a:graphic>
+              </wp:anchor>
+            </w:drawing>
+          </mc:Choice>
+          <mc:Fallback>
+            <w:pict>
+              <v:shape w14:anchorId="3E4FEFAD" id="Đường kết nối Mũi tên Thẳng 7" o:spid="_x0000_s1026" type="#_x0000_t32" style="position:absolute;margin-left:118.8pt;margin-top:57.9pt;width:0;height:14.4pt;z-index:251781120;visibility:visible;mso-wrap-style:square;mso-wrap-distance-left:9pt;mso-wrap-distance-top:0;mso-wrap-distance-right:9pt;mso-wrap-distance-bottom:0;mso-position-horizontal:absolute;mso-position-horizontal-relative:text;mso-position-vertical:absolute;mso-position-vertical-relative:text" o:gfxdata="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" strokecolor="#c00000" strokeweight="1pt">
+                <v:stroke endarrow="block"/>
+                <v:shadow on="t" color="black" opacity="24903f" origin=",.5" offset="0,.55556mm"/>
+              </v:shape>
+            </w:pict>
+          </mc:Fallback>
+        </mc:AlternateContent>
+      </w:r>
+      <w:r>
+        <w:rPr>
+          <w:noProof/>
+        </w:rPr>
+        <mc:AlternateContent>
+          <mc:Choice Requires="wps">
+            <w:drawing>
+              <wp:anchor distT="45720" distB="45720" distL="114300" distR="114300" simplePos="0" relativeHeight="251769856" behindDoc="0" locked="0" layoutInCell="1" allowOverlap="1" wp14:anchorId="2A77DBA1" wp14:editId="72D55F0F">
+                <wp:simplePos x="0" y="0"/>
+                <wp:positionH relativeFrom="column">
+                  <wp:posOffset>3733800</wp:posOffset>
+                </wp:positionH>
+                <wp:positionV relativeFrom="paragraph">
+                  <wp:posOffset>41910</wp:posOffset>
+                </wp:positionV>
+                <wp:extent cx="1645920" cy="255270"/>
+                <wp:effectExtent l="0" t="0" r="0" b="0"/>
+                <wp:wrapNone/>
+                <wp:docPr id="912706242" name="Text Box 2"/>
+                <wp:cNvGraphicFramePr>
+                  <a:graphicFrameLocks xmlns:a="http://schemas.openxmlformats.org/drawingml/2006/main"/>
+                </wp:cNvGraphicFramePr>
+                <a:graphic xmlns:a="http://schemas.openxmlformats.org/drawingml/2006/main">
+                  <a:graphicData uri="http://schemas.microsoft.com/office/word/2010/wordprocessingShape">
+                    <wps:wsp>
+                      <wps:cNvSpPr txBox="1">
+                        <a:spLocks noChangeArrowheads="1"/>
+                      </wps:cNvSpPr>
+                      <wps:spPr bwMode="auto">
+                        <a:xfrm>
+                          <a:off x="0" y="0"/>
+                          <a:ext cx="1645920" cy="255270"/>
+                        </a:xfrm>
+                        <a:prstGeom prst="rect">
+                          <a:avLst/>
+                        </a:prstGeom>
+                        <a:solidFill>
+                          <a:srgbClr val="FFFFFF"/>
+                        </a:solidFill>
+                        <a:ln w="9525">
+                          <a:noFill/>
+                          <a:miter lim="800000"/>
+                          <a:headEnd/>
+                          <a:tailEnd/>
+                        </a:ln>
+                      </wps:spPr>
+                      <wps:txbx>
+                        <w:txbxContent>
+                          <w:p>
+                            <w:r>
+                              <w:t>Tên sản phẩm</w:t>
+                            </w:r>
+                          </w:p>
+                        </w:txbxContent>
+                      </wps:txbx>
+                      <wps:bodyPr rot="0" vert="horz" wrap="square" lIns="91440" tIns="45720" rIns="91440" bIns="45720" anchor="t" anchorCtr="0">
+                        <a:noAutofit/>
+                      </wps:bodyPr>
+                    </wps:wsp>
+                  </a:graphicData>
+                </a:graphic>
+                <wp14:sizeRelH relativeFrom="margin">
+                  <wp14:pctWidth>0</wp14:pctWidth>
+                </wp14:sizeRelH>
+                <wp14:sizeRelV relativeFrom="margin">
+                  <wp14:pctHeight>0</wp14:pctHeight>
+                </wp14:sizeRelV>
+              </wp:anchor>
+            </w:drawing>
+          </mc:Choice>
+          <mc:Fallback>
+            <w:pict>
+              <v:shape w14:anchorId="2A77DBA1" id="_x0000_s1032" type="#_x0000_t202" style="position:absolute;margin-left:294pt;margin-top:3.3pt;width:129.6pt;height:20.1pt;z-index:251769856;visibility:visible;mso-wrap-style:square;mso-width-percent:0;mso-height-percent:0;mso-wrap-distance-left:9pt;mso-wrap-distance-top:3.6pt;mso-wrap-distance-right:9pt;mso-wrap-distance-bottom:3.6pt;mso-position-horizontal:absolute;mso-position-horizontal-relative:text;mso-position-vertical:absolute;mso-position-vertical-relative:text;mso-width-percent:0;mso-height-percent:0;mso-width-relative:margin;mso-height-relative:margin;v-text-anchor:top" o:gfxdata="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" stroked="f">
+                <v:textbox>
+                  <w:txbxContent>
+                    <w:p>
+                      <w:r>
+                        <w:t>Tên sản phẩm</w:t>
+                      </w:r>
+                    </w:p>
+                  </w:txbxContent>
+                </v:textbox>
+              </v:shape>
+            </w:pict>
+          </mc:Fallback>
+        </mc:AlternateContent>
+      </w:r>
+      <w:r>
+        <w:rPr>
+          <w:noProof/>
+        </w:rPr>
+        <mc:AlternateContent>
+          <mc:Choice Requires="wps">
+            <w:drawing>
+              <wp:anchor distT="45720" distB="45720" distL="114300" distR="114300" simplePos="0" relativeHeight="251765760" behindDoc="0" locked="0" layoutInCell="1" allowOverlap="1" wp14:anchorId="25B96713" wp14:editId="0E7A7114">
+                <wp:simplePos x="0" y="0"/>
+                <wp:positionH relativeFrom="column">
+                  <wp:posOffset>4488180</wp:posOffset>
+                </wp:positionH>
+                <wp:positionV relativeFrom="paragraph">
+                  <wp:posOffset>312420</wp:posOffset>
+                </wp:positionV>
+                <wp:extent cx="1645920" cy="255270"/>
+                <wp:effectExtent l="0" t="0" r="0" b="0"/>
+                <wp:wrapNone/>
+                <wp:docPr id="1397332211" name="Text Box 2"/>
+                <wp:cNvGraphicFramePr>
+                  <a:graphicFrameLocks xmlns:a="http://schemas.openxmlformats.org/drawingml/2006/main"/>
+                </wp:cNvGraphicFramePr>
+                <a:graphic xmlns:a="http://schemas.openxmlformats.org/drawingml/2006/main">
+                  <a:graphicData uri="http://schemas.microsoft.com/office/word/2010/wordprocessingShape">
+                    <wps:wsp>
+                      <wps:cNvSpPr txBox="1">
+                        <a:spLocks noChangeArrowheads="1"/>
+                      </wps:cNvSpPr>
+                      <wps:spPr bwMode="auto">
+                        <a:xfrm>
+                          <a:off x="0" y="0"/>
+                          <a:ext cx="1645920" cy="255270"/>
+                        </a:xfrm>
+                        <a:prstGeom prst="rect">
+                          <a:avLst/>
+                        </a:prstGeom>
+                        <a:solidFill>
+                          <a:srgbClr val="FFFFFF"/>
+                        </a:solidFill>
+                        <a:ln w="9525">
+                          <a:noFill/>
+                          <a:miter lim="800000"/>
+                          <a:headEnd/>
+                          <a:tailEnd/>
+                        </a:ln>
+                      </wps:spPr>
+                      <wps:txbx>
+                        <w:txbxContent>
+                          <w:p>
+                            <w:r>
+                              <w:t>Nút thêm vào hàng chờ</w:t>
+                            </w:r>
+                          </w:p>
+                        </w:txbxContent>
+                      </wps:txbx>
+                      <wps:bodyPr rot="0" vert="horz" wrap="square" lIns="91440" tIns="45720" rIns="91440" bIns="45720" anchor="t" anchorCtr="0">
+                        <a:noAutofit/>
+                      </wps:bodyPr>
+                    </wps:wsp>
+                  </a:graphicData>
+                </a:graphic>
+                <wp14:sizeRelH relativeFrom="margin">
+                  <wp14:pctWidth>0</wp14:pctWidth>
+                </wp14:sizeRelH>
+                <wp14:sizeRelV relativeFrom="margin">
+                  <wp14:pctHeight>0</wp14:pctHeight>
+                </wp14:sizeRelV>
+              </wp:anchor>
+            </w:drawing>
+          </mc:Choice>
+          <mc:Fallback>
+            <w:pict>
+              <v:shape w14:anchorId="25B96713" id="_x0000_s1033" type="#_x0000_t202" style="position:absolute;margin-left:353.4pt;margin-top:24.6pt;width:129.6pt;height:20.1pt;z-index:251765760;visibility:visible;mso-wrap-style:square;mso-width-percent:0;mso-height-percent:0;mso-wrap-distance-left:9pt;mso-wrap-distance-top:3.6pt;mso-wrap-distance-right:9pt;mso-wrap-distance-bottom:3.6pt;mso-position-horizontal:absolute;mso-position-horizontal-relative:text;mso-position-vertical:absolute;mso-position-vertical-relative:text;mso-width-percent:0;mso-height-percent:0;mso-width-relative:margin;mso-height-relative:margin;v-text-anchor:top" o:gfxdata="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" stroked="f">
+                <v:textbox>
+                  <w:txbxContent>
+                    <w:p>
+                      <w:r>
+                        <w:t>Nút thêm vào hàng chờ</w:t>
+                      </w:r>
+                    </w:p>
+                  </w:txbxContent>
+                </v:textbox>
+              </v:shape>
+            </w:pict>
+          </mc:Fallback>
+        </mc:AlternateContent>
+      </w:r>
+      <w:r>
+        <w:rPr>
+          <w:noProof/>
+        </w:rPr>
+        <mc:AlternateContent>
+          <mc:Choice Requires="wps">
+            <w:drawing>
+              <wp:anchor distT="0" distB="0" distL="114300" distR="114300" simplePos="0" relativeHeight="251761664" behindDoc="0" locked="0" layoutInCell="1" allowOverlap="1" wp14:anchorId="2FFC775C" wp14:editId="5FC729C6">
+                <wp:simplePos x="0" y="0"/>
+                <wp:positionH relativeFrom="column">
+                  <wp:posOffset>3493770</wp:posOffset>
+                </wp:positionH>
+                <wp:positionV relativeFrom="paragraph">
+                  <wp:posOffset>445770</wp:posOffset>
+                </wp:positionV>
+                <wp:extent cx="925830" cy="0"/>
+                <wp:effectExtent l="38100" t="76200" r="26670" b="133350"/>
+                <wp:wrapNone/>
+                <wp:docPr id="1419208418" name="Đường kết nối Mũi tên Thẳng 6"/>
+                <wp:cNvGraphicFramePr/>
+                <a:graphic xmlns:a="http://schemas.openxmlformats.org/drawingml/2006/main">
+                  <a:graphicData uri="http://schemas.microsoft.com/office/word/2010/wordprocessingShape">
+                    <wps:wsp>
+                      <wps:cNvCnPr/>
+                      <wps:spPr>
+                        <a:xfrm>
+                          <a:off x="0" y="0"/>
+                          <a:ext cx="925830" cy="0"/>
+                        </a:xfrm>
+                        <a:prstGeom prst="straightConnector1">
+                          <a:avLst/>
+                        </a:prstGeom>
+                        <a:ln w="19050">
+                          <a:solidFill>
+                            <a:srgbClr val="C00000"/>
+                          </a:solidFill>
+                          <a:tailEnd type="triangle"/>
+                        </a:ln>
+                      </wps:spPr>
+                      <wps:style>
+                        <a:lnRef idx="2">
+                          <a:schemeClr val="accent1"/>
+                        </a:lnRef>
+                        <a:fillRef idx="0">
+                          <a:schemeClr val="accent1"/>
+                        </a:fillRef>
+                        <a:effectRef idx="1">
+                          <a:schemeClr val="accent1"/>
+                        </a:effectRef>
+                        <a:fontRef idx="minor">
+                          <a:schemeClr val="tx1"/>
+                        </a:fontRef>
+                      </wps:style>
+                      <wps:bodyPr/>
+                    </wps:wsp>
+                  </a:graphicData>
+                </a:graphic>
+              </wp:anchor>
+            </w:drawing>
+          </mc:Choice>
+          <mc:Fallback>
+            <w:pict>
+              <v:shape w14:anchorId="35B65B05" id="Đường kết nối Mũi tên Thẳng 6" o:spid="_x0000_s1026" type="#_x0000_t32" style="position:absolute;margin-left:275.1pt;margin-top:35.1pt;width:72.9pt;height:0;z-index:251761664;visibility:visible;mso-wrap-style:square;mso-wrap-distance-left:9pt;mso-wrap-distance-top:0;mso-wrap-distance-right:9pt;mso-wrap-distance-bottom:0;mso-position-horizontal:absolute;mso-position-horizontal-relative:text;mso-position-vertical:absolute;mso-position-vertical-relative:text" o:gfxdata="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" strokecolor="#c00000" strokeweight="1.5pt">
+                <v:stroke endarrow="block"/>
+                <v:shadow on="t" color="black" opacity="24903f" origin=",.5" offset="0,.55556mm"/>
+              </v:shape>
+            </w:pict>
+          </mc:Fallback>
+        </mc:AlternateContent>
+      </w:r>
+      <w:r>
+        <w:rPr>
+          <w:noProof/>
+        </w:rPr>
+        <mc:AlternateContent>
+          <mc:Choice Requires="wps">
+            <w:drawing>
+              <wp:anchor distT="0" distB="0" distL="114300" distR="114300" simplePos="0" relativeHeight="251757568" behindDoc="0" locked="0" layoutInCell="1" allowOverlap="1" wp14:anchorId="53AA7499" wp14:editId="1A237F68">
+                <wp:simplePos x="0" y="0"/>
+                <wp:positionH relativeFrom="column">
+                  <wp:posOffset>2727960</wp:posOffset>
+                </wp:positionH>
+                <wp:positionV relativeFrom="paragraph">
+                  <wp:posOffset>171450</wp:posOffset>
+                </wp:positionV>
+                <wp:extent cx="925830" cy="0"/>
+                <wp:effectExtent l="38100" t="76200" r="26670" b="133350"/>
+                <wp:wrapNone/>
+                <wp:docPr id="1558492716" name="Đường kết nối Mũi tên Thẳng 6"/>
+                <wp:cNvGraphicFramePr/>
+                <a:graphic xmlns:a="http://schemas.openxmlformats.org/drawingml/2006/main">
+                  <a:graphicData uri="http://schemas.microsoft.com/office/word/2010/wordprocessingShape">
+                    <wps:wsp>
+                      <wps:cNvCnPr/>
+                      <wps:spPr>
+                        <a:xfrm>
+                          <a:off x="0" y="0"/>
+                          <a:ext cx="925830" cy="0"/>
+                        </a:xfrm>
+                        <a:prstGeom prst="straightConnector1">
+                          <a:avLst/>
+                        </a:prstGeom>
+                        <a:ln w="19050">
+                          <a:solidFill>
+                            <a:srgbClr val="C00000"/>
+                          </a:solidFill>
+                          <a:tailEnd type="triangle"/>
+                        </a:ln>
+                      </wps:spPr>
+                      <wps:style>
+                        <a:lnRef idx="2">
+                          <a:schemeClr val="accent1"/>
+                        </a:lnRef>
+                        <a:fillRef idx="0">
+                          <a:schemeClr val="accent1"/>
+                        </a:fillRef>
+                        <a:effectRef idx="1">
+                          <a:schemeClr val="accent1"/>
+                        </a:effectRef>
+                        <a:fontRef idx="minor">
+                          <a:schemeClr val="tx1"/>
+                        </a:fontRef>
+                      </wps:style>
+                      <wps:bodyPr/>
+                    </wps:wsp>
+                  </a:graphicData>
+                </a:graphic>
+              </wp:anchor>
+            </w:drawing>
+          </mc:Choice>
+          <mc:Fallback>
+            <w:pict>
+              <v:shape w14:anchorId="4D11197B" id="Đường kết nối Mũi tên Thẳng 6" o:spid="_x0000_s1026" type="#_x0000_t32" style="position:absolute;margin-left:214.8pt;margin-top:13.5pt;width:72.9pt;height:0;z-index:251757568;visibility:visible;mso-wrap-style:square;mso-wrap-distance-left:9pt;mso-wrap-distance-top:0;mso-wrap-distance-right:9pt;mso-wrap-distance-bottom:0;mso-position-horizontal:absolute;mso-position-horizontal-relative:text;mso-position-vertical:absolute;mso-position-vertical-relative:text" o:gfxdata="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" strokecolor="#c00000" strokeweight="1.5pt">
+                <v:stroke endarrow="block"/>
+                <v:shadow on="t" color="black" opacity="24903f" origin=",.5" offset="0,.55556mm"/>
+              </v:shape>
+            </w:pict>
+          </mc:Fallback>
+        </mc:AlternateContent>
+      </w:r>
+      <w:r>
+        <w:rPr>
+          <w:noProof/>
+        </w:rPr>
+        <mc:AlternateContent>
+          <mc:Choice Requires="wps">
+            <w:drawing>
+              <wp:anchor distT="0" distB="0" distL="114300" distR="114300" simplePos="0" relativeHeight="251753472" behindDoc="0" locked="0" layoutInCell="1" allowOverlap="1" wp14:anchorId="071A7F4A" wp14:editId="2914D737">
+                <wp:simplePos x="0" y="0"/>
+                <wp:positionH relativeFrom="column">
+                  <wp:posOffset>1226820</wp:posOffset>
+                </wp:positionH>
+                <wp:positionV relativeFrom="paragraph">
+                  <wp:posOffset>514350</wp:posOffset>
+                </wp:positionV>
+                <wp:extent cx="518160" cy="205740"/>
+                <wp:effectExtent l="57150" t="19050" r="72390" b="99060"/>
+                <wp:wrapNone/>
+                <wp:docPr id="221649222" name="Hình chữ nhật 4"/>
+                <wp:cNvGraphicFramePr/>
+                <a:graphic xmlns:a="http://schemas.openxmlformats.org/drawingml/2006/main">
+                  <a:graphicData uri="http://schemas.microsoft.com/office/word/2010/wordprocessingShape">
+                    <wps:wsp>
+                      <wps:cNvSpPr/>
+                      <wps:spPr>
+                        <a:xfrm>
+                          <a:off x="0" y="0"/>
+                          <a:ext cx="518160" cy="205740"/>
+                        </a:xfrm>
+                        <a:prstGeom prst="rect">
+                          <a:avLst/>
+                        </a:prstGeom>
+                        <a:noFill/>
+                        <a:ln>
+                          <a:solidFill>
+                            <a:srgbClr val="C00000"/>
+                          </a:solidFill>
+                        </a:ln>
+                      </wps:spPr>
+                      <wps:style>
+                        <a:lnRef idx="1">
+                          <a:schemeClr val="accent1"/>
+                        </a:lnRef>
+                        <a:fillRef idx="3">
+                          <a:schemeClr val="accent1"/>
+                        </a:fillRef>
+                        <a:effectRef idx="2">
+                          <a:schemeClr val="accent1"/>
+                        </a:effectRef>
+                        <a:fontRef idx="minor">
+                          <a:schemeClr val="lt1"/>
+                        </a:fontRef>
+                      </wps:style>
+                      <wps:bodyPr rot="0" spcFirstLastPara="0" vertOverflow="overflow" horzOverflow="overflow" vert="horz" wrap="square" lIns="91440" tIns="45720" rIns="91440" bIns="45720" numCol="1" spcCol="0" rtlCol="0" fromWordArt="0" anchor="ctr" anchorCtr="0" forceAA="0" compatLnSpc="1">
+                        <a:prstTxWarp prst="textNoShape">
+                          <a:avLst/>
+                        </a:prstTxWarp>
+                        <a:noAutofit/>
+                      </wps:bodyPr>
+                    </wps:wsp>
+                  </a:graphicData>
+                </a:graphic>
+                <wp14:sizeRelH relativeFrom="margin">
+                  <wp14:pctWidth>0</wp14:pctWidth>
+                </wp14:sizeRelH>
+                <wp14:sizeRelV relativeFrom="margin">
+                  <wp14:pctHeight>0</wp14:pctHeight>
+                </wp14:sizeRelV>
+              </wp:anchor>
+            </w:drawing>
+          </mc:Choice>
+          <mc:Fallback>
+            <w:pict>
+              <v:rect w14:anchorId="3872B01F" id="Hình chữ nhật 4" o:spid="_x0000_s1026" style="position:absolute;margin-left:96.6pt;margin-top:40.5pt;width:40.8pt;height:16.2pt;z-index:251753472;visibility:visible;mso-wrap-style:square;mso-width-percent:0;mso-height-percent:0;mso-wrap-distance-left:9pt;mso-wrap-distance-top:0;mso-wrap-distance-right:9pt;mso-wrap-distance-bottom:0;mso-position-horizontal:absolute;mso-position-horizontal-relative:text;mso-position-vertical:absolute;mso-position-vertical-relative:text;mso-width-percent:0;mso-height-percent:0;mso-width-relative:margin;mso-height-relative:margin;v-text-anchor:middle" o:gfxdata="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" filled="f" strokecolor="#c00000">
+                <v:shadow on="t" color="black" opacity="22937f" origin=",.5" offset="0,.63889mm"/>
+              </v:rect>
+            </w:pict>
+          </mc:Fallback>
+        </mc:AlternateContent>
+      </w:r>
+      <w:r>
+        <w:rPr>
+          <w:noProof/>
+        </w:rPr>
+        <mc:AlternateContent>
+          <mc:Choice Requires="wps">
+            <w:drawing>
+              <wp:anchor distT="0" distB="0" distL="114300" distR="114300" simplePos="0" relativeHeight="251749376" behindDoc="0" locked="0" layoutInCell="1" allowOverlap="1" wp14:anchorId="0F89DEAF" wp14:editId="68B6240D">
+                <wp:simplePos x="0" y="0"/>
+                <wp:positionH relativeFrom="column">
+                  <wp:posOffset>685800</wp:posOffset>
+                </wp:positionH>
+                <wp:positionV relativeFrom="paragraph">
+                  <wp:posOffset>514350</wp:posOffset>
+                </wp:positionV>
+                <wp:extent cx="518160" cy="205740"/>
+                <wp:effectExtent l="57150" t="19050" r="72390" b="99060"/>
+                <wp:wrapNone/>
+                <wp:docPr id="1707111854" name="Hình chữ nhật 4"/>
+                <wp:cNvGraphicFramePr/>
+                <a:graphic xmlns:a="http://schemas.openxmlformats.org/drawingml/2006/main">
+                  <a:graphicData uri="http://schemas.microsoft.com/office/word/2010/wordprocessingShape">
+                    <wps:wsp>
+                      <wps:cNvSpPr/>
+                      <wps:spPr>
+                        <a:xfrm>
+                          <a:off x="0" y="0"/>
+                          <a:ext cx="518160" cy="205740"/>
+                        </a:xfrm>
+                        <a:prstGeom prst="rect">
+                          <a:avLst/>
+                        </a:prstGeom>
+                        <a:noFill/>
+                        <a:ln>
+                          <a:solidFill>
+                            <a:srgbClr val="C00000"/>
+                          </a:solidFill>
+                        </a:ln>
+                      </wps:spPr>
+                      <wps:style>
+                        <a:lnRef idx="1">
+                          <a:schemeClr val="accent1"/>
+                        </a:lnRef>
+                        <a:fillRef idx="3">
+                          <a:schemeClr val="accent1"/>
+                        </a:fillRef>
+                        <a:effectRef idx="2">
+                          <a:schemeClr val="accent1"/>
+                        </a:effectRef>
+                        <a:fontRef idx="minor">
+                          <a:schemeClr val="lt1"/>
+                        </a:fontRef>
+                      </wps:style>
+                      <wps:bodyPr rot="0" spcFirstLastPara="0" vertOverflow="overflow" horzOverflow="overflow" vert="horz" wrap="square" lIns="91440" tIns="45720" rIns="91440" bIns="45720" numCol="1" spcCol="0" rtlCol="0" fromWordArt="0" anchor="ctr" anchorCtr="0" forceAA="0" compatLnSpc="1">
+                        <a:prstTxWarp prst="textNoShape">
+                          <a:avLst/>
+                        </a:prstTxWarp>
+                        <a:noAutofit/>
+                      </wps:bodyPr>
+                    </wps:wsp>
+                  </a:graphicData>
+                </a:graphic>
+                <wp14:sizeRelH relativeFrom="margin">
+                  <wp14:pctWidth>0</wp14:pctWidth>
+                </wp14:sizeRelH>
+                <wp14:sizeRelV relativeFrom="margin">
+                  <wp14:pctHeight>0</wp14:pctHeight>
+                </wp14:sizeRelV>
+              </wp:anchor>
+            </w:drawing>
+          </mc:Choice>
+          <mc:Fallback>
+            <w:pict>
+              <v:rect w14:anchorId="58538E26" id="Hình chữ nhật 4" o:spid="_x0000_s1026" style="position:absolute;margin-left:54pt;margin-top:40.5pt;width:40.8pt;height:16.2pt;z-index:251749376;visibility:visible;mso-wrap-style:square;mso-width-percent:0;mso-height-percent:0;mso-wrap-distance-left:9pt;mso-wrap-distance-top:0;mso-wrap-distance-right:9pt;mso-wrap-distance-bottom:0;mso-position-horizontal:absolute;mso-position-horizontal-relative:text;mso-position-vertical:absolute;mso-position-vertical-relative:text;mso-width-percent:0;mso-height-percent:0;mso-width-relative:margin;mso-height-relative:margin;v-text-anchor:middle" o:gfxdata="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" filled="f" strokecolor="#c00000">
+                <v:shadow on="t" color="black" opacity="22937f" origin=",.5" offset="0,.63889mm"/>
+              </v:rect>
+            </w:pict>
+          </mc:Fallback>
+        </mc:AlternateContent>
+      </w:r>
+      <w:r>
+        <w:rPr>
+          <w:noProof/>
+        </w:rPr>
+        <mc:AlternateContent>
+          <mc:Choice Requires="wps">
+            <w:drawing>
+              <wp:anchor distT="0" distB="0" distL="114300" distR="114300" simplePos="0" relativeHeight="251745280" behindDoc="0" locked="0" layoutInCell="1" allowOverlap="1" wp14:anchorId="5D7A0B27" wp14:editId="185553EF">
+                <wp:simplePos x="0" y="0"/>
+                <wp:positionH relativeFrom="column">
+                  <wp:posOffset>3048000</wp:posOffset>
+                </wp:positionH>
+                <wp:positionV relativeFrom="paragraph">
+                  <wp:posOffset>274320</wp:posOffset>
+                </wp:positionV>
+                <wp:extent cx="434340" cy="358140"/>
+                <wp:effectExtent l="57150" t="19050" r="80010" b="99060"/>
+                <wp:wrapNone/>
+                <wp:docPr id="158974349" name="Hình chữ nhật 4"/>
+                <wp:cNvGraphicFramePr/>
+                <a:graphic xmlns:a="http://schemas.openxmlformats.org/drawingml/2006/main">
+                  <a:graphicData uri="http://schemas.microsoft.com/office/word/2010/wordprocessingShape">
+                    <wps:wsp>
+                      <wps:cNvSpPr/>
+                      <wps:spPr>
+                        <a:xfrm>
+                          <a:off x="0" y="0"/>
+                          <a:ext cx="434340" cy="358140"/>
+                        </a:xfrm>
+                        <a:prstGeom prst="rect">
+                          <a:avLst/>
+                        </a:prstGeom>
+                        <a:noFill/>
+                        <a:ln>
+                          <a:solidFill>
+                            <a:srgbClr val="C00000"/>
+                          </a:solidFill>
+                        </a:ln>
+                      </wps:spPr>
+                      <wps:style>
+                        <a:lnRef idx="1">
+                          <a:schemeClr val="accent1"/>
+                        </a:lnRef>
+                        <a:fillRef idx="3">
+                          <a:schemeClr val="accent1"/>
+                        </a:fillRef>
+                        <a:effectRef idx="2">
+                          <a:schemeClr val="accent1"/>
+                        </a:effectRef>
+                        <a:fontRef idx="minor">
+                          <a:schemeClr val="lt1"/>
+                        </a:fontRef>
+                      </wps:style>
+                      <wps:bodyPr rot="0" spcFirstLastPara="0" vertOverflow="overflow" horzOverflow="overflow" vert="horz" wrap="square" lIns="91440" tIns="45720" rIns="91440" bIns="45720" numCol="1" spcCol="0" rtlCol="0" fromWordArt="0" anchor="ctr" anchorCtr="0" forceAA="0" compatLnSpc="1">
+                        <a:prstTxWarp prst="textNoShape">
+                          <a:avLst/>
+                        </a:prstTxWarp>
+                        <a:noAutofit/>
+                      </wps:bodyPr>
+                    </wps:wsp>
+                  </a:graphicData>
+                </a:graphic>
+                <wp14:sizeRelH relativeFrom="margin">
+                  <wp14:pctWidth>0</wp14:pctWidth>
+                </wp14:sizeRelH>
+                <wp14:sizeRelV relativeFrom="margin">
+                  <wp14:pctHeight>0</wp14:pctHeight>
+                </wp14:sizeRelV>
+              </wp:anchor>
+            </w:drawing>
+          </mc:Choice>
+          <mc:Fallback>
+            <w:pict>
+              <v:rect w14:anchorId="7AE1ECE8" id="Hình chữ nhật 4" o:spid="_x0000_s1026" style="position:absolute;margin-left:240pt;margin-top:21.6pt;width:34.2pt;height:28.2pt;z-index:251745280;visibility:visible;mso-wrap-style:square;mso-width-percent:0;mso-height-percent:0;mso-wrap-distance-left:9pt;mso-wrap-distance-top:0;mso-wrap-distance-right:9pt;mso-wrap-distance-bottom:0;mso-position-horizontal:absolute;mso-position-horizontal-relative:text;mso-position-vertical:absolute;mso-position-vertical-relative:text;mso-width-percent:0;mso-height-percent:0;mso-width-relative:margin;mso-height-relative:margin;v-text-anchor:middle" o:gfxdata="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" filled="f" strokecolor="#c00000">
+                <v:shadow on="t" color="black" opacity="22937f" origin=",.5" offset="0,.63889mm"/>
+              </v:rect>
+            </w:pict>
+          </mc:Fallback>
+        </mc:AlternateContent>
+      </w:r>
+      <w:r>
+        <w:rPr>
+          <w:noProof/>
+        </w:rPr>
+        <mc:AlternateContent>
+          <mc:Choice Requires="wps">
+            <w:drawing>
+              <wp:anchor distT="0" distB="0" distL="114300" distR="114300" simplePos="0" relativeHeight="251741184" behindDoc="0" locked="0" layoutInCell="1" allowOverlap="1" wp14:anchorId="400856C6" wp14:editId="3CE2204F">
+                <wp:simplePos x="0" y="0"/>
+                <wp:positionH relativeFrom="column">
+                  <wp:posOffset>674370</wp:posOffset>
+                </wp:positionH>
+                <wp:positionV relativeFrom="paragraph">
+                  <wp:posOffset>137160</wp:posOffset>
+                </wp:positionV>
+                <wp:extent cx="2034540" cy="358140"/>
+                <wp:effectExtent l="57150" t="19050" r="80010" b="99060"/>
+                <wp:wrapNone/>
+                <wp:docPr id="351592181" name="Hình chữ nhật 4"/>
+                <wp:cNvGraphicFramePr/>
+                <a:graphic xmlns:a="http://schemas.openxmlformats.org/drawingml/2006/main">
+                  <a:graphicData uri="http://schemas.microsoft.com/office/word/2010/wordprocessingShape">
+                    <wps:wsp>
+                      <wps:cNvSpPr/>
+                      <wps:spPr>
+                        <a:xfrm>
+                          <a:off x="0" y="0"/>
+                          <a:ext cx="2034540" cy="358140"/>
+                        </a:xfrm>
+                        <a:prstGeom prst="rect">
+                          <a:avLst/>
+                        </a:prstGeom>
+                        <a:noFill/>
+                        <a:ln>
+                          <a:solidFill>
+                            <a:srgbClr val="C00000"/>
+                          </a:solidFill>
+                        </a:ln>
+                      </wps:spPr>
+                      <wps:style>
+                        <a:lnRef idx="1">
+                          <a:schemeClr val="accent1"/>
+                        </a:lnRef>
+                        <a:fillRef idx="3">
+                          <a:schemeClr val="accent1"/>
+                        </a:fillRef>
+                        <a:effectRef idx="2">
+                          <a:schemeClr val="accent1"/>
+                        </a:effectRef>
+                        <a:fontRef idx="minor">
+                          <a:schemeClr val="lt1"/>
+                        </a:fontRef>
+                      </wps:style>
+                      <wps:bodyPr rot="0" spcFirstLastPara="0" vertOverflow="overflow" horzOverflow="overflow" vert="horz" wrap="square" lIns="91440" tIns="45720" rIns="91440" bIns="45720" numCol="1" spcCol="0" rtlCol="0" fromWordArt="0" anchor="ctr" anchorCtr="0" forceAA="0" compatLnSpc="1">
+                        <a:prstTxWarp prst="textNoShape">
+                          <a:avLst/>
+                        </a:prstTxWarp>
+                        <a:noAutofit/>
+                      </wps:bodyPr>
+                    </wps:wsp>
+                  </a:graphicData>
+                </a:graphic>
+                <wp14:sizeRelV relativeFrom="margin">
+                  <wp14:pctHeight>0</wp14:pctHeight>
+                </wp14:sizeRelV>
+              </wp:anchor>
+            </w:drawing>
+          </mc:Choice>
+          <mc:Fallback>
+            <w:pict>
+              <v:rect w14:anchorId="64904C7A" id="Hình chữ nhật 4" o:spid="_x0000_s1026" style="position:absolute;margin-left:53.1pt;margin-top:10.8pt;width:160.2pt;height:28.2pt;z-index:251741184;visibility:visible;mso-wrap-style:square;mso-height-percent:0;mso-wrap-distance-left:9pt;mso-wrap-distance-top:0;mso-wrap-distance-right:9pt;mso-wrap-distance-bottom:0;mso-position-horizontal:absolute;mso-position-horizontal-relative:text;mso-position-vertical:absolute;mso-position-vertical-relative:text;mso-height-percent:0;mso-height-relative:margin;v-text-anchor:middle" o:gfxdata="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" filled="f" strokecolor="#c00000">
+                <v:shadow on="t" color="black" opacity="22937f" origin=",.5" offset="0,.63889mm"/>
+              </v:rect>
+            </w:pict>
+          </mc:Fallback>
+        </mc:AlternateContent>
+      </w:r>
+      <w:r>
+        <w:drawing>
+          <wp:inline distT="0" distB="0" distL="0" distR="0" wp14:anchorId="6489671E" wp14:editId="0645DB92">
+            <wp:extent cx="3520745" cy="891617"/>
+            <wp:effectExtent l="0" t="0" r="3810" b="3810"/>
+            <wp:docPr id="219370718" name="Hình ảnh 1"/>
+            <wp:cNvGraphicFramePr>
+              <a:graphicFrameLocks xmlns:a="http://schemas.openxmlformats.org/drawingml/2006/main" noChangeAspect="1"/>
+            </wp:cNvGraphicFramePr>
+            <a:graphic xmlns:a="http://schemas.openxmlformats.org/drawingml/2006/main">
+              <a:graphicData uri="http://schemas.openxmlformats.org/drawingml/2006/picture">
+                <pic:pic xmlns:pic="http://schemas.openxmlformats.org/drawingml/2006/picture">
+                  <pic:nvPicPr>
+                    <pic:cNvPr id="219370718" name=""/>
+                    <pic:cNvPicPr/>
+                  </pic:nvPicPr>
+                  <pic:blipFill>
+                    <a:blip r:embed="rId12"/>
+                    <a:stretch>
+                      <a:fillRect/>
+                    </a:stretch>
+                  </pic:blipFill>
+                  <pic:spPr>
+                    <a:xfrm>
+                      <a:off x="0" y="0"/>
+                      <a:ext cx="3520745" cy="891617"/>
+                    </a:xfrm>
+                    <a:prstGeom prst="rect">
+                      <a:avLst/>
+                    </a:prstGeom>
+                  </pic:spPr>
+                </pic:pic>
+              </a:graphicData>
+            </a:graphic>
+          </wp:inline>
+        </w:drawing>
+      </w:r>
+    </w:p>
     <w:p/>
     <w:p>
       <w:pPr>
         <w:pStyle w:val="u2"/>
       </w:pPr>
+      <w:bookmarkStart w:id="9" w:name="_Toc232247176"/>
       <w:r>
-        <w:t>Bước 6. Thêm sản phẩm bằng nút dấu cộng</w:t>
+        <w:t xml:space="preserve">Bước </w:t>
       </w:r>
+      <w:r>
+        <w:t>6.</w:t>
+      </w:r>
+      <w:r>
+        <w:t xml:space="preserve"> Thêm sản phẩm bằng nút dấu cộng</w:t>
+      </w:r>
+      <w:bookmarkEnd w:id="9"/>
     </w:p>
     <w:p>
       <w:pPr>
         <w:pStyle w:val="Sudong"/>
+        <w:numPr>
+          <w:ilvl w:val="0"/>
+          <w:numId w:val="14"/>
+        </w:numPr>
       </w:pPr>
       <w:r>
         <w:t>Tìm đúng sản phẩm cần lấy.</w:t>
@@ -732,6 +4127,10 @@
     <w:p>
       <w:pPr>
         <w:pStyle w:val="Sudong"/>
+        <w:numPr>
+          <w:ilvl w:val="0"/>
+          <w:numId w:val="14"/>
+        </w:numPr>
       </w:pPr>
       <w:r>
         <w:t>Bấm nút dấu cộng trên thẻ sản phẩm.</w:t>
@@ -740,6 +4139,10 @@
     <w:p>
       <w:pPr>
         <w:pStyle w:val="Sudong"/>
+        <w:numPr>
+          <w:ilvl w:val="0"/>
+          <w:numId w:val="14"/>
+        </w:numPr>
       </w:pPr>
       <w:r>
         <w:t>Hệ thống sẽ thêm 1 sản phẩm vào hàng chờ của vị trí đang chọn.</w:t>
@@ -748,101 +4151,170 @@
     <w:p>
       <w:pPr>
         <w:pStyle w:val="Sudong"/>
+        <w:numPr>
+          <w:ilvl w:val="0"/>
+          <w:numId w:val="14"/>
+        </w:numPr>
       </w:pPr>
       <w:r>
         <w:t>Sau khi thêm thành công, số lượng còn có thể lấy của sản phẩm sẽ giảm đi 1 và hàng chờ sẽ được cập nhật.</w:t>
       </w:r>
     </w:p>
-    <w:tbl>
-      <w:tblPr>
-        <w:tblStyle w:val="LiBang"/>
-        <w:tblW w:w="0" w:type="auto"/>
-        <w:jc w:val="center"/>
-        <w:tblLook w:val="04A0" w:firstRow="1" w:lastRow="0" w:firstColumn="1" w:lastColumn="0" w:noHBand="0" w:noVBand="1"/>
-      </w:tblPr>
-      <w:tblGrid>
-        <w:gridCol w:w="5040"/>
-        <w:gridCol w:w="5040"/>
-      </w:tblGrid>
-      <w:tr>
-        <w:trPr>
-          <w:jc w:val="center"/>
-        </w:trPr>
-        <w:tc>
-          <w:tcPr>
-            <w:tcW w:w="5040" w:type="dxa"/>
-            <w:shd w:val="clear" w:color="auto" w:fill="EAF2F8"/>
-          </w:tcPr>
-          <w:p>
-            <w:r>
-              <w:rPr>
-                <w:b/>
-                <w:sz w:val="20"/>
-              </w:rPr>
-              <w:t>Ảnh cần chụp</w:t>
-            </w:r>
-          </w:p>
-        </w:tc>
-        <w:tc>
-          <w:tcPr>
-            <w:tcW w:w="5040" w:type="dxa"/>
-          </w:tcPr>
-          <w:p>
-            <w:r>
-              <w:rPr>
-                <w:sz w:val="20"/>
-              </w:rPr>
-              <w:t>Chụp khoảnh khắc trước khi bấm dấu cộng và sau khi sản phẩm xuất hiện trong hàng chờ.</w:t>
-            </w:r>
-          </w:p>
-        </w:tc>
-      </w:tr>
-      <w:tr>
-        <w:trPr>
-          <w:jc w:val="center"/>
-        </w:trPr>
-        <w:tc>
-          <w:tcPr>
-            <w:tcW w:w="5040" w:type="dxa"/>
-            <w:shd w:val="clear" w:color="auto" w:fill="EAF2F8"/>
-          </w:tcPr>
-          <w:p>
-            <w:r>
-              <w:rPr>
-                <w:b/>
-                <w:sz w:val="20"/>
-              </w:rPr>
-              <w:t>Cần khoanh tròn</w:t>
-            </w:r>
-          </w:p>
-        </w:tc>
-        <w:tc>
-          <w:tcPr>
-            <w:tcW w:w="5040" w:type="dxa"/>
-          </w:tcPr>
-          <w:p>
-            <w:r>
-              <w:rPr>
-                <w:sz w:val="20"/>
-              </w:rPr>
-              <w:t>Khoanh tròn nút dấu cộng trên thẻ sản phẩm và dòng sản phẩm mới xuất hiện trong hàng chờ.</w:t>
-            </w:r>
-          </w:p>
-        </w:tc>
-      </w:tr>
-    </w:tbl>
-    <w:p/>
     <w:p>
-      <w:pPr>
-        <w:pStyle w:val="u2"/>
-      </w:pPr>
       <w:r>
-        <w:t>Bước 7. Mở chế độ quét mã</w:t>
+        <w:rPr>
+          <w:noProof/>
+        </w:rPr>
+        <mc:AlternateContent>
+          <mc:Choice Requires="wps">
+            <w:drawing>
+              <wp:anchor distT="0" distB="0" distL="114300" distR="114300" simplePos="0" relativeHeight="251796480" behindDoc="0" locked="0" layoutInCell="1" allowOverlap="1" wp14:anchorId="1A32E314" wp14:editId="56851F9A">
+                <wp:simplePos x="0" y="0"/>
+                <wp:positionH relativeFrom="column">
+                  <wp:posOffset>3028950</wp:posOffset>
+                </wp:positionH>
+                <wp:positionV relativeFrom="paragraph">
+                  <wp:posOffset>273685</wp:posOffset>
+                </wp:positionV>
+                <wp:extent cx="434340" cy="358140"/>
+                <wp:effectExtent l="57150" t="19050" r="80010" b="99060"/>
+                <wp:wrapNone/>
+                <wp:docPr id="1014563568" name="Hình chữ nhật 4"/>
+                <wp:cNvGraphicFramePr/>
+                <a:graphic xmlns:a="http://schemas.openxmlformats.org/drawingml/2006/main">
+                  <a:graphicData uri="http://schemas.microsoft.com/office/word/2010/wordprocessingShape">
+                    <wps:wsp>
+                      <wps:cNvSpPr/>
+                      <wps:spPr>
+                        <a:xfrm>
+                          <a:off x="0" y="0"/>
+                          <a:ext cx="434340" cy="358140"/>
+                        </a:xfrm>
+                        <a:prstGeom prst="rect">
+                          <a:avLst/>
+                        </a:prstGeom>
+                        <a:noFill/>
+                        <a:ln>
+                          <a:solidFill>
+                            <a:srgbClr val="C00000"/>
+                          </a:solidFill>
+                        </a:ln>
+                      </wps:spPr>
+                      <wps:style>
+                        <a:lnRef idx="1">
+                          <a:schemeClr val="accent1"/>
+                        </a:lnRef>
+                        <a:fillRef idx="3">
+                          <a:schemeClr val="accent1"/>
+                        </a:fillRef>
+                        <a:effectRef idx="2">
+                          <a:schemeClr val="accent1"/>
+                        </a:effectRef>
+                        <a:fontRef idx="minor">
+                          <a:schemeClr val="lt1"/>
+                        </a:fontRef>
+                      </wps:style>
+                      <wps:bodyPr rot="0" spcFirstLastPara="0" vertOverflow="overflow" horzOverflow="overflow" vert="horz" wrap="square" lIns="91440" tIns="45720" rIns="91440" bIns="45720" numCol="1" spcCol="0" rtlCol="0" fromWordArt="0" anchor="ctr" anchorCtr="0" forceAA="0" compatLnSpc="1">
+                        <a:prstTxWarp prst="textNoShape">
+                          <a:avLst/>
+                        </a:prstTxWarp>
+                        <a:noAutofit/>
+                      </wps:bodyPr>
+                    </wps:wsp>
+                  </a:graphicData>
+                </a:graphic>
+                <wp14:sizeRelH relativeFrom="margin">
+                  <wp14:pctWidth>0</wp14:pctWidth>
+                </wp14:sizeRelH>
+                <wp14:sizeRelV relativeFrom="margin">
+                  <wp14:pctHeight>0</wp14:pctHeight>
+                </wp14:sizeRelV>
+              </wp:anchor>
+            </w:drawing>
+          </mc:Choice>
+          <mc:Fallback>
+            <w:pict>
+              <v:rect w14:anchorId="4CEC7518" id="Hình chữ nhật 4" o:spid="_x0000_s1026" style="position:absolute;margin-left:238.5pt;margin-top:21.55pt;width:34.2pt;height:28.2pt;z-index:251796480;visibility:visible;mso-wrap-style:square;mso-width-percent:0;mso-height-percent:0;mso-wrap-distance-left:9pt;mso-wrap-distance-top:0;mso-wrap-distance-right:9pt;mso-wrap-distance-bottom:0;mso-position-horizontal:absolute;mso-position-horizontal-relative:text;mso-position-vertical:absolute;mso-position-vertical-relative:text;mso-width-percent:0;mso-height-percent:0;mso-width-relative:margin;mso-height-relative:margin;v-text-anchor:middle" o:gfxdata="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" filled="f" strokecolor="#c00000">
+                <v:shadow on="t" color="black" opacity="22937f" origin=",.5" offset="0,.63889mm"/>
+              </v:rect>
+            </w:pict>
+          </mc:Fallback>
+        </mc:AlternateContent>
+      </w:r>
+      <w:r>
+        <w:drawing>
+          <wp:inline distT="0" distB="0" distL="0" distR="0" wp14:anchorId="20F03BA0" wp14:editId="3B2C3B19">
+            <wp:extent cx="3520745" cy="891617"/>
+            <wp:effectExtent l="0" t="0" r="3810" b="3810"/>
+            <wp:docPr id="105740937" name="Hình ảnh 1"/>
+            <wp:cNvGraphicFramePr>
+              <a:graphicFrameLocks xmlns:a="http://schemas.openxmlformats.org/drawingml/2006/main" noChangeAspect="1"/>
+            </wp:cNvGraphicFramePr>
+            <a:graphic xmlns:a="http://schemas.openxmlformats.org/drawingml/2006/main">
+              <a:graphicData uri="http://schemas.openxmlformats.org/drawingml/2006/picture">
+                <pic:pic xmlns:pic="http://schemas.openxmlformats.org/drawingml/2006/picture">
+                  <pic:nvPicPr>
+                    <pic:cNvPr id="219370718" name=""/>
+                    <pic:cNvPicPr/>
+                  </pic:nvPicPr>
+                  <pic:blipFill>
+                    <a:blip r:embed="rId12"/>
+                    <a:stretch>
+                      <a:fillRect/>
+                    </a:stretch>
+                  </pic:blipFill>
+                  <pic:spPr>
+                    <a:xfrm>
+                      <a:off x="0" y="0"/>
+                      <a:ext cx="3520745" cy="891617"/>
+                    </a:xfrm>
+                    <a:prstGeom prst="rect">
+                      <a:avLst/>
+                    </a:prstGeom>
+                  </pic:spPr>
+                </pic:pic>
+              </a:graphicData>
+            </a:graphic>
+          </wp:inline>
+        </w:drawing>
       </w:r>
     </w:p>
     <w:p>
       <w:pPr>
+        <w:pStyle w:val="u2"/>
+      </w:pPr>
+      <w:bookmarkStart w:id="10" w:name="_Toc232247177"/>
+      <w:r>
+        <w:t>Cách 2: Quét mã sản phẩm</w:t>
+      </w:r>
+      <w:bookmarkEnd w:id="10"/>
+    </w:p>
+    <w:p>
+      <w:pPr>
+        <w:pStyle w:val="u2"/>
+      </w:pPr>
+      <w:bookmarkStart w:id="11" w:name="_Toc232247178"/>
+      <w:r>
+        <w:t xml:space="preserve">Bước </w:t>
+      </w:r>
+      <w:r>
+        <w:t>4</w:t>
+      </w:r>
+      <w:r>
+        <w:t>. Mở chế độ quét mã</w:t>
+      </w:r>
+      <w:r>
+        <w:t xml:space="preserve"> (tìm sản phẩm bằng quét mã)</w:t>
+      </w:r>
+      <w:bookmarkEnd w:id="11"/>
+    </w:p>
+    <w:p>
+      <w:pPr>
         <w:pStyle w:val="Sudong"/>
+        <w:numPr>
+          <w:ilvl w:val="0"/>
+          <w:numId w:val="15"/>
+        </w:numPr>
       </w:pPr>
       <w:r>
         <w:t>Bấm nút Quét mã ở góc trên của danh sách sản phẩm.</w:t>
@@ -851,6 +4323,10 @@
     <w:p>
       <w:pPr>
         <w:pStyle w:val="Sudong"/>
+        <w:numPr>
+          <w:ilvl w:val="0"/>
+          <w:numId w:val="15"/>
+        </w:numPr>
       </w:pPr>
       <w:r>
         <w:t>Nếu trình duyệt hỏi quyền dùng máy ảnh, chọn Cho phép.</w:t>
@@ -859,6 +4335,10 @@
     <w:p>
       <w:pPr>
         <w:pStyle w:val="Sudong"/>
+        <w:numPr>
+          <w:ilvl w:val="0"/>
+          <w:numId w:val="15"/>
+        </w:numPr>
       </w:pPr>
       <w:r>
         <w:t>Màn hình sẽ chuyển sang khung quét màu tối với khung hướng dẫn ở giữa.</w:t>
@@ -936,14 +4416,7 @@
               <w:rPr>
                 <w:sz w:val="20"/>
               </w:rPr>
-              <w:t xml:space="preserve">Khoanh tròn nút Quét mã, khung quét ở giữa màn </w:t>
-            </w:r>
-            <w:r>
-              <w:rPr>
-                <w:sz w:val="20"/>
-              </w:rPr>
-              <w:lastRenderedPageBreak/>
-              <w:t>hình và thông báo hướng dẫn đặt mã vạch vào khung.</w:t>
+              <w:t>Khoanh tròn nút Quét mã, khung quét ở giữa màn hình và thông báo hướng dẫn đặt mã vạch vào khung.</w:t>
             </w:r>
           </w:p>
         </w:tc>
@@ -954,13 +4427,25 @@
       <w:pPr>
         <w:pStyle w:val="u2"/>
       </w:pPr>
+      <w:bookmarkStart w:id="12" w:name="_Toc232247179"/>
       <w:r>
-        <w:t>Bước 8. Quét mã vạch sản phẩm</w:t>
+        <w:t xml:space="preserve">Bước </w:t>
       </w:r>
+      <w:r>
+        <w:t>5</w:t>
+      </w:r>
+      <w:r>
+        <w:t>. Quét mã vạch sản phẩm</w:t>
+      </w:r>
+      <w:bookmarkEnd w:id="12"/>
     </w:p>
     <w:p>
       <w:pPr>
         <w:pStyle w:val="Sudong"/>
+        <w:numPr>
+          <w:ilvl w:val="0"/>
+          <w:numId w:val="17"/>
+        </w:numPr>
       </w:pPr>
       <w:r>
         <w:t>Đưa mã vạch của sản phẩm vào giữa khung quét.</w:t>
@@ -969,6 +4454,10 @@
     <w:p>
       <w:pPr>
         <w:pStyle w:val="Sudong"/>
+        <w:numPr>
+          <w:ilvl w:val="0"/>
+          <w:numId w:val="17"/>
+        </w:numPr>
       </w:pPr>
       <w:r>
         <w:t>Giữ thiết bị ổn định cho đến khi hệ thống nhận mã.</w:t>
@@ -977,6 +4466,10 @@
     <w:p>
       <w:pPr>
         <w:pStyle w:val="Sudong"/>
+        <w:numPr>
+          <w:ilvl w:val="0"/>
+          <w:numId w:val="17"/>
+        </w:numPr>
       </w:pPr>
       <w:r>
         <w:t>Khi nhận đúng sản phẩm, hệ thống tự thêm 1 sản phẩm vào hàng chờ.</w:t>
@@ -985,112 +4478,80 @@
     <w:p>
       <w:pPr>
         <w:pStyle w:val="Sudong"/>
+        <w:numPr>
+          <w:ilvl w:val="0"/>
+          <w:numId w:val="17"/>
+        </w:numPr>
       </w:pPr>
       <w:r>
         <w:t>Nếu không tìm thấy sản phẩm theo mã vừa quét, hệ thống sẽ báo không tìm thấy mã đó.</w:t>
       </w:r>
     </w:p>
     <w:p>
+      <w:pPr>
+        <w:pStyle w:val="Sudong"/>
+        <w:numPr>
+          <w:ilvl w:val="0"/>
+          <w:numId w:val="0"/>
+        </w:numPr>
+        <w:spacing w:before="240"/>
+        <w:ind w:left="360" w:hanging="360"/>
+        <w:rPr>
+          <w:i/>
+          <w:iCs/>
+          <w:color w:val="EE0000"/>
+        </w:rPr>
+      </w:pPr>
       <w:r>
         <w:rPr>
-          <w:b/>
+          <w:i/>
+          <w:iCs/>
+          <w:color w:val="EE0000"/>
         </w:rPr>
-        <w:t xml:space="preserve">Lưu ý: </w:t>
-      </w:r>
-      <w:r>
-        <w:t>Nên quét ở nơi đủ sáng và giữ mã vạch thẳng trong khung.</w:t>
-      </w:r>
-    </w:p>
-    <w:tbl>
-      <w:tblPr>
-        <w:tblStyle w:val="LiBang"/>
-        <w:tblW w:w="0" w:type="auto"/>
-        <w:jc w:val="center"/>
-        <w:tblLook w:val="04A0" w:firstRow="1" w:lastRow="0" w:firstColumn="1" w:lastColumn="0" w:noHBand="0" w:noVBand="1"/>
-      </w:tblPr>
-      <w:tblGrid>
-        <w:gridCol w:w="5040"/>
-        <w:gridCol w:w="5040"/>
-      </w:tblGrid>
-      <w:tr>
-        <w:trPr>
-          <w:jc w:val="center"/>
-        </w:trPr>
-        <w:tc>
-          <w:tcPr>
-            <w:tcW w:w="5040" w:type="dxa"/>
-            <w:shd w:val="clear" w:color="auto" w:fill="EAF2F8"/>
-          </w:tcPr>
-          <w:p>
-            <w:r>
-              <w:rPr>
-                <w:b/>
-                <w:sz w:val="20"/>
-              </w:rPr>
-              <w:t>Ảnh cần chụp</w:t>
-            </w:r>
-          </w:p>
-        </w:tc>
-        <w:tc>
-          <w:tcPr>
-            <w:tcW w:w="5040" w:type="dxa"/>
-          </w:tcPr>
-          <w:p>
-            <w:r>
-              <w:rPr>
-                <w:sz w:val="20"/>
-              </w:rPr>
-              <w:t>Chụp màn hình đang đưa mã vạch vào khung quét.</w:t>
-            </w:r>
-          </w:p>
-        </w:tc>
-      </w:tr>
-      <w:tr>
-        <w:trPr>
-          <w:jc w:val="center"/>
-        </w:trPr>
-        <w:tc>
-          <w:tcPr>
-            <w:tcW w:w="5040" w:type="dxa"/>
-            <w:shd w:val="clear" w:color="auto" w:fill="EAF2F8"/>
-          </w:tcPr>
-          <w:p>
-            <w:r>
-              <w:rPr>
-                <w:b/>
-                <w:sz w:val="20"/>
-              </w:rPr>
-              <w:t>Cần khoanh tròn</w:t>
-            </w:r>
-          </w:p>
-        </w:tc>
-        <w:tc>
-          <w:tcPr>
-            <w:tcW w:w="5040" w:type="dxa"/>
-          </w:tcPr>
-          <w:p>
-            <w:r>
-              <w:rPr>
-                <w:sz w:val="20"/>
-              </w:rPr>
-              <w:t>Khoanh tròn mã vạch trên sản phẩm và khung quét ở giữa màn hình.</w:t>
-            </w:r>
-          </w:p>
-        </w:tc>
-      </w:tr>
-    </w:tbl>
-    <w:p/>
-    <w:p>
-      <w:pPr>
-        <w:pStyle w:val="u2"/>
-      </w:pPr>
-      <w:r>
-        <w:t>Bước 9. Bật hoặc tắt đèn khi quét mã</w:t>
+        <w:t>**Bổ sung hình ảnh sau</w:t>
       </w:r>
     </w:p>
     <w:p>
       <w:pPr>
+        <w:rPr>
+          <w:i/>
+          <w:iCs/>
+          <w:color w:val="EE0000"/>
+        </w:rPr>
+      </w:pPr>
+      <w:r>
+        <w:rPr>
+          <w:i/>
+          <w:iCs/>
+          <w:color w:val="EE0000"/>
+        </w:rPr>
+        <w:br w:type="page"/>
+      </w:r>
+    </w:p>
+    <w:p>
+      <w:pPr>
+        <w:pStyle w:val="u2"/>
+      </w:pPr>
+      <w:bookmarkStart w:id="13" w:name="_Toc232247180"/>
+      <w:r>
+        <w:lastRenderedPageBreak/>
+        <w:t xml:space="preserve">Bước </w:t>
+      </w:r>
+      <w:r>
+        <w:t>6</w:t>
+      </w:r>
+      <w:r>
+        <w:t>. Bật hoặc tắt đèn khi quét mã</w:t>
+      </w:r>
+      <w:bookmarkEnd w:id="13"/>
+    </w:p>
+    <w:p>
+      <w:pPr>
         <w:pStyle w:val="Sudong"/>
+        <w:numPr>
+          <w:ilvl w:val="0"/>
+          <w:numId w:val="18"/>
+        </w:numPr>
       </w:pPr>
       <w:r>
         <w:t>Nếu thiết bị hỗ trợ đèn, nút hình tia sét sẽ xuất hiện ở góc trên bên phải trong màn hình quét.</w:t>
@@ -1099,6 +4560,10 @@
     <w:p>
       <w:pPr>
         <w:pStyle w:val="Sudong"/>
+        <w:numPr>
+          <w:ilvl w:val="0"/>
+          <w:numId w:val="18"/>
+        </w:numPr>
       </w:pPr>
       <w:r>
         <w:t>Bấm nút hình tia sét để bật đèn khi khu vực quét thiếu sáng.</w:t>
@@ -1107,6 +4572,10 @@
     <w:p>
       <w:pPr>
         <w:pStyle w:val="Sudong"/>
+        <w:numPr>
+          <w:ilvl w:val="0"/>
+          <w:numId w:val="18"/>
+        </w:numPr>
       </w:pPr>
       <w:r>
         <w:t>Bấm lại nút này để tắt đèn.</w:t>
@@ -1123,96 +4592,46 @@
         <w:t>Nếu không thấy nút hình tia sét, thiết bị hoặc trình duyệt hiện tại không hỗ trợ bật đèn từ màn hình này.</w:t>
       </w:r>
     </w:p>
-    <w:tbl>
-      <w:tblPr>
-        <w:tblStyle w:val="LiBang"/>
-        <w:tblW w:w="0" w:type="auto"/>
-        <w:jc w:val="center"/>
-        <w:tblLook w:val="04A0" w:firstRow="1" w:lastRow="0" w:firstColumn="1" w:lastColumn="0" w:noHBand="0" w:noVBand="1"/>
-      </w:tblPr>
-      <w:tblGrid>
-        <w:gridCol w:w="5040"/>
-        <w:gridCol w:w="5040"/>
-      </w:tblGrid>
-      <w:tr>
-        <w:trPr>
-          <w:jc w:val="center"/>
-        </w:trPr>
-        <w:tc>
-          <w:tcPr>
-            <w:tcW w:w="5040" w:type="dxa"/>
-            <w:shd w:val="clear" w:color="auto" w:fill="EAF2F8"/>
-          </w:tcPr>
-          <w:p>
-            <w:r>
-              <w:rPr>
-                <w:b/>
-                <w:sz w:val="20"/>
-              </w:rPr>
-              <w:t>Ảnh cần chụp</w:t>
-            </w:r>
-          </w:p>
-        </w:tc>
-        <w:tc>
-          <w:tcPr>
-            <w:tcW w:w="5040" w:type="dxa"/>
-          </w:tcPr>
-          <w:p>
-            <w:r>
-              <w:rPr>
-                <w:sz w:val="20"/>
-              </w:rPr>
-              <w:t>Chụp màn hình quét có nút hình tia sét.</w:t>
-            </w:r>
-          </w:p>
-        </w:tc>
-      </w:tr>
-      <w:tr>
-        <w:trPr>
-          <w:jc w:val="center"/>
-        </w:trPr>
-        <w:tc>
-          <w:tcPr>
-            <w:tcW w:w="5040" w:type="dxa"/>
-            <w:shd w:val="clear" w:color="auto" w:fill="EAF2F8"/>
-          </w:tcPr>
-          <w:p>
-            <w:r>
-              <w:rPr>
-                <w:b/>
-                <w:sz w:val="20"/>
-              </w:rPr>
-              <w:t>Cần khoanh tròn</w:t>
-            </w:r>
-          </w:p>
-        </w:tc>
-        <w:tc>
-          <w:tcPr>
-            <w:tcW w:w="5040" w:type="dxa"/>
-          </w:tcPr>
-          <w:p>
-            <w:r>
-              <w:rPr>
-                <w:sz w:val="20"/>
-              </w:rPr>
-              <w:t>Khoanh tròn nút hình tia sét. Chụp thêm một ảnh khi nút đang ở trạng thái bật nếu có thể.</w:t>
-            </w:r>
-          </w:p>
-        </w:tc>
-      </w:tr>
-    </w:tbl>
-    <w:p/>
     <w:p>
       <w:pPr>
-        <w:pStyle w:val="u2"/>
+        <w:rPr>
+          <w:i/>
+          <w:iCs/>
+          <w:color w:val="EE0000"/>
+        </w:rPr>
       </w:pPr>
       <w:r>
-        <w:t>Bước 10. Thoát khỏi chế độ quét mã</w:t>
+        <w:rPr>
+          <w:i/>
+          <w:iCs/>
+          <w:color w:val="EE0000"/>
+        </w:rPr>
+        <w:t>**Bổ sung hình ảnh sau</w:t>
       </w:r>
     </w:p>
     <w:p>
       <w:pPr>
+        <w:pStyle w:val="u2"/>
+      </w:pPr>
+      <w:bookmarkStart w:id="14" w:name="_Toc232247181"/>
+      <w:r>
+        <w:t xml:space="preserve">Bước </w:t>
+      </w:r>
+      <w:r>
+        <w:t>7</w:t>
+      </w:r>
+      <w:r>
+        <w:t>. Thoát khỏi chế độ quét mã</w:t>
+      </w:r>
+      <w:bookmarkEnd w:id="14"/>
+    </w:p>
+    <w:p>
+      <w:pPr>
         <w:pStyle w:val="Sudong"/>
+        <w:numPr>
+          <w:ilvl w:val="0"/>
+          <w:numId w:val="19"/>
+        </w:numPr>
       </w:pPr>
       <w:r>
         <w:t>Bấm nút dấu X ở góc trên bên trái của màn hình quét.</w:t>
@@ -1221,101 +4640,49 @@
     <w:p>
       <w:pPr>
         <w:pStyle w:val="Sudong"/>
+        <w:numPr>
+          <w:ilvl w:val="0"/>
+          <w:numId w:val="19"/>
+        </w:numPr>
       </w:pPr>
       <w:r>
         <w:t>Màn hình sẽ quay lại danh sách sản phẩm.</w:t>
       </w:r>
     </w:p>
-    <w:tbl>
-      <w:tblPr>
-        <w:tblStyle w:val="LiBang"/>
-        <w:tblW w:w="0" w:type="auto"/>
-        <w:jc w:val="center"/>
-        <w:tblLook w:val="04A0" w:firstRow="1" w:lastRow="0" w:firstColumn="1" w:lastColumn="0" w:noHBand="0" w:noVBand="1"/>
-      </w:tblPr>
-      <w:tblGrid>
-        <w:gridCol w:w="5040"/>
-        <w:gridCol w:w="5040"/>
-      </w:tblGrid>
-      <w:tr>
-        <w:trPr>
-          <w:jc w:val="center"/>
-        </w:trPr>
-        <w:tc>
-          <w:tcPr>
-            <w:tcW w:w="5040" w:type="dxa"/>
-            <w:shd w:val="clear" w:color="auto" w:fill="EAF2F8"/>
-          </w:tcPr>
-          <w:p>
-            <w:r>
-              <w:rPr>
-                <w:b/>
-                <w:sz w:val="20"/>
-              </w:rPr>
-              <w:t>Ảnh cần chụp</w:t>
-            </w:r>
-          </w:p>
-        </w:tc>
-        <w:tc>
-          <w:tcPr>
-            <w:tcW w:w="5040" w:type="dxa"/>
-          </w:tcPr>
-          <w:p>
-            <w:r>
-              <w:rPr>
-                <w:sz w:val="20"/>
-              </w:rPr>
-              <w:t>Chụp màn hình quét mã có nút dấu X ở góc trên bên trái.</w:t>
-            </w:r>
-          </w:p>
-        </w:tc>
-      </w:tr>
-      <w:tr>
-        <w:trPr>
-          <w:jc w:val="center"/>
-        </w:trPr>
-        <w:tc>
-          <w:tcPr>
-            <w:tcW w:w="5040" w:type="dxa"/>
-            <w:shd w:val="clear" w:color="auto" w:fill="EAF2F8"/>
-          </w:tcPr>
-          <w:p>
-            <w:r>
-              <w:rPr>
-                <w:b/>
-                <w:sz w:val="20"/>
-              </w:rPr>
-              <w:t>Cần khoanh tròn</w:t>
-            </w:r>
-          </w:p>
-        </w:tc>
-        <w:tc>
-          <w:tcPr>
-            <w:tcW w:w="5040" w:type="dxa"/>
-          </w:tcPr>
-          <w:p>
-            <w:r>
-              <w:rPr>
-                <w:sz w:val="20"/>
-              </w:rPr>
-              <w:t>Khoanh tròn nút dấu X dùng để đóng chế độ quét.</w:t>
-            </w:r>
-          </w:p>
-        </w:tc>
-      </w:tr>
-    </w:tbl>
-    <w:p/>
     <w:p>
       <w:pPr>
-        <w:pStyle w:val="u2"/>
+        <w:rPr>
+          <w:i/>
+          <w:iCs/>
+          <w:color w:val="EE0000"/>
+        </w:rPr>
       </w:pPr>
       <w:r>
-        <w:t>Bước 11. Theo dõi hàng chờ</w:t>
+        <w:rPr>
+          <w:i/>
+          <w:iCs/>
+          <w:color w:val="EE0000"/>
+        </w:rPr>
+        <w:t>**Bổ sung hình ảnh sau</w:t>
       </w:r>
     </w:p>
     <w:p>
       <w:pPr>
+        <w:pStyle w:val="u2"/>
+      </w:pPr>
+      <w:bookmarkStart w:id="15" w:name="_Toc232247182"/>
+      <w:r>
+        <w:t>Theo dõi hàng chờ</w:t>
+      </w:r>
+      <w:bookmarkEnd w:id="15"/>
+    </w:p>
+    <w:p>
+      <w:pPr>
         <w:pStyle w:val="Sudong"/>
+        <w:numPr>
+          <w:ilvl w:val="0"/>
+          <w:numId w:val="20"/>
+        </w:numPr>
       </w:pPr>
       <w:r>
         <w:t>Nhìn sang khu vực Hàng chờ bên phải màn hình.</w:t>
@@ -1324,6 +4691,10 @@
     <w:p>
       <w:pPr>
         <w:pStyle w:val="Sudong"/>
+        <w:numPr>
+          <w:ilvl w:val="0"/>
+          <w:numId w:val="20"/>
+        </w:numPr>
       </w:pPr>
       <w:r>
         <w:t>Số dòng cho biết có bao nhiêu loại sản phẩm đang chờ.</w:t>
@@ -1332,6 +4703,10 @@
     <w:p>
       <w:pPr>
         <w:pStyle w:val="Sudong"/>
+        <w:numPr>
+          <w:ilvl w:val="0"/>
+          <w:numId w:val="20"/>
+        </w:numPr>
       </w:pPr>
       <w:r>
         <w:t>Tổng số lượng cho biết tổng số sản phẩm đang có trong hàng chờ.</w:t>
@@ -1340,6 +4715,10 @@
     <w:p>
       <w:pPr>
         <w:pStyle w:val="Sudong"/>
+        <w:numPr>
+          <w:ilvl w:val="0"/>
+          <w:numId w:val="20"/>
+        </w:numPr>
       </w:pPr>
       <w:r>
         <w:t>Mỗi dòng hàng chờ hiển thị tên sản phẩm, số lượng, đơn vị nếu có, số lượng còn có thể lấy nếu có, mã sản phẩm và mã vạch nếu có.</w:t>
@@ -1356,96 +4735,23 @@
         <w:t>Hàng chờ được dùng chung theo vị trí. Người khác vào cùng vị trí sẽ nhìn thấy các sản phẩm đang chờ.</w:t>
       </w:r>
     </w:p>
-    <w:tbl>
-      <w:tblPr>
-        <w:tblStyle w:val="LiBang"/>
-        <w:tblW w:w="0" w:type="auto"/>
-        <w:jc w:val="center"/>
-        <w:tblLook w:val="04A0" w:firstRow="1" w:lastRow="0" w:firstColumn="1" w:lastColumn="0" w:noHBand="0" w:noVBand="1"/>
-      </w:tblPr>
-      <w:tblGrid>
-        <w:gridCol w:w="5040"/>
-        <w:gridCol w:w="5040"/>
-      </w:tblGrid>
-      <w:tr>
-        <w:trPr>
-          <w:jc w:val="center"/>
-        </w:trPr>
-        <w:tc>
-          <w:tcPr>
-            <w:tcW w:w="5040" w:type="dxa"/>
-            <w:shd w:val="clear" w:color="auto" w:fill="EAF2F8"/>
-          </w:tcPr>
-          <w:p>
-            <w:r>
-              <w:rPr>
-                <w:b/>
-                <w:sz w:val="20"/>
-              </w:rPr>
-              <w:t>Ảnh cần chụp</w:t>
-            </w:r>
-          </w:p>
-        </w:tc>
-        <w:tc>
-          <w:tcPr>
-            <w:tcW w:w="5040" w:type="dxa"/>
-          </w:tcPr>
-          <w:p>
-            <w:r>
-              <w:rPr>
-                <w:sz w:val="20"/>
-              </w:rPr>
-              <w:t>Chụp khu vực Hàng chờ sau khi đã thêm một vài sản phẩm.</w:t>
-            </w:r>
-          </w:p>
-        </w:tc>
-      </w:tr>
-      <w:tr>
-        <w:trPr>
-          <w:jc w:val="center"/>
-        </w:trPr>
-        <w:tc>
-          <w:tcPr>
-            <w:tcW w:w="5040" w:type="dxa"/>
-            <w:shd w:val="clear" w:color="auto" w:fill="EAF2F8"/>
-          </w:tcPr>
-          <w:p>
-            <w:r>
-              <w:rPr>
-                <w:b/>
-                <w:sz w:val="20"/>
-              </w:rPr>
-              <w:t>Cần khoanh tròn</w:t>
-            </w:r>
-          </w:p>
-        </w:tc>
-        <w:tc>
-          <w:tcPr>
-            <w:tcW w:w="5040" w:type="dxa"/>
-          </w:tcPr>
-          <w:p>
-            <w:r>
-              <w:rPr>
-                <w:sz w:val="20"/>
-              </w:rPr>
-              <w:t>Khoanh tròn tiêu đề Hàng chờ, nhãn số dòng và tổng số lượng, cùng một dòng sản phẩm trong hàng chờ.</w:t>
-            </w:r>
-          </w:p>
-        </w:tc>
-      </w:tr>
-    </w:tbl>
-    <w:p/>
     <w:p>
       <w:pPr>
         <w:pStyle w:val="u2"/>
       </w:pPr>
+      <w:bookmarkStart w:id="16" w:name="_Toc232247183"/>
       <w:r>
-        <w:t>Bước 12. Tải lại hàng chờ</w:t>
+        <w:t>Tải lại hàng chờ</w:t>
       </w:r>
+      <w:bookmarkEnd w:id="16"/>
     </w:p>
     <w:p>
       <w:pPr>
         <w:pStyle w:val="Sudong"/>
+        <w:numPr>
+          <w:ilvl w:val="0"/>
+          <w:numId w:val="21"/>
+        </w:numPr>
       </w:pPr>
       <w:r>
         <w:t>Bấm nút hình mũi tên xoay ở góc trên bên phải khu vực Hàng chờ.</w:t>
@@ -1454,6 +4760,10 @@
     <w:p>
       <w:pPr>
         <w:pStyle w:val="Sudong"/>
+        <w:numPr>
+          <w:ilvl w:val="0"/>
+          <w:numId w:val="21"/>
+        </w:numPr>
       </w:pPr>
       <w:r>
         <w:t>Trong lúc tải lại, biểu tượng sẽ xoay và danh sách có thể hiển thị trạng thái đang tải.</w:t>
@@ -1462,6 +4772,10 @@
     <w:p>
       <w:pPr>
         <w:pStyle w:val="Sudong"/>
+        <w:numPr>
+          <w:ilvl w:val="0"/>
+          <w:numId w:val="21"/>
+        </w:numPr>
       </w:pPr>
       <w:r>
         <w:t>Sau khi tải xong, hàng chờ sẽ hiển thị dữ liệu mới nhất của vị trí đang chọn.</w:t>
@@ -1478,96 +4792,23 @@
         <w:t>Nên bấm tải lại nếu vừa có người khác thêm sản phẩm nhưng màn hình của bạn chưa cập nhật.</w:t>
       </w:r>
     </w:p>
-    <w:tbl>
-      <w:tblPr>
-        <w:tblStyle w:val="LiBang"/>
-        <w:tblW w:w="0" w:type="auto"/>
-        <w:jc w:val="center"/>
-        <w:tblLook w:val="04A0" w:firstRow="1" w:lastRow="0" w:firstColumn="1" w:lastColumn="0" w:noHBand="0" w:noVBand="1"/>
-      </w:tblPr>
-      <w:tblGrid>
-        <w:gridCol w:w="5040"/>
-        <w:gridCol w:w="5040"/>
-      </w:tblGrid>
-      <w:tr>
-        <w:trPr>
-          <w:jc w:val="center"/>
-        </w:trPr>
-        <w:tc>
-          <w:tcPr>
-            <w:tcW w:w="5040" w:type="dxa"/>
-            <w:shd w:val="clear" w:color="auto" w:fill="EAF2F8"/>
-          </w:tcPr>
-          <w:p>
-            <w:r>
-              <w:rPr>
-                <w:b/>
-                <w:sz w:val="20"/>
-              </w:rPr>
-              <w:t>Ảnh cần chụp</w:t>
-            </w:r>
-          </w:p>
-        </w:tc>
-        <w:tc>
-          <w:tcPr>
-            <w:tcW w:w="5040" w:type="dxa"/>
-          </w:tcPr>
-          <w:p>
-            <w:r>
-              <w:rPr>
-                <w:sz w:val="20"/>
-              </w:rPr>
-              <w:t>Chụp khu vực Hàng chờ, đặc biệt là nút hình mũi tên xoay.</w:t>
-            </w:r>
-          </w:p>
-        </w:tc>
-      </w:tr>
-      <w:tr>
-        <w:trPr>
-          <w:jc w:val="center"/>
-        </w:trPr>
-        <w:tc>
-          <w:tcPr>
-            <w:tcW w:w="5040" w:type="dxa"/>
-            <w:shd w:val="clear" w:color="auto" w:fill="EAF2F8"/>
-          </w:tcPr>
-          <w:p>
-            <w:r>
-              <w:rPr>
-                <w:b/>
-                <w:sz w:val="20"/>
-              </w:rPr>
-              <w:t>Cần khoanh tròn</w:t>
-            </w:r>
-          </w:p>
-        </w:tc>
-        <w:tc>
-          <w:tcPr>
-            <w:tcW w:w="5040" w:type="dxa"/>
-          </w:tcPr>
-          <w:p>
-            <w:r>
-              <w:rPr>
-                <w:sz w:val="20"/>
-              </w:rPr>
-              <w:t>Khoanh tròn nút tải lại hàng chờ và nhãn số dòng/tổng số lượng sau khi tải lại.</w:t>
-            </w:r>
-          </w:p>
-        </w:tc>
-      </w:tr>
-    </w:tbl>
-    <w:p/>
     <w:p>
       <w:pPr>
         <w:pStyle w:val="u2"/>
       </w:pPr>
+      <w:bookmarkStart w:id="17" w:name="_Toc232247184"/>
       <w:r>
-        <w:t>Bước 13. Hiểu cách hàng chờ dùng chung</w:t>
+        <w:t>Hiểu cách hàng chờ dùng chung</w:t>
       </w:r>
+      <w:bookmarkEnd w:id="17"/>
     </w:p>
     <w:p>
       <w:pPr>
         <w:pStyle w:val="Sudong"/>
+        <w:numPr>
+          <w:ilvl w:val="0"/>
+          <w:numId w:val="22"/>
+        </w:numPr>
       </w:pPr>
       <w:r>
         <w:t>Hàng chờ không tách riêng theo từng người dùng trên màn hình này.</w:t>
@@ -1576,6 +4817,10 @@
     <w:p>
       <w:pPr>
         <w:pStyle w:val="Sudong"/>
+        <w:numPr>
+          <w:ilvl w:val="0"/>
+          <w:numId w:val="22"/>
+        </w:numPr>
       </w:pPr>
       <w:r>
         <w:t>Mọi người cùng chọn một kho và cùng một vị trí lưu trữ sẽ nhìn thấy cùng một hàng chờ.</w:t>
@@ -1584,101 +4829,32 @@
     <w:p>
       <w:pPr>
         <w:pStyle w:val="Sudong"/>
+        <w:numPr>
+          <w:ilvl w:val="0"/>
+          <w:numId w:val="22"/>
+        </w:numPr>
       </w:pPr>
       <w:r>
         <w:t>Nếu đổi sang vị trí khác, hàng chờ sẽ đổi theo vị trí mới.</w:t>
       </w:r>
     </w:p>
-    <w:tbl>
-      <w:tblPr>
-        <w:tblStyle w:val="LiBang"/>
-        <w:tblW w:w="0" w:type="auto"/>
-        <w:jc w:val="center"/>
-        <w:tblLook w:val="04A0" w:firstRow="1" w:lastRow="0" w:firstColumn="1" w:lastColumn="0" w:noHBand="0" w:noVBand="1"/>
-      </w:tblPr>
-      <w:tblGrid>
-        <w:gridCol w:w="5040"/>
-        <w:gridCol w:w="5040"/>
-      </w:tblGrid>
-      <w:tr>
-        <w:trPr>
-          <w:jc w:val="center"/>
-        </w:trPr>
-        <w:tc>
-          <w:tcPr>
-            <w:tcW w:w="5040" w:type="dxa"/>
-            <w:shd w:val="clear" w:color="auto" w:fill="EAF2F8"/>
-          </w:tcPr>
-          <w:p>
-            <w:r>
-              <w:rPr>
-                <w:b/>
-                <w:sz w:val="20"/>
-              </w:rPr>
-              <w:t>Ảnh cần chụp</w:t>
-            </w:r>
-          </w:p>
-        </w:tc>
-        <w:tc>
-          <w:tcPr>
-            <w:tcW w:w="5040" w:type="dxa"/>
-          </w:tcPr>
-          <w:p>
-            <w:r>
-              <w:rPr>
-                <w:sz w:val="20"/>
-              </w:rPr>
-              <w:t>Chụp hai màn hình của hai tài khoản khác nhau đang mở cùng một vị trí, nếu có điều kiện chụp.</w:t>
-            </w:r>
-          </w:p>
-        </w:tc>
-      </w:tr>
-      <w:tr>
-        <w:trPr>
-          <w:jc w:val="center"/>
-        </w:trPr>
-        <w:tc>
-          <w:tcPr>
-            <w:tcW w:w="5040" w:type="dxa"/>
-            <w:shd w:val="clear" w:color="auto" w:fill="EAF2F8"/>
-          </w:tcPr>
-          <w:p>
-            <w:r>
-              <w:rPr>
-                <w:b/>
-                <w:sz w:val="20"/>
-              </w:rPr>
-              <w:t>Cần khoanh tròn</w:t>
-            </w:r>
-          </w:p>
-        </w:tc>
-        <w:tc>
-          <w:tcPr>
-            <w:tcW w:w="5040" w:type="dxa"/>
-          </w:tcPr>
-          <w:p>
-            <w:r>
-              <w:rPr>
-                <w:sz w:val="20"/>
-              </w:rPr>
-              <w:t>Khoanh tròn tên vị trí trên cả hai màn hình và khoanh tròn cùng một sản phẩm trong hàng chờ.</w:t>
-            </w:r>
-          </w:p>
-        </w:tc>
-      </w:tr>
-    </w:tbl>
-    <w:p/>
     <w:p>
       <w:pPr>
         <w:pStyle w:val="u2"/>
       </w:pPr>
+      <w:bookmarkStart w:id="18" w:name="_Toc232247185"/>
       <w:r>
-        <w:t>Bước 14. Hiểu cách hệ thống tự động gửi hàng chờ</w:t>
+        <w:t>Hiểu cách hệ thống tự động gửi hàng chờ</w:t>
       </w:r>
+      <w:bookmarkEnd w:id="18"/>
     </w:p>
     <w:p>
       <w:pPr>
         <w:pStyle w:val="Sudong"/>
+        <w:numPr>
+          <w:ilvl w:val="0"/>
+          <w:numId w:val="23"/>
+        </w:numPr>
       </w:pPr>
       <w:r>
         <w:t>Nhân viên không cần bấm nút gửi tại màn hình Quét sản phẩm.</w:t>
@@ -1687,6 +4863,10 @@
     <w:p>
       <w:pPr>
         <w:pStyle w:val="Sudong"/>
+        <w:numPr>
+          <w:ilvl w:val="0"/>
+          <w:numId w:val="23"/>
+        </w:numPr>
       </w:pPr>
       <w:r>
         <w:t>Hàng chờ đang quét sẽ được hệ thống chính tự chuyển sang bước chờ duyệt theo các giờ đã được quản lý cài đặt.</w:t>
@@ -1695,6 +4875,10 @@
     <w:p>
       <w:pPr>
         <w:pStyle w:val="Sudong"/>
+        <w:numPr>
+          <w:ilvl w:val="0"/>
+          <w:numId w:val="23"/>
+        </w:numPr>
       </w:pPr>
       <w:r>
         <w:t>Khi hàng chờ đã được chuyển sang chờ duyệt, người phụ trách trên hệ thống chính sẽ kiểm tra và duyệt xuất kho.</w:t>
@@ -1703,6 +4887,10 @@
     <w:p>
       <w:pPr>
         <w:pStyle w:val="Sudong"/>
+        <w:numPr>
+          <w:ilvl w:val="0"/>
+          <w:numId w:val="23"/>
+        </w:numPr>
       </w:pPr>
       <w:r>
         <w:t>Sau khi hệ thống đã chuyển hàng chờ đi, màn hình Quét sản phẩm sẽ không còn hiển thị các dòng đó trong hàng chờ đang quét nữa.</w:t>
@@ -1719,96 +4907,25 @@
         <w:t>Thời điểm tự động gửi phụ thuộc vào lịch đã được quản lý cài đặt trong hệ thống chính.</w:t>
       </w:r>
     </w:p>
-    <w:tbl>
-      <w:tblPr>
-        <w:tblStyle w:val="LiBang"/>
-        <w:tblW w:w="0" w:type="auto"/>
-        <w:jc w:val="center"/>
-        <w:tblLook w:val="04A0" w:firstRow="1" w:lastRow="0" w:firstColumn="1" w:lastColumn="0" w:noHBand="0" w:noVBand="1"/>
-      </w:tblPr>
-      <w:tblGrid>
-        <w:gridCol w:w="5040"/>
-        <w:gridCol w:w="5040"/>
-      </w:tblGrid>
-      <w:tr>
-        <w:trPr>
-          <w:jc w:val="center"/>
-        </w:trPr>
-        <w:tc>
-          <w:tcPr>
-            <w:tcW w:w="5040" w:type="dxa"/>
-            <w:shd w:val="clear" w:color="auto" w:fill="EAF2F8"/>
-          </w:tcPr>
-          <w:p>
-            <w:r>
-              <w:rPr>
-                <w:b/>
-                <w:sz w:val="20"/>
-              </w:rPr>
-              <w:t>Ảnh cần chụp</w:t>
-            </w:r>
-          </w:p>
-        </w:tc>
-        <w:tc>
-          <w:tcPr>
-            <w:tcW w:w="5040" w:type="dxa"/>
-          </w:tcPr>
-          <w:p>
-            <w:r>
-              <w:rPr>
-                <w:sz w:val="20"/>
-              </w:rPr>
-              <w:t>Chụp màn hình Hàng chờ đang có sản phẩm và, nếu có quyền trên hệ thống chính, chụp màn hình danh sách chờ duyệt sau khi hệ thống chuyển đi.</w:t>
-            </w:r>
-          </w:p>
-        </w:tc>
-      </w:tr>
-      <w:tr>
-        <w:trPr>
-          <w:jc w:val="center"/>
-        </w:trPr>
-        <w:tc>
-          <w:tcPr>
-            <w:tcW w:w="5040" w:type="dxa"/>
-            <w:shd w:val="clear" w:color="auto" w:fill="EAF2F8"/>
-          </w:tcPr>
-          <w:p>
-            <w:r>
-              <w:rPr>
-                <w:b/>
-                <w:sz w:val="20"/>
-              </w:rPr>
-              <w:t>Cần khoanh tròn</w:t>
-            </w:r>
-          </w:p>
-        </w:tc>
-        <w:tc>
-          <w:tcPr>
-            <w:tcW w:w="5040" w:type="dxa"/>
-          </w:tcPr>
-          <w:p>
-            <w:r>
-              <w:rPr>
-                <w:sz w:val="20"/>
-              </w:rPr>
-              <w:t>Ở màn hình Quét sản phẩm, khoanh tròn khu vực Hàng chờ. Ở hệ thống chính, khoanh tròn dòng chờ duyệt tương ứng.</w:t>
-            </w:r>
-          </w:p>
-        </w:tc>
-      </w:tr>
-    </w:tbl>
     <w:p/>
     <w:p>
       <w:pPr>
         <w:pStyle w:val="u2"/>
       </w:pPr>
+      <w:bookmarkStart w:id="19" w:name="_Toc232247186"/>
       <w:r>
-        <w:t>Bước 15. Kết thúc thao tác</w:t>
+        <w:lastRenderedPageBreak/>
+        <w:t>Kết thúc thao tác</w:t>
       </w:r>
+      <w:bookmarkEnd w:id="19"/>
     </w:p>
     <w:p>
       <w:pPr>
         <w:pStyle w:val="Sudong"/>
+        <w:numPr>
+          <w:ilvl w:val="0"/>
+          <w:numId w:val="24"/>
+        </w:numPr>
       </w:pPr>
       <w:r>
         <w:t>Kiểm tra lại đúng kho và đúng vị trí lưu trữ.</w:t>
@@ -1817,6 +4934,10 @@
     <w:p>
       <w:pPr>
         <w:pStyle w:val="Sudong"/>
+        <w:numPr>
+          <w:ilvl w:val="0"/>
+          <w:numId w:val="24"/>
+        </w:numPr>
       </w:pPr>
       <w:r>
         <w:t>Kiểm tra hàng chờ đã có đủ sản phẩm cần lấy.</w:t>
@@ -1825,6 +4946,10 @@
     <w:p>
       <w:pPr>
         <w:pStyle w:val="Sudong"/>
+        <w:numPr>
+          <w:ilvl w:val="0"/>
+          <w:numId w:val="24"/>
+        </w:numPr>
       </w:pPr>
       <w:r>
         <w:t>Nếu cần tiếp tục thêm sản phẩm, quay lại danh sách hoặc chế độ quét mã.</w:t>
@@ -1833,98 +4958,24 @@
     <w:p>
       <w:pPr>
         <w:pStyle w:val="Sudong"/>
+        <w:numPr>
+          <w:ilvl w:val="0"/>
+          <w:numId w:val="24"/>
+        </w:numPr>
       </w:pPr>
       <w:r>
         <w:t>Nếu đã xong, có thể rời khỏi màn hình. Hàng chờ vẫn được giữ để hệ thống chính tự chuyển sang bước chờ duyệt theo lịch.</w:t>
       </w:r>
     </w:p>
-    <w:tbl>
-      <w:tblPr>
-        <w:tblStyle w:val="LiBang"/>
-        <w:tblW w:w="0" w:type="auto"/>
-        <w:jc w:val="center"/>
-        <w:tblLook w:val="04A0" w:firstRow="1" w:lastRow="0" w:firstColumn="1" w:lastColumn="0" w:noHBand="0" w:noVBand="1"/>
-      </w:tblPr>
-      <w:tblGrid>
-        <w:gridCol w:w="5040"/>
-        <w:gridCol w:w="5040"/>
-      </w:tblGrid>
-      <w:tr>
-        <w:trPr>
-          <w:jc w:val="center"/>
-        </w:trPr>
-        <w:tc>
-          <w:tcPr>
-            <w:tcW w:w="5040" w:type="dxa"/>
-            <w:shd w:val="clear" w:color="auto" w:fill="EAF2F8"/>
-          </w:tcPr>
-          <w:p>
-            <w:r>
-              <w:rPr>
-                <w:b/>
-                <w:sz w:val="20"/>
-              </w:rPr>
-              <w:t>Ảnh cần chụp</w:t>
-            </w:r>
-          </w:p>
-        </w:tc>
-        <w:tc>
-          <w:tcPr>
-            <w:tcW w:w="5040" w:type="dxa"/>
-          </w:tcPr>
-          <w:p>
-            <w:r>
-              <w:rPr>
-                <w:sz w:val="20"/>
-              </w:rPr>
-              <w:t>Chụp toàn bộ màn hình sau khi hoàn tất thao tác.</w:t>
-            </w:r>
-          </w:p>
-        </w:tc>
-      </w:tr>
-      <w:tr>
-        <w:trPr>
-          <w:jc w:val="center"/>
-        </w:trPr>
-        <w:tc>
-          <w:tcPr>
-            <w:tcW w:w="5040" w:type="dxa"/>
-            <w:shd w:val="clear" w:color="auto" w:fill="EAF2F8"/>
-          </w:tcPr>
-          <w:p>
-            <w:r>
-              <w:rPr>
-                <w:b/>
-                <w:sz w:val="20"/>
-              </w:rPr>
-              <w:lastRenderedPageBreak/>
-              <w:t>Cần khoanh tròn</w:t>
-            </w:r>
-          </w:p>
-        </w:tc>
-        <w:tc>
-          <w:tcPr>
-            <w:tcW w:w="5040" w:type="dxa"/>
-          </w:tcPr>
-          <w:p>
-            <w:r>
-              <w:rPr>
-                <w:sz w:val="20"/>
-              </w:rPr>
-              <w:t>Khoanh tròn kho, vị trí lưu trữ, tổng số lượng trong hàng chờ và các sản phẩm đang chờ.</w:t>
-            </w:r>
-          </w:p>
-        </w:tc>
-      </w:tr>
-    </w:tbl>
-    <w:p/>
     <w:p>
       <w:pPr>
         <w:pStyle w:val="u1"/>
       </w:pPr>
+      <w:bookmarkStart w:id="20" w:name="_Toc232247187"/>
       <w:r>
         <w:t>4. Ý nghĩa các nút và khu vực trên màn hình</w:t>
       </w:r>
+      <w:bookmarkEnd w:id="20"/>
     </w:p>
     <w:tbl>
       <w:tblPr>
@@ -2287,9 +5338,11 @@
       <w:pPr>
         <w:pStyle w:val="u1"/>
       </w:pPr>
+      <w:bookmarkStart w:id="21" w:name="_Toc232247188"/>
       <w:r>
         <w:t>5. Các trường hợp thường gặp và cách xử lý</w:t>
       </w:r>
+      <w:bookmarkEnd w:id="21"/>
     </w:p>
     <w:tbl>
       <w:tblPr>
@@ -2722,6 +5775,7 @@
               <w:rPr>
                 <w:sz w:val="20"/>
               </w:rPr>
+              <w:lastRenderedPageBreak/>
               <w:t>Sản phẩm vừa có trong hàng chờ rồi biến mất</w:t>
             </w:r>
           </w:p>
@@ -2741,122 +5795,7 @@
         </w:tc>
       </w:tr>
     </w:tbl>
-    <w:p>
-      <w:pPr>
-        <w:pStyle w:val="u1"/>
-      </w:pPr>
-      <w:r>
-        <w:lastRenderedPageBreak/>
-        <w:t>6. Danh sách ảnh cần chuẩn bị</w:t>
-      </w:r>
-    </w:p>
-    <w:p>
-      <w:pPr>
-        <w:pStyle w:val="Duudong"/>
-      </w:pPr>
-      <w:r>
-        <w:t>Toàn bộ màn hình Quét sản phẩm sau khi tải xong.</w:t>
-      </w:r>
-    </w:p>
-    <w:p>
-      <w:pPr>
-        <w:pStyle w:val="Duudong"/>
-      </w:pPr>
-      <w:r>
-        <w:t>Khu vực chọn kho hoặc kho liên kết.</w:t>
-      </w:r>
-    </w:p>
-    <w:p>
-      <w:pPr>
-        <w:pStyle w:val="Duudong"/>
-      </w:pPr>
-      <w:r>
-        <w:t>Danh sách vị trí lưu trữ đang mở.</w:t>
-      </w:r>
-    </w:p>
-    <w:p>
-      <w:pPr>
-        <w:pStyle w:val="Duudong"/>
-      </w:pPr>
-      <w:r>
-        <w:t>Ô tìm sản phẩm và nút xóa nội dung tìm kiếm.</w:t>
-      </w:r>
-    </w:p>
-    <w:p>
-      <w:pPr>
-        <w:pStyle w:val="Duudong"/>
-      </w:pPr>
-      <w:r>
-        <w:t>Một thẻ sản phẩm, gồm tên, mã, số lượng còn có thể lấy và nút dấu cộng.</w:t>
-      </w:r>
-    </w:p>
-    <w:p>
-      <w:pPr>
-        <w:pStyle w:val="Duudong"/>
-      </w:pPr>
-      <w:r>
-        <w:t>Sản phẩm đã xuất hiện trong hàng chờ sau khi thêm.</w:t>
-      </w:r>
-    </w:p>
-    <w:p>
-      <w:pPr>
-        <w:pStyle w:val="Duudong"/>
-      </w:pPr>
-      <w:r>
-        <w:t>Nút Quét mã và màn hình khung quét.</w:t>
-      </w:r>
-    </w:p>
-    <w:p>
-      <w:pPr>
-        <w:pStyle w:val="Duudong"/>
-      </w:pPr>
-      <w:r>
-        <w:t>Nút bật hoặc tắt đèn trong màn hình quét, nếu thiết bị có hỗ trợ.</w:t>
-      </w:r>
-    </w:p>
-    <w:p>
-      <w:pPr>
-        <w:pStyle w:val="Duudong"/>
-      </w:pPr>
-      <w:r>
-        <w:t>Nút dấu X để thoát khỏi màn hình quét.</w:t>
-      </w:r>
-    </w:p>
-    <w:p>
-      <w:pPr>
-        <w:pStyle w:val="Duudong"/>
-      </w:pPr>
-      <w:r>
-        <w:t>Khu vực Hàng chờ có nút tải lại, số dòng và tổng số lượng.</w:t>
-      </w:r>
-    </w:p>
-    <w:p>
-      <w:pPr>
-        <w:pStyle w:val="Duudong"/>
-      </w:pPr>
-      <w:r>
-        <w:t>Hai tài khoản cùng mở một vị trí và thấy cùng hàng chờ, nếu cần minh họa hàng chờ dùng chung.</w:t>
-      </w:r>
-    </w:p>
-    <w:p>
-      <w:pPr>
-        <w:pStyle w:val="Duudong"/>
-      </w:pPr>
-      <w:r>
-        <w:t>Màn hình hệ thống chính sau khi hàng chờ được tự chuyển sang bước chờ duyệt, nếu có quyền chụp.</w:t>
-      </w:r>
-    </w:p>
-    <w:p>
-      <w:r>
-        <w:rPr>
-          <w:b/>
-        </w:rPr>
-        <w:t xml:space="preserve">Ghi chú cho người biên tập hình ảnh: </w:t>
-      </w:r>
-      <w:r>
-        <w:t>Mỗi ảnh nên khoanh tròn bằng màu đỏ hoặc màu nổi bật, tránh che tên sản phẩm, số lượng và tên vị trí lưu trữ.</w:t>
-      </w:r>
-    </w:p>
+    <w:p/>
     <w:sectPr>
       <w:pgSz w:w="12240" w:h="15840"/>
       <w:pgMar w:top="1008" w:right="1080" w:bottom="1008" w:left="1080" w:header="720" w:footer="720" w:gutter="0"/>
@@ -3038,6 +5977,1299 @@
       <w:rPr>
         <w:rFonts w:ascii="Symbol" w:hAnsi="Symbol" w:hint="default"/>
       </w:rPr>
+    </w:lvl>
+  </w:abstractNum>
+  <w:abstractNum w:abstractNumId="9" w15:restartNumberingAfterBreak="0">
+    <w:nsid w:val="07422F2A"/>
+    <w:multiLevelType w:val="hybridMultilevel"/>
+    <w:tmpl w:val="29C6D71A"/>
+    <w:lvl w:ilvl="0" w:tplc="0409000F">
+      <w:start w:val="1"/>
+      <w:numFmt w:val="decimal"/>
+      <w:lvlText w:val="%1."/>
+      <w:lvlJc w:val="left"/>
+      <w:pPr>
+        <w:ind w:left="720" w:hanging="360"/>
+      </w:pPr>
+    </w:lvl>
+    <w:lvl w:ilvl="1" w:tplc="04090019" w:tentative="1">
+      <w:start w:val="1"/>
+      <w:numFmt w:val="lowerLetter"/>
+      <w:lvlText w:val="%2."/>
+      <w:lvlJc w:val="left"/>
+      <w:pPr>
+        <w:ind w:left="1440" w:hanging="360"/>
+      </w:pPr>
+    </w:lvl>
+    <w:lvl w:ilvl="2" w:tplc="0409001B" w:tentative="1">
+      <w:start w:val="1"/>
+      <w:numFmt w:val="lowerRoman"/>
+      <w:lvlText w:val="%3."/>
+      <w:lvlJc w:val="right"/>
+      <w:pPr>
+        <w:ind w:left="2160" w:hanging="180"/>
+      </w:pPr>
+    </w:lvl>
+    <w:lvl w:ilvl="3" w:tplc="0409000F" w:tentative="1">
+      <w:start w:val="1"/>
+      <w:numFmt w:val="decimal"/>
+      <w:lvlText w:val="%4."/>
+      <w:lvlJc w:val="left"/>
+      <w:pPr>
+        <w:ind w:left="2880" w:hanging="360"/>
+      </w:pPr>
+    </w:lvl>
+    <w:lvl w:ilvl="4" w:tplc="04090019" w:tentative="1">
+      <w:start w:val="1"/>
+      <w:numFmt w:val="lowerLetter"/>
+      <w:lvlText w:val="%5."/>
+      <w:lvlJc w:val="left"/>
+      <w:pPr>
+        <w:ind w:left="3600" w:hanging="360"/>
+      </w:pPr>
+    </w:lvl>
+    <w:lvl w:ilvl="5" w:tplc="0409001B" w:tentative="1">
+      <w:start w:val="1"/>
+      <w:numFmt w:val="lowerRoman"/>
+      <w:lvlText w:val="%6."/>
+      <w:lvlJc w:val="right"/>
+      <w:pPr>
+        <w:ind w:left="4320" w:hanging="180"/>
+      </w:pPr>
+    </w:lvl>
+    <w:lvl w:ilvl="6" w:tplc="0409000F" w:tentative="1">
+      <w:start w:val="1"/>
+      <w:numFmt w:val="decimal"/>
+      <w:lvlText w:val="%7."/>
+      <w:lvlJc w:val="left"/>
+      <w:pPr>
+        <w:ind w:left="5040" w:hanging="360"/>
+      </w:pPr>
+    </w:lvl>
+    <w:lvl w:ilvl="7" w:tplc="04090019" w:tentative="1">
+      <w:start w:val="1"/>
+      <w:numFmt w:val="lowerLetter"/>
+      <w:lvlText w:val="%8."/>
+      <w:lvlJc w:val="left"/>
+      <w:pPr>
+        <w:ind w:left="5760" w:hanging="360"/>
+      </w:pPr>
+    </w:lvl>
+    <w:lvl w:ilvl="8" w:tplc="0409001B" w:tentative="1">
+      <w:start w:val="1"/>
+      <w:numFmt w:val="lowerRoman"/>
+      <w:lvlText w:val="%9."/>
+      <w:lvlJc w:val="right"/>
+      <w:pPr>
+        <w:ind w:left="6480" w:hanging="180"/>
+      </w:pPr>
+    </w:lvl>
+  </w:abstractNum>
+  <w:abstractNum w:abstractNumId="10" w15:restartNumberingAfterBreak="0">
+    <w:nsid w:val="0E8125CB"/>
+    <w:multiLevelType w:val="hybridMultilevel"/>
+    <w:tmpl w:val="29CE134C"/>
+    <w:lvl w:ilvl="0" w:tplc="0409000F">
+      <w:start w:val="1"/>
+      <w:numFmt w:val="decimal"/>
+      <w:lvlText w:val="%1."/>
+      <w:lvlJc w:val="left"/>
+      <w:pPr>
+        <w:ind w:left="720" w:hanging="360"/>
+      </w:pPr>
+    </w:lvl>
+    <w:lvl w:ilvl="1" w:tplc="04090019" w:tentative="1">
+      <w:start w:val="1"/>
+      <w:numFmt w:val="lowerLetter"/>
+      <w:lvlText w:val="%2."/>
+      <w:lvlJc w:val="left"/>
+      <w:pPr>
+        <w:ind w:left="1440" w:hanging="360"/>
+      </w:pPr>
+    </w:lvl>
+    <w:lvl w:ilvl="2" w:tplc="0409001B" w:tentative="1">
+      <w:start w:val="1"/>
+      <w:numFmt w:val="lowerRoman"/>
+      <w:lvlText w:val="%3."/>
+      <w:lvlJc w:val="right"/>
+      <w:pPr>
+        <w:ind w:left="2160" w:hanging="180"/>
+      </w:pPr>
+    </w:lvl>
+    <w:lvl w:ilvl="3" w:tplc="0409000F" w:tentative="1">
+      <w:start w:val="1"/>
+      <w:numFmt w:val="decimal"/>
+      <w:lvlText w:val="%4."/>
+      <w:lvlJc w:val="left"/>
+      <w:pPr>
+        <w:ind w:left="2880" w:hanging="360"/>
+      </w:pPr>
+    </w:lvl>
+    <w:lvl w:ilvl="4" w:tplc="04090019" w:tentative="1">
+      <w:start w:val="1"/>
+      <w:numFmt w:val="lowerLetter"/>
+      <w:lvlText w:val="%5."/>
+      <w:lvlJc w:val="left"/>
+      <w:pPr>
+        <w:ind w:left="3600" w:hanging="360"/>
+      </w:pPr>
+    </w:lvl>
+    <w:lvl w:ilvl="5" w:tplc="0409001B" w:tentative="1">
+      <w:start w:val="1"/>
+      <w:numFmt w:val="lowerRoman"/>
+      <w:lvlText w:val="%6."/>
+      <w:lvlJc w:val="right"/>
+      <w:pPr>
+        <w:ind w:left="4320" w:hanging="180"/>
+      </w:pPr>
+    </w:lvl>
+    <w:lvl w:ilvl="6" w:tplc="0409000F" w:tentative="1">
+      <w:start w:val="1"/>
+      <w:numFmt w:val="decimal"/>
+      <w:lvlText w:val="%7."/>
+      <w:lvlJc w:val="left"/>
+      <w:pPr>
+        <w:ind w:left="5040" w:hanging="360"/>
+      </w:pPr>
+    </w:lvl>
+    <w:lvl w:ilvl="7" w:tplc="04090019" w:tentative="1">
+      <w:start w:val="1"/>
+      <w:numFmt w:val="lowerLetter"/>
+      <w:lvlText w:val="%8."/>
+      <w:lvlJc w:val="left"/>
+      <w:pPr>
+        <w:ind w:left="5760" w:hanging="360"/>
+      </w:pPr>
+    </w:lvl>
+    <w:lvl w:ilvl="8" w:tplc="0409001B" w:tentative="1">
+      <w:start w:val="1"/>
+      <w:numFmt w:val="lowerRoman"/>
+      <w:lvlText w:val="%9."/>
+      <w:lvlJc w:val="right"/>
+      <w:pPr>
+        <w:ind w:left="6480" w:hanging="180"/>
+      </w:pPr>
+    </w:lvl>
+  </w:abstractNum>
+  <w:abstractNum w:abstractNumId="11" w15:restartNumberingAfterBreak="0">
+    <w:nsid w:val="160A25E1"/>
+    <w:multiLevelType w:val="hybridMultilevel"/>
+    <w:tmpl w:val="C8D2BE90"/>
+    <w:lvl w:ilvl="0" w:tplc="0409000F">
+      <w:start w:val="1"/>
+      <w:numFmt w:val="decimal"/>
+      <w:lvlText w:val="%1."/>
+      <w:lvlJc w:val="left"/>
+      <w:pPr>
+        <w:ind w:left="720" w:hanging="360"/>
+      </w:pPr>
+    </w:lvl>
+    <w:lvl w:ilvl="1" w:tplc="04090019" w:tentative="1">
+      <w:start w:val="1"/>
+      <w:numFmt w:val="lowerLetter"/>
+      <w:lvlText w:val="%2."/>
+      <w:lvlJc w:val="left"/>
+      <w:pPr>
+        <w:ind w:left="1440" w:hanging="360"/>
+      </w:pPr>
+    </w:lvl>
+    <w:lvl w:ilvl="2" w:tplc="0409001B" w:tentative="1">
+      <w:start w:val="1"/>
+      <w:numFmt w:val="lowerRoman"/>
+      <w:lvlText w:val="%3."/>
+      <w:lvlJc w:val="right"/>
+      <w:pPr>
+        <w:ind w:left="2160" w:hanging="180"/>
+      </w:pPr>
+    </w:lvl>
+    <w:lvl w:ilvl="3" w:tplc="0409000F" w:tentative="1">
+      <w:start w:val="1"/>
+      <w:numFmt w:val="decimal"/>
+      <w:lvlText w:val="%4."/>
+      <w:lvlJc w:val="left"/>
+      <w:pPr>
+        <w:ind w:left="2880" w:hanging="360"/>
+      </w:pPr>
+    </w:lvl>
+    <w:lvl w:ilvl="4" w:tplc="04090019" w:tentative="1">
+      <w:start w:val="1"/>
+      <w:numFmt w:val="lowerLetter"/>
+      <w:lvlText w:val="%5."/>
+      <w:lvlJc w:val="left"/>
+      <w:pPr>
+        <w:ind w:left="3600" w:hanging="360"/>
+      </w:pPr>
+    </w:lvl>
+    <w:lvl w:ilvl="5" w:tplc="0409001B" w:tentative="1">
+      <w:start w:val="1"/>
+      <w:numFmt w:val="lowerRoman"/>
+      <w:lvlText w:val="%6."/>
+      <w:lvlJc w:val="right"/>
+      <w:pPr>
+        <w:ind w:left="4320" w:hanging="180"/>
+      </w:pPr>
+    </w:lvl>
+    <w:lvl w:ilvl="6" w:tplc="0409000F" w:tentative="1">
+      <w:start w:val="1"/>
+      <w:numFmt w:val="decimal"/>
+      <w:lvlText w:val="%7."/>
+      <w:lvlJc w:val="left"/>
+      <w:pPr>
+        <w:ind w:left="5040" w:hanging="360"/>
+      </w:pPr>
+    </w:lvl>
+    <w:lvl w:ilvl="7" w:tplc="04090019" w:tentative="1">
+      <w:start w:val="1"/>
+      <w:numFmt w:val="lowerLetter"/>
+      <w:lvlText w:val="%8."/>
+      <w:lvlJc w:val="left"/>
+      <w:pPr>
+        <w:ind w:left="5760" w:hanging="360"/>
+      </w:pPr>
+    </w:lvl>
+    <w:lvl w:ilvl="8" w:tplc="0409001B" w:tentative="1">
+      <w:start w:val="1"/>
+      <w:numFmt w:val="lowerRoman"/>
+      <w:lvlText w:val="%9."/>
+      <w:lvlJc w:val="right"/>
+      <w:pPr>
+        <w:ind w:left="6480" w:hanging="180"/>
+      </w:pPr>
+    </w:lvl>
+  </w:abstractNum>
+  <w:abstractNum w:abstractNumId="12" w15:restartNumberingAfterBreak="0">
+    <w:nsid w:val="38304A51"/>
+    <w:multiLevelType w:val="hybridMultilevel"/>
+    <w:tmpl w:val="D6EA5808"/>
+    <w:lvl w:ilvl="0" w:tplc="0409000F">
+      <w:start w:val="1"/>
+      <w:numFmt w:val="decimal"/>
+      <w:lvlText w:val="%1."/>
+      <w:lvlJc w:val="left"/>
+      <w:pPr>
+        <w:ind w:left="720" w:hanging="360"/>
+      </w:pPr>
+      <w:rPr>
+        <w:rFonts w:hint="default"/>
+      </w:rPr>
+    </w:lvl>
+    <w:lvl w:ilvl="1" w:tplc="04090019" w:tentative="1">
+      <w:start w:val="1"/>
+      <w:numFmt w:val="lowerLetter"/>
+      <w:lvlText w:val="%2."/>
+      <w:lvlJc w:val="left"/>
+      <w:pPr>
+        <w:ind w:left="1440" w:hanging="360"/>
+      </w:pPr>
+    </w:lvl>
+    <w:lvl w:ilvl="2" w:tplc="0409001B" w:tentative="1">
+      <w:start w:val="1"/>
+      <w:numFmt w:val="lowerRoman"/>
+      <w:lvlText w:val="%3."/>
+      <w:lvlJc w:val="right"/>
+      <w:pPr>
+        <w:ind w:left="2160" w:hanging="180"/>
+      </w:pPr>
+    </w:lvl>
+    <w:lvl w:ilvl="3" w:tplc="0409000F" w:tentative="1">
+      <w:start w:val="1"/>
+      <w:numFmt w:val="decimal"/>
+      <w:lvlText w:val="%4."/>
+      <w:lvlJc w:val="left"/>
+      <w:pPr>
+        <w:ind w:left="2880" w:hanging="360"/>
+      </w:pPr>
+    </w:lvl>
+    <w:lvl w:ilvl="4" w:tplc="04090019" w:tentative="1">
+      <w:start w:val="1"/>
+      <w:numFmt w:val="lowerLetter"/>
+      <w:lvlText w:val="%5."/>
+      <w:lvlJc w:val="left"/>
+      <w:pPr>
+        <w:ind w:left="3600" w:hanging="360"/>
+      </w:pPr>
+    </w:lvl>
+    <w:lvl w:ilvl="5" w:tplc="0409001B" w:tentative="1">
+      <w:start w:val="1"/>
+      <w:numFmt w:val="lowerRoman"/>
+      <w:lvlText w:val="%6."/>
+      <w:lvlJc w:val="right"/>
+      <w:pPr>
+        <w:ind w:left="4320" w:hanging="180"/>
+      </w:pPr>
+    </w:lvl>
+    <w:lvl w:ilvl="6" w:tplc="0409000F" w:tentative="1">
+      <w:start w:val="1"/>
+      <w:numFmt w:val="decimal"/>
+      <w:lvlText w:val="%7."/>
+      <w:lvlJc w:val="left"/>
+      <w:pPr>
+        <w:ind w:left="5040" w:hanging="360"/>
+      </w:pPr>
+    </w:lvl>
+    <w:lvl w:ilvl="7" w:tplc="04090019" w:tentative="1">
+      <w:start w:val="1"/>
+      <w:numFmt w:val="lowerLetter"/>
+      <w:lvlText w:val="%8."/>
+      <w:lvlJc w:val="left"/>
+      <w:pPr>
+        <w:ind w:left="5760" w:hanging="360"/>
+      </w:pPr>
+    </w:lvl>
+    <w:lvl w:ilvl="8" w:tplc="0409001B" w:tentative="1">
+      <w:start w:val="1"/>
+      <w:numFmt w:val="lowerRoman"/>
+      <w:lvlText w:val="%9."/>
+      <w:lvlJc w:val="right"/>
+      <w:pPr>
+        <w:ind w:left="6480" w:hanging="180"/>
+      </w:pPr>
+    </w:lvl>
+  </w:abstractNum>
+  <w:abstractNum w:abstractNumId="13" w15:restartNumberingAfterBreak="0">
+    <w:nsid w:val="3E45207D"/>
+    <w:multiLevelType w:val="hybridMultilevel"/>
+    <w:tmpl w:val="26D63E00"/>
+    <w:lvl w:ilvl="0" w:tplc="0409000F">
+      <w:start w:val="1"/>
+      <w:numFmt w:val="decimal"/>
+      <w:lvlText w:val="%1."/>
+      <w:lvlJc w:val="left"/>
+      <w:pPr>
+        <w:ind w:left="720" w:hanging="360"/>
+      </w:pPr>
+    </w:lvl>
+    <w:lvl w:ilvl="1" w:tplc="04090019" w:tentative="1">
+      <w:start w:val="1"/>
+      <w:numFmt w:val="lowerLetter"/>
+      <w:lvlText w:val="%2."/>
+      <w:lvlJc w:val="left"/>
+      <w:pPr>
+        <w:ind w:left="1440" w:hanging="360"/>
+      </w:pPr>
+    </w:lvl>
+    <w:lvl w:ilvl="2" w:tplc="0409001B" w:tentative="1">
+      <w:start w:val="1"/>
+      <w:numFmt w:val="lowerRoman"/>
+      <w:lvlText w:val="%3."/>
+      <w:lvlJc w:val="right"/>
+      <w:pPr>
+        <w:ind w:left="2160" w:hanging="180"/>
+      </w:pPr>
+    </w:lvl>
+    <w:lvl w:ilvl="3" w:tplc="0409000F" w:tentative="1">
+      <w:start w:val="1"/>
+      <w:numFmt w:val="decimal"/>
+      <w:lvlText w:val="%4."/>
+      <w:lvlJc w:val="left"/>
+      <w:pPr>
+        <w:ind w:left="2880" w:hanging="360"/>
+      </w:pPr>
+    </w:lvl>
+    <w:lvl w:ilvl="4" w:tplc="04090019" w:tentative="1">
+      <w:start w:val="1"/>
+      <w:numFmt w:val="lowerLetter"/>
+      <w:lvlText w:val="%5."/>
+      <w:lvlJc w:val="left"/>
+      <w:pPr>
+        <w:ind w:left="3600" w:hanging="360"/>
+      </w:pPr>
+    </w:lvl>
+    <w:lvl w:ilvl="5" w:tplc="0409001B" w:tentative="1">
+      <w:start w:val="1"/>
+      <w:numFmt w:val="lowerRoman"/>
+      <w:lvlText w:val="%6."/>
+      <w:lvlJc w:val="right"/>
+      <w:pPr>
+        <w:ind w:left="4320" w:hanging="180"/>
+      </w:pPr>
+    </w:lvl>
+    <w:lvl w:ilvl="6" w:tplc="0409000F" w:tentative="1">
+      <w:start w:val="1"/>
+      <w:numFmt w:val="decimal"/>
+      <w:lvlText w:val="%7."/>
+      <w:lvlJc w:val="left"/>
+      <w:pPr>
+        <w:ind w:left="5040" w:hanging="360"/>
+      </w:pPr>
+    </w:lvl>
+    <w:lvl w:ilvl="7" w:tplc="04090019" w:tentative="1">
+      <w:start w:val="1"/>
+      <w:numFmt w:val="lowerLetter"/>
+      <w:lvlText w:val="%8."/>
+      <w:lvlJc w:val="left"/>
+      <w:pPr>
+        <w:ind w:left="5760" w:hanging="360"/>
+      </w:pPr>
+    </w:lvl>
+    <w:lvl w:ilvl="8" w:tplc="0409001B" w:tentative="1">
+      <w:start w:val="1"/>
+      <w:numFmt w:val="lowerRoman"/>
+      <w:lvlText w:val="%9."/>
+      <w:lvlJc w:val="right"/>
+      <w:pPr>
+        <w:ind w:left="6480" w:hanging="180"/>
+      </w:pPr>
+    </w:lvl>
+  </w:abstractNum>
+  <w:abstractNum w:abstractNumId="14" w15:restartNumberingAfterBreak="0">
+    <w:nsid w:val="426D0518"/>
+    <w:multiLevelType w:val="hybridMultilevel"/>
+    <w:tmpl w:val="25243C68"/>
+    <w:lvl w:ilvl="0" w:tplc="0409000F">
+      <w:start w:val="1"/>
+      <w:numFmt w:val="decimal"/>
+      <w:lvlText w:val="%1."/>
+      <w:lvlJc w:val="left"/>
+      <w:pPr>
+        <w:ind w:left="720" w:hanging="360"/>
+      </w:pPr>
+    </w:lvl>
+    <w:lvl w:ilvl="1" w:tplc="04090019" w:tentative="1">
+      <w:start w:val="1"/>
+      <w:numFmt w:val="lowerLetter"/>
+      <w:lvlText w:val="%2."/>
+      <w:lvlJc w:val="left"/>
+      <w:pPr>
+        <w:ind w:left="1440" w:hanging="360"/>
+      </w:pPr>
+    </w:lvl>
+    <w:lvl w:ilvl="2" w:tplc="0409001B" w:tentative="1">
+      <w:start w:val="1"/>
+      <w:numFmt w:val="lowerRoman"/>
+      <w:lvlText w:val="%3."/>
+      <w:lvlJc w:val="right"/>
+      <w:pPr>
+        <w:ind w:left="2160" w:hanging="180"/>
+      </w:pPr>
+    </w:lvl>
+    <w:lvl w:ilvl="3" w:tplc="0409000F" w:tentative="1">
+      <w:start w:val="1"/>
+      <w:numFmt w:val="decimal"/>
+      <w:lvlText w:val="%4."/>
+      <w:lvlJc w:val="left"/>
+      <w:pPr>
+        <w:ind w:left="2880" w:hanging="360"/>
+      </w:pPr>
+    </w:lvl>
+    <w:lvl w:ilvl="4" w:tplc="04090019" w:tentative="1">
+      <w:start w:val="1"/>
+      <w:numFmt w:val="lowerLetter"/>
+      <w:lvlText w:val="%5."/>
+      <w:lvlJc w:val="left"/>
+      <w:pPr>
+        <w:ind w:left="3600" w:hanging="360"/>
+      </w:pPr>
+    </w:lvl>
+    <w:lvl w:ilvl="5" w:tplc="0409001B" w:tentative="1">
+      <w:start w:val="1"/>
+      <w:numFmt w:val="lowerRoman"/>
+      <w:lvlText w:val="%6."/>
+      <w:lvlJc w:val="right"/>
+      <w:pPr>
+        <w:ind w:left="4320" w:hanging="180"/>
+      </w:pPr>
+    </w:lvl>
+    <w:lvl w:ilvl="6" w:tplc="0409000F" w:tentative="1">
+      <w:start w:val="1"/>
+      <w:numFmt w:val="decimal"/>
+      <w:lvlText w:val="%7."/>
+      <w:lvlJc w:val="left"/>
+      <w:pPr>
+        <w:ind w:left="5040" w:hanging="360"/>
+      </w:pPr>
+    </w:lvl>
+    <w:lvl w:ilvl="7" w:tplc="04090019" w:tentative="1">
+      <w:start w:val="1"/>
+      <w:numFmt w:val="lowerLetter"/>
+      <w:lvlText w:val="%8."/>
+      <w:lvlJc w:val="left"/>
+      <w:pPr>
+        <w:ind w:left="5760" w:hanging="360"/>
+      </w:pPr>
+    </w:lvl>
+    <w:lvl w:ilvl="8" w:tplc="0409001B" w:tentative="1">
+      <w:start w:val="1"/>
+      <w:numFmt w:val="lowerRoman"/>
+      <w:lvlText w:val="%9."/>
+      <w:lvlJc w:val="right"/>
+      <w:pPr>
+        <w:ind w:left="6480" w:hanging="180"/>
+      </w:pPr>
+    </w:lvl>
+  </w:abstractNum>
+  <w:abstractNum w:abstractNumId="15" w15:restartNumberingAfterBreak="0">
+    <w:nsid w:val="43DF7E53"/>
+    <w:multiLevelType w:val="hybridMultilevel"/>
+    <w:tmpl w:val="33606338"/>
+    <w:lvl w:ilvl="0" w:tplc="0409000F">
+      <w:start w:val="1"/>
+      <w:numFmt w:val="decimal"/>
+      <w:lvlText w:val="%1."/>
+      <w:lvlJc w:val="left"/>
+      <w:pPr>
+        <w:ind w:left="720" w:hanging="360"/>
+      </w:pPr>
+    </w:lvl>
+    <w:lvl w:ilvl="1" w:tplc="04090019" w:tentative="1">
+      <w:start w:val="1"/>
+      <w:numFmt w:val="lowerLetter"/>
+      <w:lvlText w:val="%2."/>
+      <w:lvlJc w:val="left"/>
+      <w:pPr>
+        <w:ind w:left="1440" w:hanging="360"/>
+      </w:pPr>
+    </w:lvl>
+    <w:lvl w:ilvl="2" w:tplc="0409001B" w:tentative="1">
+      <w:start w:val="1"/>
+      <w:numFmt w:val="lowerRoman"/>
+      <w:lvlText w:val="%3."/>
+      <w:lvlJc w:val="right"/>
+      <w:pPr>
+        <w:ind w:left="2160" w:hanging="180"/>
+      </w:pPr>
+    </w:lvl>
+    <w:lvl w:ilvl="3" w:tplc="0409000F" w:tentative="1">
+      <w:start w:val="1"/>
+      <w:numFmt w:val="decimal"/>
+      <w:lvlText w:val="%4."/>
+      <w:lvlJc w:val="left"/>
+      <w:pPr>
+        <w:ind w:left="2880" w:hanging="360"/>
+      </w:pPr>
+    </w:lvl>
+    <w:lvl w:ilvl="4" w:tplc="04090019" w:tentative="1">
+      <w:start w:val="1"/>
+      <w:numFmt w:val="lowerLetter"/>
+      <w:lvlText w:val="%5."/>
+      <w:lvlJc w:val="left"/>
+      <w:pPr>
+        <w:ind w:left="3600" w:hanging="360"/>
+      </w:pPr>
+    </w:lvl>
+    <w:lvl w:ilvl="5" w:tplc="0409001B" w:tentative="1">
+      <w:start w:val="1"/>
+      <w:numFmt w:val="lowerRoman"/>
+      <w:lvlText w:val="%6."/>
+      <w:lvlJc w:val="right"/>
+      <w:pPr>
+        <w:ind w:left="4320" w:hanging="180"/>
+      </w:pPr>
+    </w:lvl>
+    <w:lvl w:ilvl="6" w:tplc="0409000F" w:tentative="1">
+      <w:start w:val="1"/>
+      <w:numFmt w:val="decimal"/>
+      <w:lvlText w:val="%7."/>
+      <w:lvlJc w:val="left"/>
+      <w:pPr>
+        <w:ind w:left="5040" w:hanging="360"/>
+      </w:pPr>
+    </w:lvl>
+    <w:lvl w:ilvl="7" w:tplc="04090019" w:tentative="1">
+      <w:start w:val="1"/>
+      <w:numFmt w:val="lowerLetter"/>
+      <w:lvlText w:val="%8."/>
+      <w:lvlJc w:val="left"/>
+      <w:pPr>
+        <w:ind w:left="5760" w:hanging="360"/>
+      </w:pPr>
+    </w:lvl>
+    <w:lvl w:ilvl="8" w:tplc="0409001B" w:tentative="1">
+      <w:start w:val="1"/>
+      <w:numFmt w:val="lowerRoman"/>
+      <w:lvlText w:val="%9."/>
+      <w:lvlJc w:val="right"/>
+      <w:pPr>
+        <w:ind w:left="6480" w:hanging="180"/>
+      </w:pPr>
+    </w:lvl>
+  </w:abstractNum>
+  <w:abstractNum w:abstractNumId="16" w15:restartNumberingAfterBreak="0">
+    <w:nsid w:val="4DCE2975"/>
+    <w:multiLevelType w:val="hybridMultilevel"/>
+    <w:tmpl w:val="568A40A4"/>
+    <w:lvl w:ilvl="0" w:tplc="0409000F">
+      <w:start w:val="1"/>
+      <w:numFmt w:val="decimal"/>
+      <w:lvlText w:val="%1."/>
+      <w:lvlJc w:val="left"/>
+      <w:pPr>
+        <w:ind w:left="720" w:hanging="360"/>
+      </w:pPr>
+    </w:lvl>
+    <w:lvl w:ilvl="1" w:tplc="04090019" w:tentative="1">
+      <w:start w:val="1"/>
+      <w:numFmt w:val="lowerLetter"/>
+      <w:lvlText w:val="%2."/>
+      <w:lvlJc w:val="left"/>
+      <w:pPr>
+        <w:ind w:left="1440" w:hanging="360"/>
+      </w:pPr>
+    </w:lvl>
+    <w:lvl w:ilvl="2" w:tplc="0409001B" w:tentative="1">
+      <w:start w:val="1"/>
+      <w:numFmt w:val="lowerRoman"/>
+      <w:lvlText w:val="%3."/>
+      <w:lvlJc w:val="right"/>
+      <w:pPr>
+        <w:ind w:left="2160" w:hanging="180"/>
+      </w:pPr>
+    </w:lvl>
+    <w:lvl w:ilvl="3" w:tplc="0409000F" w:tentative="1">
+      <w:start w:val="1"/>
+      <w:numFmt w:val="decimal"/>
+      <w:lvlText w:val="%4."/>
+      <w:lvlJc w:val="left"/>
+      <w:pPr>
+        <w:ind w:left="2880" w:hanging="360"/>
+      </w:pPr>
+    </w:lvl>
+    <w:lvl w:ilvl="4" w:tplc="04090019" w:tentative="1">
+      <w:start w:val="1"/>
+      <w:numFmt w:val="lowerLetter"/>
+      <w:lvlText w:val="%5."/>
+      <w:lvlJc w:val="left"/>
+      <w:pPr>
+        <w:ind w:left="3600" w:hanging="360"/>
+      </w:pPr>
+    </w:lvl>
+    <w:lvl w:ilvl="5" w:tplc="0409001B" w:tentative="1">
+      <w:start w:val="1"/>
+      <w:numFmt w:val="lowerRoman"/>
+      <w:lvlText w:val="%6."/>
+      <w:lvlJc w:val="right"/>
+      <w:pPr>
+        <w:ind w:left="4320" w:hanging="180"/>
+      </w:pPr>
+    </w:lvl>
+    <w:lvl w:ilvl="6" w:tplc="0409000F" w:tentative="1">
+      <w:start w:val="1"/>
+      <w:numFmt w:val="decimal"/>
+      <w:lvlText w:val="%7."/>
+      <w:lvlJc w:val="left"/>
+      <w:pPr>
+        <w:ind w:left="5040" w:hanging="360"/>
+      </w:pPr>
+    </w:lvl>
+    <w:lvl w:ilvl="7" w:tplc="04090019" w:tentative="1">
+      <w:start w:val="1"/>
+      <w:numFmt w:val="lowerLetter"/>
+      <w:lvlText w:val="%8."/>
+      <w:lvlJc w:val="left"/>
+      <w:pPr>
+        <w:ind w:left="5760" w:hanging="360"/>
+      </w:pPr>
+    </w:lvl>
+    <w:lvl w:ilvl="8" w:tplc="0409001B" w:tentative="1">
+      <w:start w:val="1"/>
+      <w:numFmt w:val="lowerRoman"/>
+      <w:lvlText w:val="%9."/>
+      <w:lvlJc w:val="right"/>
+      <w:pPr>
+        <w:ind w:left="6480" w:hanging="180"/>
+      </w:pPr>
+    </w:lvl>
+  </w:abstractNum>
+  <w:abstractNum w:abstractNumId="17" w15:restartNumberingAfterBreak="0">
+    <w:nsid w:val="53AC2EA6"/>
+    <w:multiLevelType w:val="hybridMultilevel"/>
+    <w:tmpl w:val="B3148A82"/>
+    <w:lvl w:ilvl="0" w:tplc="0409000F">
+      <w:start w:val="1"/>
+      <w:numFmt w:val="decimal"/>
+      <w:lvlText w:val="%1."/>
+      <w:lvlJc w:val="left"/>
+      <w:pPr>
+        <w:ind w:left="720" w:hanging="360"/>
+      </w:pPr>
+    </w:lvl>
+    <w:lvl w:ilvl="1" w:tplc="04090019" w:tentative="1">
+      <w:start w:val="1"/>
+      <w:numFmt w:val="lowerLetter"/>
+      <w:lvlText w:val="%2."/>
+      <w:lvlJc w:val="left"/>
+      <w:pPr>
+        <w:ind w:left="1440" w:hanging="360"/>
+      </w:pPr>
+    </w:lvl>
+    <w:lvl w:ilvl="2" w:tplc="0409001B" w:tentative="1">
+      <w:start w:val="1"/>
+      <w:numFmt w:val="lowerRoman"/>
+      <w:lvlText w:val="%3."/>
+      <w:lvlJc w:val="right"/>
+      <w:pPr>
+        <w:ind w:left="2160" w:hanging="180"/>
+      </w:pPr>
+    </w:lvl>
+    <w:lvl w:ilvl="3" w:tplc="0409000F" w:tentative="1">
+      <w:start w:val="1"/>
+      <w:numFmt w:val="decimal"/>
+      <w:lvlText w:val="%4."/>
+      <w:lvlJc w:val="left"/>
+      <w:pPr>
+        <w:ind w:left="2880" w:hanging="360"/>
+      </w:pPr>
+    </w:lvl>
+    <w:lvl w:ilvl="4" w:tplc="04090019" w:tentative="1">
+      <w:start w:val="1"/>
+      <w:numFmt w:val="lowerLetter"/>
+      <w:lvlText w:val="%5."/>
+      <w:lvlJc w:val="left"/>
+      <w:pPr>
+        <w:ind w:left="3600" w:hanging="360"/>
+      </w:pPr>
+    </w:lvl>
+    <w:lvl w:ilvl="5" w:tplc="0409001B" w:tentative="1">
+      <w:start w:val="1"/>
+      <w:numFmt w:val="lowerRoman"/>
+      <w:lvlText w:val="%6."/>
+      <w:lvlJc w:val="right"/>
+      <w:pPr>
+        <w:ind w:left="4320" w:hanging="180"/>
+      </w:pPr>
+    </w:lvl>
+    <w:lvl w:ilvl="6" w:tplc="0409000F" w:tentative="1">
+      <w:start w:val="1"/>
+      <w:numFmt w:val="decimal"/>
+      <w:lvlText w:val="%7."/>
+      <w:lvlJc w:val="left"/>
+      <w:pPr>
+        <w:ind w:left="5040" w:hanging="360"/>
+      </w:pPr>
+    </w:lvl>
+    <w:lvl w:ilvl="7" w:tplc="04090019" w:tentative="1">
+      <w:start w:val="1"/>
+      <w:numFmt w:val="lowerLetter"/>
+      <w:lvlText w:val="%8."/>
+      <w:lvlJc w:val="left"/>
+      <w:pPr>
+        <w:ind w:left="5760" w:hanging="360"/>
+      </w:pPr>
+    </w:lvl>
+    <w:lvl w:ilvl="8" w:tplc="0409001B" w:tentative="1">
+      <w:start w:val="1"/>
+      <w:numFmt w:val="lowerRoman"/>
+      <w:lvlText w:val="%9."/>
+      <w:lvlJc w:val="right"/>
+      <w:pPr>
+        <w:ind w:left="6480" w:hanging="180"/>
+      </w:pPr>
+    </w:lvl>
+  </w:abstractNum>
+  <w:abstractNum w:abstractNumId="18" w15:restartNumberingAfterBreak="0">
+    <w:nsid w:val="56262AA9"/>
+    <w:multiLevelType w:val="hybridMultilevel"/>
+    <w:tmpl w:val="7D6AEE54"/>
+    <w:lvl w:ilvl="0" w:tplc="0409000F">
+      <w:start w:val="1"/>
+      <w:numFmt w:val="decimal"/>
+      <w:lvlText w:val="%1."/>
+      <w:lvlJc w:val="left"/>
+      <w:pPr>
+        <w:ind w:left="720" w:hanging="360"/>
+      </w:pPr>
+    </w:lvl>
+    <w:lvl w:ilvl="1" w:tplc="04090019" w:tentative="1">
+      <w:start w:val="1"/>
+      <w:numFmt w:val="lowerLetter"/>
+      <w:lvlText w:val="%2."/>
+      <w:lvlJc w:val="left"/>
+      <w:pPr>
+        <w:ind w:left="1440" w:hanging="360"/>
+      </w:pPr>
+    </w:lvl>
+    <w:lvl w:ilvl="2" w:tplc="0409001B" w:tentative="1">
+      <w:start w:val="1"/>
+      <w:numFmt w:val="lowerRoman"/>
+      <w:lvlText w:val="%3."/>
+      <w:lvlJc w:val="right"/>
+      <w:pPr>
+        <w:ind w:left="2160" w:hanging="180"/>
+      </w:pPr>
+    </w:lvl>
+    <w:lvl w:ilvl="3" w:tplc="0409000F" w:tentative="1">
+      <w:start w:val="1"/>
+      <w:numFmt w:val="decimal"/>
+      <w:lvlText w:val="%4."/>
+      <w:lvlJc w:val="left"/>
+      <w:pPr>
+        <w:ind w:left="2880" w:hanging="360"/>
+      </w:pPr>
+    </w:lvl>
+    <w:lvl w:ilvl="4" w:tplc="04090019" w:tentative="1">
+      <w:start w:val="1"/>
+      <w:numFmt w:val="lowerLetter"/>
+      <w:lvlText w:val="%5."/>
+      <w:lvlJc w:val="left"/>
+      <w:pPr>
+        <w:ind w:left="3600" w:hanging="360"/>
+      </w:pPr>
+    </w:lvl>
+    <w:lvl w:ilvl="5" w:tplc="0409001B" w:tentative="1">
+      <w:start w:val="1"/>
+      <w:numFmt w:val="lowerRoman"/>
+      <w:lvlText w:val="%6."/>
+      <w:lvlJc w:val="right"/>
+      <w:pPr>
+        <w:ind w:left="4320" w:hanging="180"/>
+      </w:pPr>
+    </w:lvl>
+    <w:lvl w:ilvl="6" w:tplc="0409000F" w:tentative="1">
+      <w:start w:val="1"/>
+      <w:numFmt w:val="decimal"/>
+      <w:lvlText w:val="%7."/>
+      <w:lvlJc w:val="left"/>
+      <w:pPr>
+        <w:ind w:left="5040" w:hanging="360"/>
+      </w:pPr>
+    </w:lvl>
+    <w:lvl w:ilvl="7" w:tplc="04090019" w:tentative="1">
+      <w:start w:val="1"/>
+      <w:numFmt w:val="lowerLetter"/>
+      <w:lvlText w:val="%8."/>
+      <w:lvlJc w:val="left"/>
+      <w:pPr>
+        <w:ind w:left="5760" w:hanging="360"/>
+      </w:pPr>
+    </w:lvl>
+    <w:lvl w:ilvl="8" w:tplc="0409001B" w:tentative="1">
+      <w:start w:val="1"/>
+      <w:numFmt w:val="lowerRoman"/>
+      <w:lvlText w:val="%9."/>
+      <w:lvlJc w:val="right"/>
+      <w:pPr>
+        <w:ind w:left="6480" w:hanging="180"/>
+      </w:pPr>
+    </w:lvl>
+  </w:abstractNum>
+  <w:abstractNum w:abstractNumId="19" w15:restartNumberingAfterBreak="0">
+    <w:nsid w:val="62A4011B"/>
+    <w:multiLevelType w:val="hybridMultilevel"/>
+    <w:tmpl w:val="5152447C"/>
+    <w:lvl w:ilvl="0" w:tplc="0409000F">
+      <w:start w:val="1"/>
+      <w:numFmt w:val="decimal"/>
+      <w:lvlText w:val="%1."/>
+      <w:lvlJc w:val="left"/>
+      <w:pPr>
+        <w:ind w:left="720" w:hanging="360"/>
+      </w:pPr>
+    </w:lvl>
+    <w:lvl w:ilvl="1" w:tplc="04090019" w:tentative="1">
+      <w:start w:val="1"/>
+      <w:numFmt w:val="lowerLetter"/>
+      <w:lvlText w:val="%2."/>
+      <w:lvlJc w:val="left"/>
+      <w:pPr>
+        <w:ind w:left="1440" w:hanging="360"/>
+      </w:pPr>
+    </w:lvl>
+    <w:lvl w:ilvl="2" w:tplc="0409001B" w:tentative="1">
+      <w:start w:val="1"/>
+      <w:numFmt w:val="lowerRoman"/>
+      <w:lvlText w:val="%3."/>
+      <w:lvlJc w:val="right"/>
+      <w:pPr>
+        <w:ind w:left="2160" w:hanging="180"/>
+      </w:pPr>
+    </w:lvl>
+    <w:lvl w:ilvl="3" w:tplc="0409000F" w:tentative="1">
+      <w:start w:val="1"/>
+      <w:numFmt w:val="decimal"/>
+      <w:lvlText w:val="%4."/>
+      <w:lvlJc w:val="left"/>
+      <w:pPr>
+        <w:ind w:left="2880" w:hanging="360"/>
+      </w:pPr>
+    </w:lvl>
+    <w:lvl w:ilvl="4" w:tplc="04090019" w:tentative="1">
+      <w:start w:val="1"/>
+      <w:numFmt w:val="lowerLetter"/>
+      <w:lvlText w:val="%5."/>
+      <w:lvlJc w:val="left"/>
+      <w:pPr>
+        <w:ind w:left="3600" w:hanging="360"/>
+      </w:pPr>
+    </w:lvl>
+    <w:lvl w:ilvl="5" w:tplc="0409001B" w:tentative="1">
+      <w:start w:val="1"/>
+      <w:numFmt w:val="lowerRoman"/>
+      <w:lvlText w:val="%6."/>
+      <w:lvlJc w:val="right"/>
+      <w:pPr>
+        <w:ind w:left="4320" w:hanging="180"/>
+      </w:pPr>
+    </w:lvl>
+    <w:lvl w:ilvl="6" w:tplc="0409000F" w:tentative="1">
+      <w:start w:val="1"/>
+      <w:numFmt w:val="decimal"/>
+      <w:lvlText w:val="%7."/>
+      <w:lvlJc w:val="left"/>
+      <w:pPr>
+        <w:ind w:left="5040" w:hanging="360"/>
+      </w:pPr>
+    </w:lvl>
+    <w:lvl w:ilvl="7" w:tplc="04090019" w:tentative="1">
+      <w:start w:val="1"/>
+      <w:numFmt w:val="lowerLetter"/>
+      <w:lvlText w:val="%8."/>
+      <w:lvlJc w:val="left"/>
+      <w:pPr>
+        <w:ind w:left="5760" w:hanging="360"/>
+      </w:pPr>
+    </w:lvl>
+    <w:lvl w:ilvl="8" w:tplc="0409001B" w:tentative="1">
+      <w:start w:val="1"/>
+      <w:numFmt w:val="lowerRoman"/>
+      <w:lvlText w:val="%9."/>
+      <w:lvlJc w:val="right"/>
+      <w:pPr>
+        <w:ind w:left="6480" w:hanging="180"/>
+      </w:pPr>
+    </w:lvl>
+  </w:abstractNum>
+  <w:abstractNum w:abstractNumId="20" w15:restartNumberingAfterBreak="0">
+    <w:nsid w:val="63197241"/>
+    <w:multiLevelType w:val="hybridMultilevel"/>
+    <w:tmpl w:val="D2827142"/>
+    <w:lvl w:ilvl="0" w:tplc="0409000F">
+      <w:start w:val="1"/>
+      <w:numFmt w:val="decimal"/>
+      <w:lvlText w:val="%1."/>
+      <w:lvlJc w:val="left"/>
+      <w:pPr>
+        <w:ind w:left="720" w:hanging="360"/>
+      </w:pPr>
+    </w:lvl>
+    <w:lvl w:ilvl="1" w:tplc="04090019" w:tentative="1">
+      <w:start w:val="1"/>
+      <w:numFmt w:val="lowerLetter"/>
+      <w:lvlText w:val="%2."/>
+      <w:lvlJc w:val="left"/>
+      <w:pPr>
+        <w:ind w:left="1440" w:hanging="360"/>
+      </w:pPr>
+    </w:lvl>
+    <w:lvl w:ilvl="2" w:tplc="0409001B" w:tentative="1">
+      <w:start w:val="1"/>
+      <w:numFmt w:val="lowerRoman"/>
+      <w:lvlText w:val="%3."/>
+      <w:lvlJc w:val="right"/>
+      <w:pPr>
+        <w:ind w:left="2160" w:hanging="180"/>
+      </w:pPr>
+    </w:lvl>
+    <w:lvl w:ilvl="3" w:tplc="0409000F" w:tentative="1">
+      <w:start w:val="1"/>
+      <w:numFmt w:val="decimal"/>
+      <w:lvlText w:val="%4."/>
+      <w:lvlJc w:val="left"/>
+      <w:pPr>
+        <w:ind w:left="2880" w:hanging="360"/>
+      </w:pPr>
+    </w:lvl>
+    <w:lvl w:ilvl="4" w:tplc="04090019" w:tentative="1">
+      <w:start w:val="1"/>
+      <w:numFmt w:val="lowerLetter"/>
+      <w:lvlText w:val="%5."/>
+      <w:lvlJc w:val="left"/>
+      <w:pPr>
+        <w:ind w:left="3600" w:hanging="360"/>
+      </w:pPr>
+    </w:lvl>
+    <w:lvl w:ilvl="5" w:tplc="0409001B" w:tentative="1">
+      <w:start w:val="1"/>
+      <w:numFmt w:val="lowerRoman"/>
+      <w:lvlText w:val="%6."/>
+      <w:lvlJc w:val="right"/>
+      <w:pPr>
+        <w:ind w:left="4320" w:hanging="180"/>
+      </w:pPr>
+    </w:lvl>
+    <w:lvl w:ilvl="6" w:tplc="0409000F" w:tentative="1">
+      <w:start w:val="1"/>
+      <w:numFmt w:val="decimal"/>
+      <w:lvlText w:val="%7."/>
+      <w:lvlJc w:val="left"/>
+      <w:pPr>
+        <w:ind w:left="5040" w:hanging="360"/>
+      </w:pPr>
+    </w:lvl>
+    <w:lvl w:ilvl="7" w:tplc="04090019" w:tentative="1">
+      <w:start w:val="1"/>
+      <w:numFmt w:val="lowerLetter"/>
+      <w:lvlText w:val="%8."/>
+      <w:lvlJc w:val="left"/>
+      <w:pPr>
+        <w:ind w:left="5760" w:hanging="360"/>
+      </w:pPr>
+    </w:lvl>
+    <w:lvl w:ilvl="8" w:tplc="0409001B" w:tentative="1">
+      <w:start w:val="1"/>
+      <w:numFmt w:val="lowerRoman"/>
+      <w:lvlText w:val="%9."/>
+      <w:lvlJc w:val="right"/>
+      <w:pPr>
+        <w:ind w:left="6480" w:hanging="180"/>
+      </w:pPr>
+    </w:lvl>
+  </w:abstractNum>
+  <w:abstractNum w:abstractNumId="21" w15:restartNumberingAfterBreak="0">
+    <w:nsid w:val="661C134D"/>
+    <w:multiLevelType w:val="hybridMultilevel"/>
+    <w:tmpl w:val="48541262"/>
+    <w:lvl w:ilvl="0" w:tplc="0409000F">
+      <w:start w:val="1"/>
+      <w:numFmt w:val="decimal"/>
+      <w:lvlText w:val="%1."/>
+      <w:lvlJc w:val="left"/>
+      <w:pPr>
+        <w:ind w:left="720" w:hanging="360"/>
+      </w:pPr>
+    </w:lvl>
+    <w:lvl w:ilvl="1" w:tplc="04090019" w:tentative="1">
+      <w:start w:val="1"/>
+      <w:numFmt w:val="lowerLetter"/>
+      <w:lvlText w:val="%2."/>
+      <w:lvlJc w:val="left"/>
+      <w:pPr>
+        <w:ind w:left="1440" w:hanging="360"/>
+      </w:pPr>
+    </w:lvl>
+    <w:lvl w:ilvl="2" w:tplc="0409001B" w:tentative="1">
+      <w:start w:val="1"/>
+      <w:numFmt w:val="lowerRoman"/>
+      <w:lvlText w:val="%3."/>
+      <w:lvlJc w:val="right"/>
+      <w:pPr>
+        <w:ind w:left="2160" w:hanging="180"/>
+      </w:pPr>
+    </w:lvl>
+    <w:lvl w:ilvl="3" w:tplc="0409000F" w:tentative="1">
+      <w:start w:val="1"/>
+      <w:numFmt w:val="decimal"/>
+      <w:lvlText w:val="%4."/>
+      <w:lvlJc w:val="left"/>
+      <w:pPr>
+        <w:ind w:left="2880" w:hanging="360"/>
+      </w:pPr>
+    </w:lvl>
+    <w:lvl w:ilvl="4" w:tplc="04090019" w:tentative="1">
+      <w:start w:val="1"/>
+      <w:numFmt w:val="lowerLetter"/>
+      <w:lvlText w:val="%5."/>
+      <w:lvlJc w:val="left"/>
+      <w:pPr>
+        <w:ind w:left="3600" w:hanging="360"/>
+      </w:pPr>
+    </w:lvl>
+    <w:lvl w:ilvl="5" w:tplc="0409001B" w:tentative="1">
+      <w:start w:val="1"/>
+      <w:numFmt w:val="lowerRoman"/>
+      <w:lvlText w:val="%6."/>
+      <w:lvlJc w:val="right"/>
+      <w:pPr>
+        <w:ind w:left="4320" w:hanging="180"/>
+      </w:pPr>
+    </w:lvl>
+    <w:lvl w:ilvl="6" w:tplc="0409000F" w:tentative="1">
+      <w:start w:val="1"/>
+      <w:numFmt w:val="decimal"/>
+      <w:lvlText w:val="%7."/>
+      <w:lvlJc w:val="left"/>
+      <w:pPr>
+        <w:ind w:left="5040" w:hanging="360"/>
+      </w:pPr>
+    </w:lvl>
+    <w:lvl w:ilvl="7" w:tplc="04090019" w:tentative="1">
+      <w:start w:val="1"/>
+      <w:numFmt w:val="lowerLetter"/>
+      <w:lvlText w:val="%8."/>
+      <w:lvlJc w:val="left"/>
+      <w:pPr>
+        <w:ind w:left="5760" w:hanging="360"/>
+      </w:pPr>
+    </w:lvl>
+    <w:lvl w:ilvl="8" w:tplc="0409001B" w:tentative="1">
+      <w:start w:val="1"/>
+      <w:numFmt w:val="lowerRoman"/>
+      <w:lvlText w:val="%9."/>
+      <w:lvlJc w:val="right"/>
+      <w:pPr>
+        <w:ind w:left="6480" w:hanging="180"/>
+      </w:pPr>
+    </w:lvl>
+  </w:abstractNum>
+  <w:abstractNum w:abstractNumId="22" w15:restartNumberingAfterBreak="0">
+    <w:nsid w:val="745A64CF"/>
+    <w:multiLevelType w:val="hybridMultilevel"/>
+    <w:tmpl w:val="2AE02C8E"/>
+    <w:lvl w:ilvl="0" w:tplc="0409000F">
+      <w:start w:val="1"/>
+      <w:numFmt w:val="decimal"/>
+      <w:lvlText w:val="%1."/>
+      <w:lvlJc w:val="left"/>
+      <w:pPr>
+        <w:ind w:left="720" w:hanging="360"/>
+      </w:pPr>
+    </w:lvl>
+    <w:lvl w:ilvl="1" w:tplc="04090019" w:tentative="1">
+      <w:start w:val="1"/>
+      <w:numFmt w:val="lowerLetter"/>
+      <w:lvlText w:val="%2."/>
+      <w:lvlJc w:val="left"/>
+      <w:pPr>
+        <w:ind w:left="1440" w:hanging="360"/>
+      </w:pPr>
+    </w:lvl>
+    <w:lvl w:ilvl="2" w:tplc="0409001B" w:tentative="1">
+      <w:start w:val="1"/>
+      <w:numFmt w:val="lowerRoman"/>
+      <w:lvlText w:val="%3."/>
+      <w:lvlJc w:val="right"/>
+      <w:pPr>
+        <w:ind w:left="2160" w:hanging="180"/>
+      </w:pPr>
+    </w:lvl>
+    <w:lvl w:ilvl="3" w:tplc="0409000F" w:tentative="1">
+      <w:start w:val="1"/>
+      <w:numFmt w:val="decimal"/>
+      <w:lvlText w:val="%4."/>
+      <w:lvlJc w:val="left"/>
+      <w:pPr>
+        <w:ind w:left="2880" w:hanging="360"/>
+      </w:pPr>
+    </w:lvl>
+    <w:lvl w:ilvl="4" w:tplc="04090019" w:tentative="1">
+      <w:start w:val="1"/>
+      <w:numFmt w:val="lowerLetter"/>
+      <w:lvlText w:val="%5."/>
+      <w:lvlJc w:val="left"/>
+      <w:pPr>
+        <w:ind w:left="3600" w:hanging="360"/>
+      </w:pPr>
+    </w:lvl>
+    <w:lvl w:ilvl="5" w:tplc="0409001B" w:tentative="1">
+      <w:start w:val="1"/>
+      <w:numFmt w:val="lowerRoman"/>
+      <w:lvlText w:val="%6."/>
+      <w:lvlJc w:val="right"/>
+      <w:pPr>
+        <w:ind w:left="4320" w:hanging="180"/>
+      </w:pPr>
+    </w:lvl>
+    <w:lvl w:ilvl="6" w:tplc="0409000F" w:tentative="1">
+      <w:start w:val="1"/>
+      <w:numFmt w:val="decimal"/>
+      <w:lvlText w:val="%7."/>
+      <w:lvlJc w:val="left"/>
+      <w:pPr>
+        <w:ind w:left="5040" w:hanging="360"/>
+      </w:pPr>
+    </w:lvl>
+    <w:lvl w:ilvl="7" w:tplc="04090019" w:tentative="1">
+      <w:start w:val="1"/>
+      <w:numFmt w:val="lowerLetter"/>
+      <w:lvlText w:val="%8."/>
+      <w:lvlJc w:val="left"/>
+      <w:pPr>
+        <w:ind w:left="5760" w:hanging="360"/>
+      </w:pPr>
+    </w:lvl>
+    <w:lvl w:ilvl="8" w:tplc="0409001B" w:tentative="1">
+      <w:start w:val="1"/>
+      <w:numFmt w:val="lowerRoman"/>
+      <w:lvlText w:val="%9."/>
+      <w:lvlJc w:val="right"/>
+      <w:pPr>
+        <w:ind w:left="6480" w:hanging="180"/>
+      </w:pPr>
+    </w:lvl>
+  </w:abstractNum>
+  <w:abstractNum w:abstractNumId="23" w15:restartNumberingAfterBreak="0">
+    <w:nsid w:val="758C4460"/>
+    <w:multiLevelType w:val="hybridMultilevel"/>
+    <w:tmpl w:val="A5AC28E2"/>
+    <w:lvl w:ilvl="0" w:tplc="0409000F">
+      <w:start w:val="1"/>
+      <w:numFmt w:val="decimal"/>
+      <w:lvlText w:val="%1."/>
+      <w:lvlJc w:val="left"/>
+      <w:pPr>
+        <w:ind w:left="720" w:hanging="360"/>
+      </w:pPr>
+    </w:lvl>
+    <w:lvl w:ilvl="1" w:tplc="04090019" w:tentative="1">
+      <w:start w:val="1"/>
+      <w:numFmt w:val="lowerLetter"/>
+      <w:lvlText w:val="%2."/>
+      <w:lvlJc w:val="left"/>
+      <w:pPr>
+        <w:ind w:left="1440" w:hanging="360"/>
+      </w:pPr>
+    </w:lvl>
+    <w:lvl w:ilvl="2" w:tplc="0409001B" w:tentative="1">
+      <w:start w:val="1"/>
+      <w:numFmt w:val="lowerRoman"/>
+      <w:lvlText w:val="%3."/>
+      <w:lvlJc w:val="right"/>
+      <w:pPr>
+        <w:ind w:left="2160" w:hanging="180"/>
+      </w:pPr>
+    </w:lvl>
+    <w:lvl w:ilvl="3" w:tplc="0409000F" w:tentative="1">
+      <w:start w:val="1"/>
+      <w:numFmt w:val="decimal"/>
+      <w:lvlText w:val="%4."/>
+      <w:lvlJc w:val="left"/>
+      <w:pPr>
+        <w:ind w:left="2880" w:hanging="360"/>
+      </w:pPr>
+    </w:lvl>
+    <w:lvl w:ilvl="4" w:tplc="04090019" w:tentative="1">
+      <w:start w:val="1"/>
+      <w:numFmt w:val="lowerLetter"/>
+      <w:lvlText w:val="%5."/>
+      <w:lvlJc w:val="left"/>
+      <w:pPr>
+        <w:ind w:left="3600" w:hanging="360"/>
+      </w:pPr>
+    </w:lvl>
+    <w:lvl w:ilvl="5" w:tplc="0409001B" w:tentative="1">
+      <w:start w:val="1"/>
+      <w:numFmt w:val="lowerRoman"/>
+      <w:lvlText w:val="%6."/>
+      <w:lvlJc w:val="right"/>
+      <w:pPr>
+        <w:ind w:left="4320" w:hanging="180"/>
+      </w:pPr>
+    </w:lvl>
+    <w:lvl w:ilvl="6" w:tplc="0409000F" w:tentative="1">
+      <w:start w:val="1"/>
+      <w:numFmt w:val="decimal"/>
+      <w:lvlText w:val="%7."/>
+      <w:lvlJc w:val="left"/>
+      <w:pPr>
+        <w:ind w:left="5040" w:hanging="360"/>
+      </w:pPr>
+    </w:lvl>
+    <w:lvl w:ilvl="7" w:tplc="04090019" w:tentative="1">
+      <w:start w:val="1"/>
+      <w:numFmt w:val="lowerLetter"/>
+      <w:lvlText w:val="%8."/>
+      <w:lvlJc w:val="left"/>
+      <w:pPr>
+        <w:ind w:left="5760" w:hanging="360"/>
+      </w:pPr>
+    </w:lvl>
+    <w:lvl w:ilvl="8" w:tplc="0409001B" w:tentative="1">
+      <w:start w:val="1"/>
+      <w:numFmt w:val="lowerRoman"/>
+      <w:lvlText w:val="%9."/>
+      <w:lvlJc w:val="right"/>
+      <w:pPr>
+        <w:ind w:left="6480" w:hanging="180"/>
+      </w:pPr>
     </w:lvl>
   </w:abstractNum>
   <w:num w:numId="1" w16cid:durableId="615797724">
@@ -3066,6 +7298,51 @@
   </w:num>
   <w:num w:numId="9" w16cid:durableId="114756291">
     <w:abstractNumId w:val="0"/>
+  </w:num>
+  <w:num w:numId="10" w16cid:durableId="1103456242">
+    <w:abstractNumId w:val="22"/>
+  </w:num>
+  <w:num w:numId="11" w16cid:durableId="1252472741">
+    <w:abstractNumId w:val="21"/>
+  </w:num>
+  <w:num w:numId="12" w16cid:durableId="402727906">
+    <w:abstractNumId w:val="17"/>
+  </w:num>
+  <w:num w:numId="13" w16cid:durableId="1376272849">
+    <w:abstractNumId w:val="15"/>
+  </w:num>
+  <w:num w:numId="14" w16cid:durableId="2110083785">
+    <w:abstractNumId w:val="14"/>
+  </w:num>
+  <w:num w:numId="15" w16cid:durableId="1936673822">
+    <w:abstractNumId w:val="19"/>
+  </w:num>
+  <w:num w:numId="16" w16cid:durableId="97649829">
+    <w:abstractNumId w:val="12"/>
+  </w:num>
+  <w:num w:numId="17" w16cid:durableId="900287446">
+    <w:abstractNumId w:val="9"/>
+  </w:num>
+  <w:num w:numId="18" w16cid:durableId="1395161942">
+    <w:abstractNumId w:val="18"/>
+  </w:num>
+  <w:num w:numId="19" w16cid:durableId="1999843912">
+    <w:abstractNumId w:val="13"/>
+  </w:num>
+  <w:num w:numId="20" w16cid:durableId="1557886271">
+    <w:abstractNumId w:val="16"/>
+  </w:num>
+  <w:num w:numId="21" w16cid:durableId="2089111756">
+    <w:abstractNumId w:val="20"/>
+  </w:num>
+  <w:num w:numId="22" w16cid:durableId="809251893">
+    <w:abstractNumId w:val="10"/>
+  </w:num>
+  <w:num w:numId="23" w16cid:durableId="795180873">
+    <w:abstractNumId w:val="23"/>
+  </w:num>
+  <w:num w:numId="24" w16cid:durableId="1924336100">
+    <w:abstractNumId w:val="11"/>
   </w:num>
 </w:numbering>
 </file>
@@ -3459,7 +7736,7 @@
   <w:style w:type="paragraph" w:default="1" w:styleId="Binhthng">
     <w:name w:val="Normal"/>
     <w:qFormat/>
-    <w:rsid w:val="00FC693F"/>
+    <w:rsid w:val="007115AB"/>
     <w:rPr>
       <w:rFonts w:ascii="Arial" w:hAnsi="Arial"/>
       <w:sz w:val="21"/>
@@ -4393,7 +8670,6 @@
     <w:basedOn w:val="u1"/>
     <w:next w:val="Binhthng"/>
     <w:uiPriority w:val="39"/>
-    <w:semiHidden/>
     <w:unhideWhenUsed/>
     <w:qFormat/>
     <w:rsid w:val="00FC693F"/>
@@ -14454,6 +18730,48 @@
         <w:shd w:val="clear" w:color="auto" w:fill="FBCAA2" w:themeFill="accent6" w:themeFillTint="7F"/>
       </w:tcPr>
     </w:tblStylePr>
+  </w:style>
+  <w:style w:type="paragraph" w:styleId="Mucluc2">
+    <w:name w:val="toc 2"/>
+    <w:basedOn w:val="Binhthng"/>
+    <w:next w:val="Binhthng"/>
+    <w:autoRedefine/>
+    <w:uiPriority w:val="39"/>
+    <w:unhideWhenUsed/>
+    <w:rsid w:val="00ED4B93"/>
+    <w:pPr>
+      <w:tabs>
+        <w:tab w:val="right" w:leader="dot" w:pos="10070"/>
+      </w:tabs>
+      <w:spacing w:after="100"/>
+      <w:ind w:left="210"/>
+    </w:pPr>
+    <w:rPr>
+      <w:noProof/>
+    </w:rPr>
+  </w:style>
+  <w:style w:type="paragraph" w:styleId="Mucluc1">
+    <w:name w:val="toc 1"/>
+    <w:basedOn w:val="Binhthng"/>
+    <w:next w:val="Binhthng"/>
+    <w:autoRedefine/>
+    <w:uiPriority w:val="39"/>
+    <w:unhideWhenUsed/>
+    <w:rsid w:val="007115AB"/>
+    <w:pPr>
+      <w:spacing w:after="100"/>
+    </w:pPr>
+  </w:style>
+  <w:style w:type="character" w:styleId="Siuktni">
+    <w:name w:val="Hyperlink"/>
+    <w:basedOn w:val="Phngmcinhcuaoanvn"/>
+    <w:uiPriority w:val="99"/>
+    <w:unhideWhenUsed/>
+    <w:rsid w:val="007115AB"/>
+    <w:rPr>
+      <w:color w:val="0000FF" w:themeColor="hyperlink"/>
+      <w:u w:val="single"/>
+    </w:rPr>
   </w:style>
 </w:styles>
 </file>
